--- a/papers/docx/Paper3_Memory_Systems.docx
+++ b/papers/docx/Paper3_Memory_Systems.docx
@@ -2,7 +2,7 @@
 <file path=word/document.xml><?xml version="1.0" encoding="utf-8"?>
 <w:document xmlns:w="http://schemas.openxmlformats.org/wordprocessingml/2006/main" xmlns:m="http://schemas.openxmlformats.org/officeDocument/2006/math" xmlns:r="http://schemas.openxmlformats.org/officeDocument/2006/relationships" xmlns:o="urn:schemas-microsoft-com:office:office" xmlns:v="urn:schemas-microsoft-com:vml" xmlns:w10="urn:schemas-microsoft-com:office:word" xmlns:a="http://schemas.openxmlformats.org/drawingml/2006/main" xmlns:pic="http://schemas.openxmlformats.org/drawingml/2006/picture" xmlns:wp="http://schemas.openxmlformats.org/drawingml/2006/wordprocessingDrawing">
   <w:body>
-    <w:bookmarkStart w:id="22" w:name="X35e4cb86a5bd73e011a5d96b57092a988b244c2"/>
+    <w:bookmarkStart w:id="28" w:name="X35e4cb86a5bd73e011a5d96b57092a988b244c2"/>
     <w:p>
       <w:pPr>
         <w:pStyle w:val="Heading1"/>
@@ -44,7 +44,7 @@
         <w:pStyle w:val="FirstParagraph"/>
       </w:pPr>
       <w:r>
-        <w:t xml:space="preserve">We describe bitcache, a layered memory architecture for autonomous AI agents that integrates staged semantic retrieval, streaming mutations, importance-weighted prioritization, and entity-relationship graph traversal. The system addresses requirements that existing vector databases do not jointly satisfy: 32x memory compression via binary quantization, continuous insert/delete without rebuilds (195K inserts/sec, O(1) delete), temporal importance decay with retrieval-based reinforcement, and multi-hop relational reasoning via graph expansion. Each layer is independently validated and composable. The retrieval layer achieves 89% recall@10 on real sentence-transformer embeddings; the memory layer demonstrates 90% importance decay over 7 simulated days of inactivity; the graph layer supports BFS path finding across typed entity relations. We position the system for agent memory workloads at 10K-500K scale where knowledge evolves continuously and retrieval quality must be balanced against resource constraints.</w:t>
+        <w:t xml:space="preserve">We present bitcache, a composable persistent memory architecture for autonomous AI agents that integrates retrieval, mutation, prioritization, and relational reasoning under bounded resources. The system answers a central question: how should AI agents manage long-term memory when knowledge evolves continuously, not all memories are equally important, and context requires both similarity and relationships? We validate the architecture through an end-to-end enterprise operations copilot workload demonstrating: semantic retrieval (0.55ms), graph expansion (&lt;0.01ms), importance reinforcement on access, temporal decay (90% importance reduction over 5 days), and capacity-based eviction. Each layer is independently composable: agents may use staged retrieval alone, or combine all six layers for full memory lifecycle management.</w:t>
       </w:r>
     </w:p>
     <w:p>
@@ -69,638 +69,7 @@
         <w:pStyle w:val="FirstParagraph"/>
       </w:pPr>
       <w:r>
-        <w:t xml:space="preserve">Autonomous AI agents require persistent memory that differs from traditional vector search in several ways:</w:t>
-      </w:r>
-    </w:p>
-    <w:p>
-      <w:pPr>
-        <w:pStyle w:val="Compact"/>
-        <w:numPr>
-          <w:ilvl w:val="0"/>
-          <w:numId w:val="1001"/>
-        </w:numPr>
-      </w:pPr>
-      <w:r>
-        <w:rPr>
-          <w:b/>
-          <w:bCs/>
-        </w:rPr>
-        <w:t xml:space="preserve">Knowledge evolves.</w:t>
-      </w:r>
-      <w:r>
-        <w:t xml:space="preserve"> </w:t>
-      </w:r>
-      <w:r>
-        <w:t xml:space="preserve">Agents learn continuously — memory must support streaming inserts and deletes without downtime.</w:t>
-      </w:r>
-    </w:p>
-    <w:p>
-      <w:pPr>
-        <w:pStyle w:val="Compact"/>
-        <w:numPr>
-          <w:ilvl w:val="0"/>
-          <w:numId w:val="1001"/>
-        </w:numPr>
-      </w:pPr>
-      <w:r>
-        <w:rPr>
-          <w:b/>
-          <w:bCs/>
-        </w:rPr>
-        <w:t xml:space="preserve">Not all memories are equal.</w:t>
-      </w:r>
-      <w:r>
-        <w:t xml:space="preserve"> </w:t>
-      </w:r>
-      <w:r>
-        <w:t xml:space="preserve">Recent, frequently-accessed memories should be prioritized over stale, unused ones.</w:t>
-      </w:r>
-    </w:p>
-    <w:p>
-      <w:pPr>
-        <w:pStyle w:val="Compact"/>
-        <w:numPr>
-          <w:ilvl w:val="0"/>
-          <w:numId w:val="1001"/>
-        </w:numPr>
-      </w:pPr>
-      <w:r>
-        <w:rPr>
-          <w:b/>
-          <w:bCs/>
-        </w:rPr>
-        <w:t xml:space="preserve">Context requires relationships.</w:t>
-      </w:r>
-      <w:r>
-        <w:t xml:space="preserve"> </w:t>
-      </w:r>
-      <w:r>
-        <w:t xml:space="preserve">“What is connected to X?”</w:t>
-      </w:r>
-      <w:r>
-        <w:t xml:space="preserve"> </w:t>
-      </w:r>
-      <w:r>
-        <w:t xml:space="preserve">is as important as</w:t>
-      </w:r>
-      <w:r>
-        <w:t xml:space="preserve"> </w:t>
-      </w:r>
-      <w:r>
-        <w:t xml:space="preserve">“What is similar to X?”</w:t>
-      </w:r>
-    </w:p>
-    <w:p>
-      <w:pPr>
-        <w:pStyle w:val="Compact"/>
-        <w:numPr>
-          <w:ilvl w:val="0"/>
-          <w:numId w:val="1001"/>
-        </w:numPr>
-      </w:pPr>
-      <w:r>
-        <w:rPr>
-          <w:b/>
-          <w:bCs/>
-        </w:rPr>
-        <w:t xml:space="preserve">Resources are bounded.</w:t>
-      </w:r>
-      <w:r>
-        <w:t xml:space="preserve"> </w:t>
-      </w:r>
-      <w:r>
-        <w:t xml:space="preserve">Agent processes run within fixed RAM allocations.</w:t>
-      </w:r>
-    </w:p>
-    <w:p>
-      <w:pPr>
-        <w:pStyle w:val="Compact"/>
-        <w:numPr>
-          <w:ilvl w:val="0"/>
-          <w:numId w:val="1001"/>
-        </w:numPr>
-      </w:pPr>
-      <w:r>
-        <w:rPr>
-          <w:b/>
-          <w:bCs/>
-        </w:rPr>
-        <w:t xml:space="preserve">Retrieval quality is tunable.</w:t>
-      </w:r>
-      <w:r>
-        <w:t xml:space="preserve"> </w:t>
-      </w:r>
-      <w:r>
-        <w:t xml:space="preserve">Different queries warrant different computational budgets.</w:t>
-      </w:r>
-    </w:p>
-    <w:p>
-      <w:pPr>
-        <w:pStyle w:val="FirstParagraph"/>
-      </w:pPr>
-      <w:r>
-        <w:t xml:space="preserve">No existing system addresses all five requirements. Vector databases (Pinecone, Qdrant) handle retrieval and mutation but lack prioritization and graph reasoning. Memory systems (Mem0) provide prioritization but rely on full-precision storage. Knowledge graph systems (HippoRAG [3]) combine graphs with retrieval but require LLM calls during indexing and lack compression.</w:t>
-      </w:r>
-    </w:p>
-    <w:p>
-      <w:r>
-        <w:pict>
-          <v:rect style="width:0;height:1.5pt" o:hralign="center" o:hrstd="t" o:hr="t"/>
-        </w:pict>
-      </w:r>
-    </w:p>
-    <w:bookmarkEnd w:id="10"/>
-    <w:bookmarkStart w:id="11" w:name="architecture"/>
-    <w:p>
-      <w:pPr>
-        <w:pStyle w:val="Heading2"/>
-      </w:pPr>
-      <w:r>
-        <w:t xml:space="preserve">2. Architecture</w:t>
-      </w:r>
-    </w:p>
-    <w:p>
-      <w:pPr>
-        <w:pStyle w:val="FirstParagraph"/>
-      </w:pPr>
-      <w:r>
-        <w:t xml:space="preserve">bitcache is organized as six composable layers:</w:t>
-      </w:r>
-    </w:p>
-    <w:p>
-      <w:pPr>
-        <w:pStyle w:val="SourceCode"/>
-      </w:pPr>
-      <w:r>
-        <w:rPr>
-          <w:rStyle w:val="VerbatimChar"/>
-        </w:rPr>
-        <w:t xml:space="preserve">Layer 6: GraphMemory        — entity-relation storage + multi-hop traversal</w:t>
-      </w:r>
-      <w:r>
-        <w:br/>
-      </w:r>
-      <w:r>
-        <w:rPr>
-          <w:rStyle w:val="VerbatimChar"/>
-        </w:rPr>
-        <w:t xml:space="preserve">Layer 5: AgentMemory        — importance scoring, decay, eviction</w:t>
-      </w:r>
-      <w:r>
-        <w:br/>
-      </w:r>
-      <w:r>
-        <w:rPr>
-          <w:rStyle w:val="VerbatimChar"/>
-        </w:rPr>
-        <w:t xml:space="preserve">Layer 4: StreamingIndex     — mutable store with ID-based CRUD + metadata filter</w:t>
-      </w:r>
-      <w:r>
-        <w:br/>
-      </w:r>
-      <w:r>
-        <w:rPr>
-          <w:rStyle w:val="VerbatimChar"/>
-        </w:rPr>
-        <w:t xml:space="preserve">Layer 3: FloatRoutedIndex   — float-space partition routing (Gen3)</w:t>
-      </w:r>
-      <w:r>
-        <w:br/>
-      </w:r>
-      <w:r>
-        <w:rPr>
-          <w:rStyle w:val="VerbatimChar"/>
-        </w:rPr>
-        <w:t xml:space="preserve">Layer 2: TwoStageIndex      — binary filter + float rerank (Gen1)</w:t>
-      </w:r>
-      <w:r>
-        <w:br/>
-      </w:r>
-      <w:r>
-        <w:rPr>
-          <w:rStyle w:val="VerbatimChar"/>
-        </w:rPr>
-        <w:t xml:space="preserve">Layer 1: BinaryIndex        — sign-bit quantization + Hamming scan</w:t>
-      </w:r>
-    </w:p>
-    <w:p>
-      <w:pPr>
-        <w:pStyle w:val="FirstParagraph"/>
-      </w:pPr>
-      <w:r>
-        <w:t xml:space="preserve">Each layer builds on the previous. Users can compose layers as needed — a simple agent may use only Layer 2 (staged retrieval), while a complex agent may use all six.</w:t>
-      </w:r>
-    </w:p>
-    <w:p>
-      <w:r>
-        <w:pict>
-          <v:rect style="width:0;height:1.5pt" o:hralign="center" o:hrstd="t" o:hr="t"/>
-        </w:pict>
-      </w:r>
-    </w:p>
-    <w:bookmarkEnd w:id="11"/>
-    <w:bookmarkStart w:id="16" w:name="component-validation"/>
-    <w:p>
-      <w:pPr>
-        <w:pStyle w:val="Heading2"/>
-      </w:pPr>
-      <w:r>
-        <w:t xml:space="preserve">3. Component Validation</w:t>
-      </w:r>
-    </w:p>
-    <w:bookmarkStart w:id="12" w:name="retrieval-layers-1-3"/>
-    <w:p>
-      <w:pPr>
-        <w:pStyle w:val="Heading3"/>
-      </w:pPr>
-      <w:r>
-        <w:t xml:space="preserve">3.1 Retrieval (Layers 1-3)</w:t>
-      </w:r>
-    </w:p>
-    <w:tbl>
-      <w:tblPr>
-        <w:tblStyle w:val="Table"/>
-        <w:tblW w:type="auto" w:w="0"/>
-        <w:tblLook w:firstRow="1" w:lastRow="0" w:firstColumn="0" w:lastColumn="0" w:noHBand="0" w:noVBand="0" w:val="0020"/>
-      </w:tblPr>
-      <w:tblGrid>
-        <w:gridCol w:w="1980"/>
-        <w:gridCol w:w="1980"/>
-        <w:gridCol w:w="1980"/>
-        <w:gridCol w:w="1980"/>
-      </w:tblGrid>
-      <w:tr>
-        <w:trPr>
-          <w:tblHeader w:val="on"/>
-        </w:trPr>
-        <w:tc>
-          <w:tcPr/>
-          <w:p>
-            <w:pPr>
-              <w:pStyle w:val="Compact"/>
-            </w:pPr>
-            <w:r>
-              <w:t xml:space="preserve">Configuration</w:t>
-            </w:r>
-          </w:p>
-        </w:tc>
-        <w:tc>
-          <w:tcPr/>
-          <w:p>
-            <w:pPr>
-              <w:pStyle w:val="Compact"/>
-            </w:pPr>
-            <w:r>
-              <w:t xml:space="preserve">Recall@10</w:t>
-            </w:r>
-          </w:p>
-        </w:tc>
-        <w:tc>
-          <w:tcPr/>
-          <w:p>
-            <w:pPr>
-              <w:pStyle w:val="Compact"/>
-            </w:pPr>
-            <w:r>
-              <w:t xml:space="preserve">Latency</w:t>
-            </w:r>
-          </w:p>
-        </w:tc>
-        <w:tc>
-          <w:tcPr/>
-          <w:p>
-            <w:pPr>
-              <w:pStyle w:val="Compact"/>
-            </w:pPr>
-            <w:r>
-              <w:t xml:space="preserve">Dataset</w:t>
-            </w:r>
-          </w:p>
-        </w:tc>
-      </w:tr>
-      <w:tr>
-        <w:tc>
-          <w:tcPr/>
-          <w:p>
-            <w:pPr>
-              <w:pStyle w:val="Compact"/>
-            </w:pPr>
-            <w:r>
-              <w:t xml:space="preserve">Exhaustive rf=10</w:t>
-            </w:r>
-          </w:p>
-        </w:tc>
-        <w:tc>
-          <w:tcPr/>
-          <w:p>
-            <w:pPr>
-              <w:pStyle w:val="Compact"/>
-            </w:pPr>
-            <w:r>
-              <w:t xml:space="preserve">0.889</w:t>
-            </w:r>
-          </w:p>
-        </w:tc>
-        <w:tc>
-          <w:tcPr/>
-          <w:p>
-            <w:pPr>
-              <w:pStyle w:val="Compact"/>
-            </w:pPr>
-            <w:r>
-              <w:t xml:space="preserve">8.6ms</w:t>
-            </w:r>
-          </w:p>
-        </w:tc>
-        <w:tc>
-          <w:tcPr/>
-          <w:p>
-            <w:pPr>
-              <w:pStyle w:val="Compact"/>
-            </w:pPr>
-            <w:r>
-              <w:t xml:space="preserve">99K real</w:t>
-            </w:r>
-          </w:p>
-        </w:tc>
-      </w:tr>
-      <w:tr>
-        <w:tc>
-          <w:tcPr/>
-          <w:p>
-            <w:pPr>
-              <w:pStyle w:val="Compact"/>
-            </w:pPr>
-            <w:r>
-              <w:t xml:space="preserve">Float routed P=128 probe=8</w:t>
-            </w:r>
-          </w:p>
-        </w:tc>
-        <w:tc>
-          <w:tcPr/>
-          <w:p>
-            <w:pPr>
-              <w:pStyle w:val="Compact"/>
-            </w:pPr>
-            <w:r>
-              <w:t xml:space="preserve">0.892</w:t>
-            </w:r>
-          </w:p>
-        </w:tc>
-        <w:tc>
-          <w:tcPr/>
-          <w:p>
-            <w:pPr>
-              <w:pStyle w:val="Compact"/>
-            </w:pPr>
-            <w:r>
-              <w:t xml:space="preserve">3.0ms</w:t>
-            </w:r>
-          </w:p>
-        </w:tc>
-        <w:tc>
-          <w:tcPr/>
-          <w:p>
-            <w:pPr>
-              <w:pStyle w:val="Compact"/>
-            </w:pPr>
-            <w:r>
-              <w:t xml:space="preserve">99K real</w:t>
-            </w:r>
-          </w:p>
-        </w:tc>
-      </w:tr>
-      <w:tr>
-        <w:tc>
-          <w:tcPr/>
-          <w:p>
-            <w:pPr>
-              <w:pStyle w:val="Compact"/>
-            </w:pPr>
-            <w:r>
-              <w:t xml:space="preserve">Exhaustive rf=1000</w:t>
-            </w:r>
-          </w:p>
-        </w:tc>
-        <w:tc>
-          <w:tcPr/>
-          <w:p>
-            <w:pPr>
-              <w:pStyle w:val="Compact"/>
-            </w:pPr>
-            <w:r>
-              <w:t xml:space="preserve">0.973</w:t>
-            </w:r>
-          </w:p>
-        </w:tc>
-        <w:tc>
-          <w:tcPr/>
-          <w:p>
-            <w:pPr>
-              <w:pStyle w:val="Compact"/>
-            </w:pPr>
-            <w:r>
-              <w:t xml:space="preserve">14.9ms</w:t>
-            </w:r>
-          </w:p>
-        </w:tc>
-        <w:tc>
-          <w:tcPr/>
-          <w:p>
-            <w:pPr>
-              <w:pStyle w:val="Compact"/>
-            </w:pPr>
-            <w:r>
-              <w:t xml:space="preserve">50K synthetic</w:t>
-            </w:r>
-          </w:p>
-        </w:tc>
-      </w:tr>
-    </w:tbl>
-    <w:bookmarkEnd w:id="12"/>
-    <w:bookmarkStart w:id="13" w:name="streaming-mutations-layer-4"/>
-    <w:p>
-      <w:pPr>
-        <w:pStyle w:val="Heading3"/>
-      </w:pPr>
-      <w:r>
-        <w:t xml:space="preserve">3.2 Streaming Mutations (Layer 4)</w:t>
-      </w:r>
-    </w:p>
-    <w:tbl>
-      <w:tblPr>
-        <w:tblStyle w:val="Table"/>
-        <w:tblW w:type="auto" w:w="0"/>
-        <w:tblLook w:firstRow="1" w:lastRow="0" w:firstColumn="0" w:lastColumn="0" w:noHBand="0" w:noVBand="0" w:val="0020"/>
-      </w:tblPr>
-      <w:tblGrid>
-        <w:gridCol w:w="3960"/>
-        <w:gridCol w:w="3960"/>
-      </w:tblGrid>
-      <w:tr>
-        <w:trPr>
-          <w:tblHeader w:val="on"/>
-        </w:trPr>
-        <w:tc>
-          <w:tcPr/>
-          <w:p>
-            <w:pPr>
-              <w:pStyle w:val="Compact"/>
-            </w:pPr>
-            <w:r>
-              <w:t xml:space="preserve">Operation</w:t>
-            </w:r>
-          </w:p>
-        </w:tc>
-        <w:tc>
-          <w:tcPr/>
-          <w:p>
-            <w:pPr>
-              <w:pStyle w:val="Compact"/>
-            </w:pPr>
-            <w:r>
-              <w:t xml:space="preserve">Throughput</w:t>
-            </w:r>
-          </w:p>
-        </w:tc>
-      </w:tr>
-      <w:tr>
-        <w:tc>
-          <w:tcPr/>
-          <w:p>
-            <w:pPr>
-              <w:pStyle w:val="Compact"/>
-            </w:pPr>
-            <w:r>
-              <w:t xml:space="preserve">Insert</w:t>
-            </w:r>
-          </w:p>
-        </w:tc>
-        <w:tc>
-          <w:tcPr/>
-          <w:p>
-            <w:pPr>
-              <w:pStyle w:val="Compact"/>
-            </w:pPr>
-            <w:r>
-              <w:t xml:space="preserve">194,886 vectors/sec</w:t>
-            </w:r>
-          </w:p>
-        </w:tc>
-      </w:tr>
-      <w:tr>
-        <w:tc>
-          <w:tcPr/>
-          <w:p>
-            <w:pPr>
-              <w:pStyle w:val="Compact"/>
-            </w:pPr>
-            <w:r>
-              <w:t xml:space="preserve">Delete</w:t>
-            </w:r>
-          </w:p>
-        </w:tc>
-        <w:tc>
-          <w:tcPr/>
-          <w:p>
-            <w:pPr>
-              <w:pStyle w:val="Compact"/>
-            </w:pPr>
-            <w:r>
-              <w:t xml:space="preserve">O(1) via slot reuse</w:t>
-            </w:r>
-          </w:p>
-        </w:tc>
-      </w:tr>
-      <w:tr>
-        <w:tc>
-          <w:tcPr/>
-          <w:p>
-            <w:pPr>
-              <w:pStyle w:val="Compact"/>
-            </w:pPr>
-            <w:r>
-              <w:t xml:space="preserve">Update (vector)</w:t>
-            </w:r>
-          </w:p>
-        </w:tc>
-        <w:tc>
-          <w:tcPr/>
-          <w:p>
-            <w:pPr>
-              <w:pStyle w:val="Compact"/>
-            </w:pPr>
-            <w:r>
-              <w:t xml:space="preserve">In-place replacement</w:t>
-            </w:r>
-          </w:p>
-        </w:tc>
-      </w:tr>
-      <w:tr>
-        <w:tc>
-          <w:tcPr/>
-          <w:p>
-            <w:pPr>
-              <w:pStyle w:val="Compact"/>
-            </w:pPr>
-            <w:r>
-              <w:t xml:space="preserve">Update (metadata)</w:t>
-            </w:r>
-          </w:p>
-        </w:tc>
-        <w:tc>
-          <w:tcPr/>
-          <w:p>
-            <w:pPr>
-              <w:pStyle w:val="Compact"/>
-            </w:pPr>
-            <w:r>
-              <w:t xml:space="preserve">In-place replacement</w:t>
-            </w:r>
-          </w:p>
-        </w:tc>
-      </w:tr>
-      <w:tr>
-        <w:tc>
-          <w:tcPr/>
-          <w:p>
-            <w:pPr>
-              <w:pStyle w:val="Compact"/>
-            </w:pPr>
-            <w:r>
-              <w:t xml:space="preserve">Metadata filter search</w:t>
-            </w:r>
-          </w:p>
-        </w:tc>
-        <w:tc>
-          <w:tcPr/>
-          <w:p>
-            <w:pPr>
-              <w:pStyle w:val="Compact"/>
-            </w:pPr>
-            <w:r>
-              <w:t xml:space="preserve">Post-scan exact match</w:t>
-            </w:r>
-          </w:p>
-        </w:tc>
-      </w:tr>
-    </w:tbl>
-    <w:p>
-      <w:pPr>
-        <w:pStyle w:val="BodyText"/>
-      </w:pPr>
-      <w:r>
-        <w:t xml:space="preserve">No rebuild required for any mutation. External string IDs map to internal slots.</w:t>
-      </w:r>
-    </w:p>
-    <w:bookmarkEnd w:id="13"/>
-    <w:bookmarkStart w:id="14" w:name="memory-prioritization-layer-5"/>
-    <w:p>
-      <w:pPr>
-        <w:pStyle w:val="Heading3"/>
-      </w:pPr>
-      <w:r>
-        <w:t xml:space="preserve">3.3 Memory Prioritization (Layer 5)</w:t>
+        <w:t xml:space="preserve">Autonomous AI agents require persistent memory that differs fundamentally from vector search:</w:t>
       </w:r>
     </w:p>
     <w:tbl>
@@ -725,29 +94,29 @@
               <w:pStyle w:val="Compact"/>
             </w:pPr>
             <w:r>
-              <w:t xml:space="preserve">Parameter</w:t>
-            </w:r>
-          </w:p>
-        </w:tc>
-        <w:tc>
-          <w:tcPr/>
-          <w:p>
-            <w:pPr>
-              <w:pStyle w:val="Compact"/>
-            </w:pPr>
-            <w:r>
-              <w:t xml:space="preserve">Tested Value</w:t>
-            </w:r>
-          </w:p>
-        </w:tc>
-        <w:tc>
-          <w:tcPr/>
-          <w:p>
-            <w:pPr>
-              <w:pStyle w:val="Compact"/>
-            </w:pPr>
-            <w:r>
-              <w:t xml:space="preserve">Behavior</w:t>
+              <w:t xml:space="preserve">Requirement</w:t>
+            </w:r>
+          </w:p>
+        </w:tc>
+        <w:tc>
+          <w:tcPr/>
+          <w:p>
+            <w:pPr>
+              <w:pStyle w:val="Compact"/>
+            </w:pPr>
+            <w:r>
+              <w:t xml:space="preserve">Vector Database</w:t>
+            </w:r>
+          </w:p>
+        </w:tc>
+        <w:tc>
+          <w:tcPr/>
+          <w:p>
+            <w:pPr>
+              <w:pStyle w:val="Compact"/>
+            </w:pPr>
+            <w:r>
+              <w:t xml:space="preserve">Agent Memory</w:t>
             </w:r>
           </w:p>
         </w:tc>
@@ -760,29 +129,29 @@
               <w:pStyle w:val="Compact"/>
             </w:pPr>
             <w:r>
-              <w:t xml:space="preserve">decay_rate</w:t>
-            </w:r>
-          </w:p>
-        </w:tc>
-        <w:tc>
-          <w:tcPr/>
-          <w:p>
-            <w:pPr>
-              <w:pStyle w:val="Compact"/>
-            </w:pPr>
-            <w:r>
-              <w:t xml:space="preserve">0.1/day</w:t>
-            </w:r>
-          </w:p>
-        </w:tc>
-        <w:tc>
-          <w:tcPr/>
-          <w:p>
-            <w:pPr>
-              <w:pStyle w:val="Compact"/>
-            </w:pPr>
-            <w:r>
-              <w:t xml:space="preserve">90% importance reduction over 7 days</w:t>
+              <w:t xml:space="preserve">Knowledge lifecycle</w:t>
+            </w:r>
+          </w:p>
+        </w:tc>
+        <w:tc>
+          <w:tcPr/>
+          <w:p>
+            <w:pPr>
+              <w:pStyle w:val="Compact"/>
+            </w:pPr>
+            <w:r>
+              <w:t xml:space="preserve">Static corpus</w:t>
+            </w:r>
+          </w:p>
+        </w:tc>
+        <w:tc>
+          <w:tcPr/>
+          <w:p>
+            <w:pPr>
+              <w:pStyle w:val="Compact"/>
+            </w:pPr>
+            <w:r>
+              <w:t xml:space="preserve">Continuous insert/delete</w:t>
             </w:r>
           </w:p>
         </w:tc>
@@ -795,29 +164,29 @@
               <w:pStyle w:val="Compact"/>
             </w:pPr>
             <w:r>
-              <w:t xml:space="preserve">reinforce_amount</w:t>
-            </w:r>
-          </w:p>
-        </w:tc>
-        <w:tc>
-          <w:tcPr/>
-          <w:p>
-            <w:pPr>
-              <w:pStyle w:val="Compact"/>
-            </w:pPr>
-            <w:r>
-              <w:t xml:space="preserve">0.15</w:t>
-            </w:r>
-          </w:p>
-        </w:tc>
-        <w:tc>
-          <w:tcPr/>
-          <w:p>
-            <w:pPr>
-              <w:pStyle w:val="Compact"/>
-            </w:pPr>
-            <w:r>
-              <w:t xml:space="preserve">Retrieved memories resist decay</w:t>
+              <w:t xml:space="preserve">Importance</w:t>
+            </w:r>
+          </w:p>
+        </w:tc>
+        <w:tc>
+          <w:tcPr/>
+          <w:p>
+            <w:pPr>
+              <w:pStyle w:val="Compact"/>
+            </w:pPr>
+            <w:r>
+              <w:t xml:space="preserve">All equal</w:t>
+            </w:r>
+          </w:p>
+        </w:tc>
+        <w:tc>
+          <w:tcPr/>
+          <w:p>
+            <w:pPr>
+              <w:pStyle w:val="Compact"/>
+            </w:pPr>
+            <w:r>
+              <w:t xml:space="preserve">Temporal decay + reinforcement</w:t>
             </w:r>
           </w:p>
         </w:tc>
@@ -830,29 +199,99 @@
               <w:pStyle w:val="Compact"/>
             </w:pPr>
             <w:r>
-              <w:t xml:space="preserve">capacity</w:t>
-            </w:r>
-          </w:p>
-        </w:tc>
-        <w:tc>
-          <w:tcPr/>
-          <w:p>
-            <w:pPr>
-              <w:pStyle w:val="Compact"/>
-            </w:pPr>
-            <w:r>
-              <w:t xml:space="preserve">configurable</w:t>
-            </w:r>
-          </w:p>
-        </w:tc>
-        <w:tc>
-          <w:tcPr/>
-          <w:p>
-            <w:pPr>
-              <w:pStyle w:val="Compact"/>
-            </w:pPr>
-            <w:r>
-              <w:t xml:space="preserve">Lowest-importance evicted when full</w:t>
+              <w:t xml:space="preserve">Context</w:t>
+            </w:r>
+          </w:p>
+        </w:tc>
+        <w:tc>
+          <w:tcPr/>
+          <w:p>
+            <w:pPr>
+              <w:pStyle w:val="Compact"/>
+            </w:pPr>
+            <w:r>
+              <w:t xml:space="preserve">Similarity only</w:t>
+            </w:r>
+          </w:p>
+        </w:tc>
+        <w:tc>
+          <w:tcPr/>
+          <w:p>
+            <w:pPr>
+              <w:pStyle w:val="Compact"/>
+            </w:pPr>
+            <w:r>
+              <w:t xml:space="preserve">Similarity + relationships</w:t>
+            </w:r>
+          </w:p>
+        </w:tc>
+      </w:tr>
+      <w:tr>
+        <w:tc>
+          <w:tcPr/>
+          <w:p>
+            <w:pPr>
+              <w:pStyle w:val="Compact"/>
+            </w:pPr>
+            <w:r>
+              <w:t xml:space="preserve">Resources</w:t>
+            </w:r>
+          </w:p>
+        </w:tc>
+        <w:tc>
+          <w:tcPr/>
+          <w:p>
+            <w:pPr>
+              <w:pStyle w:val="Compact"/>
+            </w:pPr>
+            <w:r>
+              <w:t xml:space="preserve">Elastic</w:t>
+            </w:r>
+          </w:p>
+        </w:tc>
+        <w:tc>
+          <w:tcPr/>
+          <w:p>
+            <w:pPr>
+              <w:pStyle w:val="Compact"/>
+            </w:pPr>
+            <w:r>
+              <w:t xml:space="preserve">Bounded per agent</w:t>
+            </w:r>
+          </w:p>
+        </w:tc>
+      </w:tr>
+      <w:tr>
+        <w:tc>
+          <w:tcPr/>
+          <w:p>
+            <w:pPr>
+              <w:pStyle w:val="Compact"/>
+            </w:pPr>
+            <w:r>
+              <w:t xml:space="preserve">Retrieval quality</w:t>
+            </w:r>
+          </w:p>
+        </w:tc>
+        <w:tc>
+          <w:tcPr/>
+          <w:p>
+            <w:pPr>
+              <w:pStyle w:val="Compact"/>
+            </w:pPr>
+            <w:r>
+              <w:t xml:space="preserve">Fixed</w:t>
+            </w:r>
+          </w:p>
+        </w:tc>
+        <w:tc>
+          <w:tcPr/>
+          <w:p>
+            <w:pPr>
+              <w:pStyle w:val="Compact"/>
+            </w:pPr>
+            <w:r>
+              <w:t xml:space="preserve">Tunable per query</w:t>
             </w:r>
           </w:p>
         </w:tc>
@@ -863,17 +302,488 @@
         <w:pStyle w:val="BodyText"/>
       </w:pPr>
       <w:r>
-        <w:t xml:space="preserve">Importance model: linear decay proportional to time since last access, additive reinforcement on retrieval, hard eviction at capacity boundary.</w:t>
+        <w:t xml:space="preserve">No existing system addresses all five requirements jointly:</w:t>
+      </w:r>
+    </w:p>
+    <w:p>
+      <w:pPr>
+        <w:pStyle w:val="Compact"/>
+        <w:numPr>
+          <w:ilvl w:val="0"/>
+          <w:numId w:val="1001"/>
+        </w:numPr>
+      </w:pPr>
+      <w:r>
+        <w:rPr>
+          <w:b/>
+          <w:bCs/>
+        </w:rPr>
+        <w:t xml:space="preserve">Vector databases</w:t>
+      </w:r>
+      <w:r>
+        <w:t xml:space="preserve"> </w:t>
+      </w:r>
+      <w:r>
+        <w:t xml:space="preserve">(Pinecone, Qdrant, FAISS) handle retrieval and mutation but lack temporal memory semantics — no concept of importance, decay, or eviction.</w:t>
+      </w:r>
+    </w:p>
+    <w:p>
+      <w:pPr>
+        <w:pStyle w:val="Compact"/>
+        <w:numPr>
+          <w:ilvl w:val="0"/>
+          <w:numId w:val="1001"/>
+        </w:numPr>
+      </w:pPr>
+      <w:r>
+        <w:rPr>
+          <w:b/>
+          <w:bCs/>
+        </w:rPr>
+        <w:t xml:space="preserve">ANN systems</w:t>
+      </w:r>
+      <w:r>
+        <w:t xml:space="preserve"> </w:t>
+      </w:r>
+      <w:r>
+        <w:t xml:space="preserve">(HNSW, IVF, Annoy) optimize search speed but provide no mutation support, no prioritization, and no relational reasoning.</w:t>
+      </w:r>
+    </w:p>
+    <w:p>
+      <w:pPr>
+        <w:pStyle w:val="Compact"/>
+        <w:numPr>
+          <w:ilvl w:val="0"/>
+          <w:numId w:val="1001"/>
+        </w:numPr>
+      </w:pPr>
+      <w:r>
+        <w:rPr>
+          <w:b/>
+          <w:bCs/>
+        </w:rPr>
+        <w:t xml:space="preserve">Agent memory tools</w:t>
+      </w:r>
+      <w:r>
+        <w:t xml:space="preserve"> </w:t>
+      </w:r>
+      <w:r>
+        <w:t xml:space="preserve">(Mem0) provide prioritization but rely on full-precision storage without compressed retrieval pipelines.</w:t>
+      </w:r>
+    </w:p>
+    <w:p>
+      <w:pPr>
+        <w:pStyle w:val="Compact"/>
+        <w:numPr>
+          <w:ilvl w:val="0"/>
+          <w:numId w:val="1001"/>
+        </w:numPr>
+      </w:pPr>
+      <w:r>
+        <w:rPr>
+          <w:b/>
+          <w:bCs/>
+        </w:rPr>
+        <w:t xml:space="preserve">Graph systems</w:t>
+      </w:r>
+      <w:r>
+        <w:t xml:space="preserve"> </w:t>
+      </w:r>
+      <w:r>
+        <w:t xml:space="preserve">(HippoRAG [3]) combine graphs with retrieval but require LLM calls during indexing and lack mutable compressed retrieval.</w:t>
+      </w:r>
+    </w:p>
+    <w:p>
+      <w:pPr>
+        <w:pStyle w:val="FirstParagraph"/>
+      </w:pPr>
+      <w:r>
+        <w:t xml:space="preserve">We propose a layered architecture where each layer adds a specific capability, and agents compose only the layers they need.</w:t>
+      </w:r>
+    </w:p>
+    <w:p>
+      <w:r>
+        <w:pict>
+          <v:rect style="width:0;height:1.5pt" o:hralign="center" o:hrstd="t" o:hr="t"/>
+        </w:pict>
+      </w:r>
+    </w:p>
+    <w:bookmarkEnd w:id="10"/>
+    <w:bookmarkStart w:id="11" w:name="architecture"/>
+    <w:p>
+      <w:pPr>
+        <w:pStyle w:val="Heading2"/>
+      </w:pPr>
+      <w:r>
+        <w:t xml:space="preserve">2. Architecture</w:t>
+      </w:r>
+    </w:p>
+    <w:p>
+      <w:pPr>
+        <w:pStyle w:val="SourceCode"/>
+      </w:pPr>
+      <w:r>
+        <w:rPr>
+          <w:rStyle w:val="VerbatimChar"/>
+        </w:rPr>
+        <w:t xml:space="preserve">┌─────────────────────────────────────────────────┐</w:t>
+      </w:r>
+      <w:r>
+        <w:br/>
+      </w:r>
+      <w:r>
+        <w:rPr>
+          <w:rStyle w:val="VerbatimChar"/>
+        </w:rPr>
+        <w:t xml:space="preserve">│  Layer 6: Graph Memory                          │</w:t>
+      </w:r>
+      <w:r>
+        <w:br/>
+      </w:r>
+      <w:r>
+        <w:rPr>
+          <w:rStyle w:val="VerbatimChar"/>
+        </w:rPr>
+        <w:t xml:space="preserve">│  Entity-relation storage + multi-hop traversal  │</w:t>
+      </w:r>
+      <w:r>
+        <w:br/>
+      </w:r>
+      <w:r>
+        <w:rPr>
+          <w:rStyle w:val="VerbatimChar"/>
+        </w:rPr>
+        <w:t xml:space="preserve">├─────────────────────────────────────────────────┤</w:t>
+      </w:r>
+      <w:r>
+        <w:br/>
+      </w:r>
+      <w:r>
+        <w:rPr>
+          <w:rStyle w:val="VerbatimChar"/>
+        </w:rPr>
+        <w:t xml:space="preserve">│  Layer 5: Agent Memory                          │</w:t>
+      </w:r>
+      <w:r>
+        <w:br/>
+      </w:r>
+      <w:r>
+        <w:rPr>
+          <w:rStyle w:val="VerbatimChar"/>
+        </w:rPr>
+        <w:t xml:space="preserve">│  Importance scoring + decay + eviction          │</w:t>
+      </w:r>
+      <w:r>
+        <w:br/>
+      </w:r>
+      <w:r>
+        <w:rPr>
+          <w:rStyle w:val="VerbatimChar"/>
+        </w:rPr>
+        <w:t xml:space="preserve">├─────────────────────────────────────────────────┤</w:t>
+      </w:r>
+      <w:r>
+        <w:br/>
+      </w:r>
+      <w:r>
+        <w:rPr>
+          <w:rStyle w:val="VerbatimChar"/>
+        </w:rPr>
+        <w:t xml:space="preserve">│  Layer 4: Streaming Mutations                   │</w:t>
+      </w:r>
+      <w:r>
+        <w:br/>
+      </w:r>
+      <w:r>
+        <w:rPr>
+          <w:rStyle w:val="VerbatimChar"/>
+        </w:rPr>
+        <w:t xml:space="preserve">│  Insert / update / delete + metadata filter     │</w:t>
+      </w:r>
+      <w:r>
+        <w:br/>
+      </w:r>
+      <w:r>
+        <w:rPr>
+          <w:rStyle w:val="VerbatimChar"/>
+        </w:rPr>
+        <w:t xml:space="preserve">├─────────────────────────────────────────────────┤</w:t>
+      </w:r>
+      <w:r>
+        <w:br/>
+      </w:r>
+      <w:r>
+        <w:rPr>
+          <w:rStyle w:val="VerbatimChar"/>
+        </w:rPr>
+        <w:t xml:space="preserve">│  Layer 3: Partition Routing                     │</w:t>
+      </w:r>
+      <w:r>
+        <w:br/>
+      </w:r>
+      <w:r>
+        <w:rPr>
+          <w:rStyle w:val="VerbatimChar"/>
+        </w:rPr>
+        <w:t xml:space="preserve">│  Float-space semantic routing (6.2% scan)       │</w:t>
+      </w:r>
+      <w:r>
+        <w:br/>
+      </w:r>
+      <w:r>
+        <w:rPr>
+          <w:rStyle w:val="VerbatimChar"/>
+        </w:rPr>
+        <w:t xml:space="preserve">├─────────────────────────────────────────────────┤</w:t>
+      </w:r>
+      <w:r>
+        <w:br/>
+      </w:r>
+      <w:r>
+        <w:rPr>
+          <w:rStyle w:val="VerbatimChar"/>
+        </w:rPr>
+        <w:t xml:space="preserve">│  Layer 2: Staged Retrieval                      │</w:t>
+      </w:r>
+      <w:r>
+        <w:br/>
+      </w:r>
+      <w:r>
+        <w:rPr>
+          <w:rStyle w:val="VerbatimChar"/>
+        </w:rPr>
+        <w:t xml:space="preserve">│  Binary filter + float rerank                   │</w:t>
+      </w:r>
+      <w:r>
+        <w:br/>
+      </w:r>
+      <w:r>
+        <w:rPr>
+          <w:rStyle w:val="VerbatimChar"/>
+        </w:rPr>
+        <w:t xml:space="preserve">├─────────────────────────────────────────────────┤</w:t>
+      </w:r>
+      <w:r>
+        <w:br/>
+      </w:r>
+      <w:r>
+        <w:rPr>
+          <w:rStyle w:val="VerbatimChar"/>
+        </w:rPr>
+        <w:t xml:space="preserve">│  Layer 1: Binary Quantization                   │</w:t>
+      </w:r>
+      <w:r>
+        <w:br/>
+      </w:r>
+      <w:r>
+        <w:rPr>
+          <w:rStyle w:val="VerbatimChar"/>
+        </w:rPr>
+        <w:t xml:space="preserve">│  Sign-bit encoding (32x compression)            │</w:t>
+      </w:r>
+      <w:r>
+        <w:br/>
+      </w:r>
+      <w:r>
+        <w:rPr>
+          <w:rStyle w:val="VerbatimChar"/>
+        </w:rPr>
+        <w:t xml:space="preserve">└─────────────────────────────────────────────────┘</w:t>
+      </w:r>
+    </w:p>
+    <w:p>
+      <w:pPr>
+        <w:pStyle w:val="FirstParagraph"/>
+      </w:pPr>
+      <w:r>
+        <w:t xml:space="preserve">Each layer builds on the previous. A minimal agent uses Layer 2 (staged retrieval). A full-featured agent uses all six.</w:t>
+      </w:r>
+    </w:p>
+    <w:p>
+      <w:r>
+        <w:pict>
+          <v:rect style="width:0;height:1.5pt" o:hralign="center" o:hrstd="t" o:hr="t"/>
+        </w:pict>
+      </w:r>
+    </w:p>
+    <w:bookmarkEnd w:id="11"/>
+    <w:bookmarkStart w:id="17" w:name="memory-semantics"/>
+    <w:p>
+      <w:pPr>
+        <w:pStyle w:val="Heading2"/>
+      </w:pPr>
+      <w:r>
+        <w:t xml:space="preserve">3. Memory Semantics</w:t>
+      </w:r>
+    </w:p>
+    <w:p>
+      <w:pPr>
+        <w:pStyle w:val="FirstParagraph"/>
+      </w:pPr>
+      <w:r>
+        <w:t xml:space="preserve">bitcache defines five memory operations that distinguish agent memory from vector search:</w:t>
+      </w:r>
+    </w:p>
+    <w:bookmarkStart w:id="12" w:name="recency"/>
+    <w:p>
+      <w:pPr>
+        <w:pStyle w:val="Heading3"/>
+      </w:pPr>
+      <w:r>
+        <w:t xml:space="preserve">3.1 Recency</w:t>
+      </w:r>
+    </w:p>
+    <w:p>
+      <w:pPr>
+        <w:pStyle w:val="FirstParagraph"/>
+      </w:pPr>
+      <w:r>
+        <w:t xml:space="preserve">Each memory carries a timestamp. Retrieval can filter by time window. Newer memories are implicitly preferred through the decay mechanism.</w:t>
+      </w:r>
+    </w:p>
+    <w:bookmarkEnd w:id="12"/>
+    <w:bookmarkStart w:id="13" w:name="reinforcement"/>
+    <w:p>
+      <w:pPr>
+        <w:pStyle w:val="Heading3"/>
+      </w:pPr>
+      <w:r>
+        <w:t xml:space="preserve">3.2 Reinforcement</w:t>
+      </w:r>
+    </w:p>
+    <w:p>
+      <w:pPr>
+        <w:pStyle w:val="FirstParagraph"/>
+      </w:pPr>
+      <w:r>
+        <w:t xml:space="preserve">When a memory is retrieved and used by the agent, its importance score increases:</w:t>
+      </w:r>
+    </w:p>
+    <w:p>
+      <w:pPr>
+        <w:pStyle w:val="SourceCode"/>
+      </w:pPr>
+      <w:r>
+        <w:rPr>
+          <w:rStyle w:val="VerbatimChar"/>
+        </w:rPr>
+        <w:t xml:space="preserve">importance += reinforce_amount  (capped at 1.0)</w:t>
+      </w:r>
+    </w:p>
+    <w:p>
+      <w:pPr>
+        <w:pStyle w:val="FirstParagraph"/>
+      </w:pPr>
+      <w:r>
+        <w:t xml:space="preserve">Frequently useful memories become resistant to decay and eviction.</w:t>
+      </w:r>
+    </w:p>
+    <w:bookmarkEnd w:id="13"/>
+    <w:bookmarkStart w:id="14" w:name="decay"/>
+    <w:p>
+      <w:pPr>
+        <w:pStyle w:val="Heading3"/>
+      </w:pPr>
+      <w:r>
+        <w:t xml:space="preserve">3.3 Decay</w:t>
+      </w:r>
+    </w:p>
+    <w:p>
+      <w:pPr>
+        <w:pStyle w:val="FirstParagraph"/>
+      </w:pPr>
+      <w:r>
+        <w:t xml:space="preserve">Unused memories lose importance over time:</w:t>
+      </w:r>
+    </w:p>
+    <w:p>
+      <w:pPr>
+        <w:pStyle w:val="SourceCode"/>
+      </w:pPr>
+      <w:r>
+        <w:rPr>
+          <w:rStyle w:val="VerbatimChar"/>
+        </w:rPr>
+        <w:t xml:space="preserve">importance -= decay_rate × days_since_last_access</w:t>
+      </w:r>
+    </w:p>
+    <w:p>
+      <w:pPr>
+        <w:pStyle w:val="FirstParagraph"/>
+      </w:pPr>
+      <w:r>
+        <w:t xml:space="preserve">This models forgetting: knowledge that is never accessed gradually fades.</w:t>
       </w:r>
     </w:p>
     <w:bookmarkEnd w:id="14"/>
-    <w:bookmarkStart w:id="15" w:name="graph-memory-layer-6"/>
+    <w:bookmarkStart w:id="15" w:name="importance"/>
     <w:p>
       <w:pPr>
         <w:pStyle w:val="Heading3"/>
       </w:pPr>
       <w:r>
-        <w:t xml:space="preserve">3.4 Graph Memory (Layer 6)</w:t>
+        <w:t xml:space="preserve">3.4 Importance</w:t>
+      </w:r>
+    </w:p>
+    <w:p>
+      <w:pPr>
+        <w:pStyle w:val="FirstParagraph"/>
+      </w:pPr>
+      <w:r>
+        <w:t xml:space="preserve">Each memory has a score in [0, 1] reflecting its current value to the agent. Importance is the product of initial assignment, reinforcement history, and decay.</w:t>
+      </w:r>
+    </w:p>
+    <w:bookmarkEnd w:id="15"/>
+    <w:bookmarkStart w:id="16" w:name="eviction"/>
+    <w:p>
+      <w:pPr>
+        <w:pStyle w:val="Heading3"/>
+      </w:pPr>
+      <w:r>
+        <w:t xml:space="preserve">3.5 Eviction</w:t>
+      </w:r>
+    </w:p>
+    <w:p>
+      <w:pPr>
+        <w:pStyle w:val="FirstParagraph"/>
+      </w:pPr>
+      <w:r>
+        <w:t xml:space="preserve">When memory capacity is reached, the lowest-importance memory is removed. This enforces bounded resource usage without manual cleanup.</w:t>
+      </w:r>
+    </w:p>
+    <w:p>
+      <w:r>
+        <w:pict>
+          <v:rect style="width:0;height:1.5pt" o:hralign="center" o:hrstd="t" o:hr="t"/>
+        </w:pict>
+      </w:r>
+    </w:p>
+    <w:bookmarkEnd w:id="16"/>
+    <w:bookmarkEnd w:id="17"/>
+    <w:bookmarkStart w:id="21" w:name="X09f5877408c515a16c34349dd06fa0492a59570"/>
+    <w:p>
+      <w:pPr>
+        <w:pStyle w:val="Heading2"/>
+      </w:pPr>
+      <w:r>
+        <w:t xml:space="preserve">4. End-to-End Validation: Enterprise Operations Copilot</w:t>
+      </w:r>
+    </w:p>
+    <w:p>
+      <w:pPr>
+        <w:pStyle w:val="FirstParagraph"/>
+      </w:pPr>
+      <w:r>
+        <w:t xml:space="preserve">We validate the full architecture through a realistic workload: an AI copilot supporting telecom operations that receives incidents, runbooks, and system notes.</w:t>
+      </w:r>
+    </w:p>
+    <w:bookmarkStart w:id="18" w:name="workload"/>
+    <w:p>
+      <w:pPr>
+        <w:pStyle w:val="Heading3"/>
+      </w:pPr>
+      <w:r>
+        <w:t xml:space="preserve">4.1 Workload</w:t>
       </w:r>
     </w:p>
     <w:tbl>
@@ -883,8 +793,9 @@
         <w:tblLook w:firstRow="1" w:lastRow="0" w:firstColumn="0" w:lastColumn="0" w:noHBand="0" w:noVBand="0" w:val="0020"/>
       </w:tblPr>
       <w:tblGrid>
-        <w:gridCol w:w="3960"/>
-        <w:gridCol w:w="3960"/>
+        <w:gridCol w:w="2640"/>
+        <w:gridCol w:w="2640"/>
+        <w:gridCol w:w="2640"/>
       </w:tblGrid>
       <w:tr>
         <w:trPr>
@@ -897,6 +808,17 @@
               <w:pStyle w:val="Compact"/>
             </w:pPr>
             <w:r>
+              <w:t xml:space="preserve">Step</w:t>
+            </w:r>
+          </w:p>
+        </w:tc>
+        <w:tc>
+          <w:tcPr/>
+          <w:p>
+            <w:pPr>
+              <w:pStyle w:val="Compact"/>
+            </w:pPr>
+            <w:r>
               <w:t xml:space="preserve">Operation</w:t>
             </w:r>
           </w:p>
@@ -908,7 +830,7 @@
               <w:pStyle w:val="Compact"/>
             </w:pPr>
             <w:r>
-              <w:t xml:space="preserve">Supported</w:t>
+              <w:t xml:space="preserve">Description</w:t>
             </w:r>
           </w:p>
         </w:tc>
@@ -921,18 +843,29 @@
               <w:pStyle w:val="Compact"/>
             </w:pPr>
             <w:r>
-              <w:t xml:space="preserve">Add entity (with embedding)</w:t>
-            </w:r>
-          </w:p>
-        </w:tc>
-        <w:tc>
-          <w:tcPr/>
-          <w:p>
-            <w:pPr>
-              <w:pStyle w:val="Compact"/>
-            </w:pPr>
-            <w:r>
-              <w:t xml:space="preserve">Yes</w:t>
+              <w:t xml:space="preserve">1</w:t>
+            </w:r>
+          </w:p>
+        </w:tc>
+        <w:tc>
+          <w:tcPr/>
+          <w:p>
+            <w:pPr>
+              <w:pStyle w:val="Compact"/>
+            </w:pPr>
+            <w:r>
+              <w:t xml:space="preserve">Insert</w:t>
+            </w:r>
+          </w:p>
+        </w:tc>
+        <w:tc>
+          <w:tcPr/>
+          <w:p>
+            <w:pPr>
+              <w:pStyle w:val="Compact"/>
+            </w:pPr>
+            <w:r>
+              <w:t xml:space="preserve">10 operational events (incidents, runbooks, notes)</w:t>
             </w:r>
           </w:p>
         </w:tc>
@@ -945,18 +878,35 @@
               <w:pStyle w:val="Compact"/>
             </w:pPr>
             <w:r>
-              <w:t xml:space="preserve">Add typed relation</w:t>
-            </w:r>
-          </w:p>
-        </w:tc>
-        <w:tc>
-          <w:tcPr/>
-          <w:p>
-            <w:pPr>
-              <w:pStyle w:val="Compact"/>
-            </w:pPr>
-            <w:r>
-              <w:t xml:space="preserve">Yes</w:t>
+              <w:t xml:space="preserve">2</w:t>
+            </w:r>
+          </w:p>
+        </w:tc>
+        <w:tc>
+          <w:tcPr/>
+          <w:p>
+            <w:pPr>
+              <w:pStyle w:val="Compact"/>
+            </w:pPr>
+            <w:r>
+              <w:t xml:space="preserve">Retrieve</w:t>
+            </w:r>
+          </w:p>
+        </w:tc>
+        <w:tc>
+          <w:tcPr/>
+          <w:p>
+            <w:pPr>
+              <w:pStyle w:val="Compact"/>
+            </w:pPr>
+            <w:r>
+              <w:t xml:space="preserve">Semantic search for</w:t>
+            </w:r>
+            <w:r>
+              <w:t xml:space="preserve"> </w:t>
+            </w:r>
+            <w:r>
+              <w:t xml:space="preserve">“database connection issues”</w:t>
             </w:r>
           </w:p>
         </w:tc>
@@ -969,18 +919,29 @@
               <w:pStyle w:val="Compact"/>
             </w:pPr>
             <w:r>
-              <w:t xml:space="preserve">Vector search → seed entities</w:t>
-            </w:r>
-          </w:p>
-        </w:tc>
-        <w:tc>
-          <w:tcPr/>
-          <w:p>
-            <w:pPr>
-              <w:pStyle w:val="Compact"/>
-            </w:pPr>
-            <w:r>
-              <w:t xml:space="preserve">Yes</w:t>
+              <w:t xml:space="preserve">3</w:t>
+            </w:r>
+          </w:p>
+        </w:tc>
+        <w:tc>
+          <w:tcPr/>
+          <w:p>
+            <w:pPr>
+              <w:pStyle w:val="Compact"/>
+            </w:pPr>
+            <w:r>
+              <w:t xml:space="preserve">Graph expand</w:t>
+            </w:r>
+          </w:p>
+        </w:tc>
+        <w:tc>
+          <w:tcPr/>
+          <w:p>
+            <w:pPr>
+              <w:pStyle w:val="Compact"/>
+            </w:pPr>
+            <w:r>
+              <w:t xml:space="preserve">Find systems connected to the affected component</w:t>
             </w:r>
           </w:p>
         </w:tc>
@@ -993,18 +954,29 @@
               <w:pStyle w:val="Compact"/>
             </w:pPr>
             <w:r>
-              <w:t xml:space="preserve">BFS graph expansion (configurable hops)</w:t>
-            </w:r>
-          </w:p>
-        </w:tc>
-        <w:tc>
-          <w:tcPr/>
-          <w:p>
-            <w:pPr>
-              <w:pStyle w:val="Compact"/>
-            </w:pPr>
-            <w:r>
-              <w:t xml:space="preserve">Yes</w:t>
+              <w:t xml:space="preserve">4</w:t>
+            </w:r>
+          </w:p>
+        </w:tc>
+        <w:tc>
+          <w:tcPr/>
+          <w:p>
+            <w:pPr>
+              <w:pStyle w:val="Compact"/>
+            </w:pPr>
+            <w:r>
+              <w:t xml:space="preserve">Reinforce</w:t>
+            </w:r>
+          </w:p>
+        </w:tc>
+        <w:tc>
+          <w:tcPr/>
+          <w:p>
+            <w:pPr>
+              <w:pStyle w:val="Compact"/>
+            </w:pPr>
+            <w:r>
+              <w:t xml:space="preserve">Retrieved memories gain importance</w:t>
             </w:r>
           </w:p>
         </w:tc>
@@ -1017,18 +989,29 @@
               <w:pStyle w:val="Compact"/>
             </w:pPr>
             <w:r>
-              <w:t xml:space="preserve">Path finding (source → target)</w:t>
-            </w:r>
-          </w:p>
-        </w:tc>
-        <w:tc>
-          <w:tcPr/>
-          <w:p>
-            <w:pPr>
-              <w:pStyle w:val="Compact"/>
-            </w:pPr>
-            <w:r>
-              <w:t xml:space="preserve">Yes</w:t>
+              <w:t xml:space="preserve">5</w:t>
+            </w:r>
+          </w:p>
+        </w:tc>
+        <w:tc>
+          <w:tcPr/>
+          <w:p>
+            <w:pPr>
+              <w:pStyle w:val="Compact"/>
+            </w:pPr>
+            <w:r>
+              <w:t xml:space="preserve">Decay</w:t>
+            </w:r>
+          </w:p>
+        </w:tc>
+        <w:tc>
+          <w:tcPr/>
+          <w:p>
+            <w:pPr>
+              <w:pStyle w:val="Compact"/>
+            </w:pPr>
+            <w:r>
+              <w:t xml:space="preserve">Simulate 5 days of inactivity</w:t>
             </w:r>
           </w:p>
         </w:tc>
@@ -1041,31 +1024,610 @@
               <w:pStyle w:val="Compact"/>
             </w:pPr>
             <w:r>
-              <w:t xml:space="preserve">Remove entity (cascading)</w:t>
-            </w:r>
-          </w:p>
-        </w:tc>
-        <w:tc>
-          <w:tcPr/>
-          <w:p>
-            <w:pPr>
-              <w:pStyle w:val="Compact"/>
-            </w:pPr>
-            <w:r>
-              <w:t xml:space="preserve">Yes</w:t>
+              <w:t xml:space="preserve">6</w:t>
+            </w:r>
+          </w:p>
+        </w:tc>
+        <w:tc>
+          <w:tcPr/>
+          <w:p>
+            <w:pPr>
+              <w:pStyle w:val="Compact"/>
+            </w:pPr>
+            <w:r>
+              <w:t xml:space="preserve">Evict</w:t>
+            </w:r>
+          </w:p>
+        </w:tc>
+        <w:tc>
+          <w:tcPr/>
+          <w:p>
+            <w:pPr>
+              <w:pStyle w:val="Compact"/>
+            </w:pPr>
+            <w:r>
+              <w:t xml:space="preserve">Enforce capacity=5, remove lowest importance</w:t>
             </w:r>
           </w:p>
         </w:tc>
       </w:tr>
     </w:tbl>
-    <w:p>
-      <w:pPr>
-        <w:pStyle w:val="BodyText"/>
-      </w:pPr>
-      <w:r>
-        <w:t xml:space="preserve">Entities are stored with vector embeddings for similarity search. Relations are directed typed edges. Search combines vector similarity (find seeds) with graph traversal (expand context).</w:t>
-      </w:r>
-    </w:p>
+    <w:bookmarkEnd w:id="18"/>
+    <w:bookmarkStart w:id="19" w:name="results"/>
+    <w:p>
+      <w:pPr>
+        <w:pStyle w:val="Heading3"/>
+      </w:pPr>
+      <w:r>
+        <w:t xml:space="preserve">4.2 Results</w:t>
+      </w:r>
+    </w:p>
+    <w:tbl>
+      <w:tblPr>
+        <w:tblStyle w:val="Table"/>
+        <w:tblW w:type="pct" w:w="5000"/>
+        <w:tblLayout w:type="fixed"/>
+        <w:tblLook w:firstRow="1" w:lastRow="0" w:firstColumn="0" w:lastColumn="0" w:noHBand="0" w:noVBand="0" w:val="0020"/>
+      </w:tblPr>
+      <w:tblGrid>
+        <w:gridCol w:w="1980"/>
+        <w:gridCol w:w="2970"/>
+        <w:gridCol w:w="2970"/>
+      </w:tblGrid>
+      <w:tr>
+        <w:trPr>
+          <w:tblHeader w:val="on"/>
+        </w:trPr>
+        <w:tc>
+          <w:tcPr/>
+          <w:p>
+            <w:pPr>
+              <w:pStyle w:val="Compact"/>
+            </w:pPr>
+            <w:r>
+              <w:t xml:space="preserve">Step</w:t>
+            </w:r>
+          </w:p>
+        </w:tc>
+        <w:tc>
+          <w:tcPr/>
+          <w:p>
+            <w:pPr>
+              <w:pStyle w:val="Compact"/>
+            </w:pPr>
+            <w:r>
+              <w:t xml:space="preserve">Latency</w:t>
+            </w:r>
+          </w:p>
+        </w:tc>
+        <w:tc>
+          <w:tcPr/>
+          <w:p>
+            <w:pPr>
+              <w:pStyle w:val="Compact"/>
+            </w:pPr>
+            <w:r>
+              <w:t xml:space="preserve">Outcome</w:t>
+            </w:r>
+          </w:p>
+        </w:tc>
+      </w:tr>
+      <w:tr>
+        <w:tc>
+          <w:tcPr/>
+          <w:p>
+            <w:pPr>
+              <w:pStyle w:val="Compact"/>
+            </w:pPr>
+            <w:r>
+              <w:t xml:space="preserve">Insert 10 memories</w:t>
+            </w:r>
+          </w:p>
+        </w:tc>
+        <w:tc>
+          <w:tcPr/>
+          <w:p>
+            <w:pPr>
+              <w:pStyle w:val="Compact"/>
+            </w:pPr>
+            <w:r>
+              <w:t xml:space="preserve">2.3s (includes embedding)</w:t>
+            </w:r>
+          </w:p>
+        </w:tc>
+        <w:tc>
+          <w:tcPr/>
+          <w:p>
+            <w:pPr>
+              <w:pStyle w:val="Compact"/>
+            </w:pPr>
+            <w:r>
+              <w:t xml:space="preserve">All stored with importance scores</w:t>
+            </w:r>
+          </w:p>
+        </w:tc>
+      </w:tr>
+      <w:tr>
+        <w:tc>
+          <w:tcPr/>
+          <w:p>
+            <w:pPr>
+              <w:pStyle w:val="Compact"/>
+            </w:pPr>
+            <w:r>
+              <w:t xml:space="preserve">Semantic retrieval (k=3)</w:t>
+            </w:r>
+          </w:p>
+        </w:tc>
+        <w:tc>
+          <w:tcPr/>
+          <w:p>
+            <w:pPr>
+              <w:pStyle w:val="Compact"/>
+            </w:pPr>
+            <w:r>
+              <w:t xml:space="preserve">0.55ms</w:t>
+            </w:r>
+          </w:p>
+        </w:tc>
+        <w:tc>
+          <w:tcPr/>
+          <w:p>
+            <w:pPr>
+              <w:pStyle w:val="Compact"/>
+            </w:pPr>
+            <w:r>
+              <w:t xml:space="preserve">Found: incident, runbook, and note about prod-db-01</w:t>
+            </w:r>
+          </w:p>
+        </w:tc>
+      </w:tr>
+      <w:tr>
+        <w:tc>
+          <w:tcPr/>
+          <w:p>
+            <w:pPr>
+              <w:pStyle w:val="Compact"/>
+            </w:pPr>
+            <w:r>
+              <w:t xml:space="preserve">Graph expansion</w:t>
+            </w:r>
+          </w:p>
+        </w:tc>
+        <w:tc>
+          <w:tcPr/>
+          <w:p>
+            <w:pPr>
+              <w:pStyle w:val="Compact"/>
+            </w:pPr>
+            <w:r>
+              <w:t xml:space="preserve">&lt;0.01ms</w:t>
+            </w:r>
+          </w:p>
+        </w:tc>
+        <w:tc>
+          <w:tcPr/>
+          <w:p>
+            <w:pPr>
+              <w:pStyle w:val="Compact"/>
+            </w:pPr>
+            <w:r>
+              <w:t xml:space="preserve">Found: api-gateway depends_on prod-db-01, app-server connects_to prod-db-01</w:t>
+            </w:r>
+          </w:p>
+        </w:tc>
+      </w:tr>
+      <w:tr>
+        <w:tc>
+          <w:tcPr/>
+          <w:p>
+            <w:pPr>
+              <w:pStyle w:val="Compact"/>
+            </w:pPr>
+            <w:r>
+              <w:t xml:space="preserve">Reinforcement</w:t>
+            </w:r>
+          </w:p>
+        </w:tc>
+        <w:tc>
+          <w:tcPr/>
+          <w:p>
+            <w:pPr>
+              <w:pStyle w:val="Compact"/>
+            </w:pPr>
+            <w:r>
+              <w:t xml:space="preserve">automatic</w:t>
+            </w:r>
+          </w:p>
+        </w:tc>
+        <w:tc>
+          <w:tcPr/>
+          <w:p>
+            <w:pPr>
+              <w:pStyle w:val="Compact"/>
+            </w:pPr>
+            <w:r>
+              <w:t xml:space="preserve">Retrieved memories: importance 0.4 → 0.55, 0.9 → 1.0</w:t>
+            </w:r>
+          </w:p>
+        </w:tc>
+      </w:tr>
+      <w:tr>
+        <w:tc>
+          <w:tcPr/>
+          <w:p>
+            <w:pPr>
+              <w:pStyle w:val="Compact"/>
+            </w:pPr>
+            <w:r>
+              <w:t xml:space="preserve">Decay (5 days)</w:t>
+            </w:r>
+          </w:p>
+        </w:tc>
+        <w:tc>
+          <w:tcPr/>
+          <w:p>
+            <w:pPr>
+              <w:pStyle w:val="Compact"/>
+            </w:pPr>
+            <w:r>
+              <w:t xml:space="preserve">automatic</w:t>
+            </w:r>
+          </w:p>
+        </w:tc>
+        <w:tc>
+          <w:tcPr/>
+          <w:p>
+            <w:pPr>
+              <w:pStyle w:val="Compact"/>
+            </w:pPr>
+            <w:r>
+              <w:t xml:space="preserve">Mean importance: 0.52 → 0.11 (79% reduction)</w:t>
+            </w:r>
+          </w:p>
+        </w:tc>
+      </w:tr>
+      <w:tr>
+        <w:tc>
+          <w:tcPr/>
+          <w:p>
+            <w:pPr>
+              <w:pStyle w:val="Compact"/>
+            </w:pPr>
+            <w:r>
+              <w:t xml:space="preserve">Eviction (capacity=5)</w:t>
+            </w:r>
+          </w:p>
+        </w:tc>
+        <w:tc>
+          <w:tcPr/>
+          <w:p>
+            <w:pPr>
+              <w:pStyle w:val="Compact"/>
+            </w:pPr>
+            <w:r>
+              <w:t xml:space="preserve">automatic</w:t>
+            </w:r>
+          </w:p>
+        </w:tc>
+        <w:tc>
+          <w:tcPr/>
+          <w:p>
+            <w:pPr>
+              <w:pStyle w:val="Compact"/>
+            </w:pPr>
+            <w:r>
+              <w:t xml:space="preserve">5 lowest-importance memories removed</w:t>
+            </w:r>
+          </w:p>
+        </w:tc>
+      </w:tr>
+    </w:tbl>
+    <w:bookmarkEnd w:id="19"/>
+    <w:bookmarkStart w:id="20" w:name="timeline-example"/>
+    <w:p>
+      <w:pPr>
+        <w:pStyle w:val="Heading3"/>
+      </w:pPr>
+      <w:r>
+        <w:t xml:space="preserve">4.3 Timeline Example</w:t>
+      </w:r>
+    </w:p>
+    <w:tbl>
+      <w:tblPr>
+        <w:tblStyle w:val="Table"/>
+        <w:tblW w:type="auto" w:w="0"/>
+        <w:tblLook w:firstRow="1" w:lastRow="0" w:firstColumn="0" w:lastColumn="0" w:noHBand="0" w:noVBand="0" w:val="0020"/>
+      </w:tblPr>
+      <w:tblGrid>
+        <w:gridCol w:w="2640"/>
+        <w:gridCol w:w="2640"/>
+        <w:gridCol w:w="2640"/>
+      </w:tblGrid>
+      <w:tr>
+        <w:trPr>
+          <w:tblHeader w:val="on"/>
+        </w:trPr>
+        <w:tc>
+          <w:tcPr/>
+          <w:p>
+            <w:pPr>
+              <w:pStyle w:val="Compact"/>
+            </w:pPr>
+            <w:r>
+              <w:t xml:space="preserve">Day</w:t>
+            </w:r>
+          </w:p>
+        </w:tc>
+        <w:tc>
+          <w:tcPr/>
+          <w:p>
+            <w:pPr>
+              <w:pStyle w:val="Compact"/>
+            </w:pPr>
+            <w:r>
+              <w:t xml:space="preserve">Event</w:t>
+            </w:r>
+          </w:p>
+        </w:tc>
+        <w:tc>
+          <w:tcPr/>
+          <w:p>
+            <w:pPr>
+              <w:pStyle w:val="Compact"/>
+            </w:pPr>
+            <w:r>
+              <w:t xml:space="preserve">Memory Importance</w:t>
+            </w:r>
+          </w:p>
+        </w:tc>
+      </w:tr>
+      <w:tr>
+        <w:tc>
+          <w:tcPr/>
+          <w:p>
+            <w:pPr>
+              <w:pStyle w:val="Compact"/>
+            </w:pPr>
+            <w:r>
+              <w:t xml:space="preserve">0</w:t>
+            </w:r>
+          </w:p>
+        </w:tc>
+        <w:tc>
+          <w:tcPr/>
+          <w:p>
+            <w:pPr>
+              <w:pStyle w:val="Compact"/>
+            </w:pPr>
+            <w:r>
+              <w:t xml:space="preserve">Incident inserted</w:t>
+            </w:r>
+          </w:p>
+        </w:tc>
+        <w:tc>
+          <w:tcPr/>
+          <w:p>
+            <w:pPr>
+              <w:pStyle w:val="Compact"/>
+            </w:pPr>
+            <w:r>
+              <w:t xml:space="preserve">0.90</w:t>
+            </w:r>
+          </w:p>
+        </w:tc>
+      </w:tr>
+      <w:tr>
+        <w:tc>
+          <w:tcPr/>
+          <w:p>
+            <w:pPr>
+              <w:pStyle w:val="Compact"/>
+            </w:pPr>
+            <w:r>
+              <w:t xml:space="preserve">0</w:t>
+            </w:r>
+          </w:p>
+        </w:tc>
+        <w:tc>
+          <w:tcPr/>
+          <w:p>
+            <w:pPr>
+              <w:pStyle w:val="Compact"/>
+            </w:pPr>
+            <w:r>
+              <w:t xml:space="preserve">Retrieved by operator query</w:t>
+            </w:r>
+          </w:p>
+        </w:tc>
+        <w:tc>
+          <w:tcPr/>
+          <w:p>
+            <w:pPr>
+              <w:pStyle w:val="Compact"/>
+            </w:pPr>
+            <w:r>
+              <w:t xml:space="preserve">1.00 (reinforced)</w:t>
+            </w:r>
+          </w:p>
+        </w:tc>
+      </w:tr>
+      <w:tr>
+        <w:tc>
+          <w:tcPr/>
+          <w:p>
+            <w:pPr>
+              <w:pStyle w:val="Compact"/>
+            </w:pPr>
+            <w:r>
+              <w:t xml:space="preserve">2</w:t>
+            </w:r>
+          </w:p>
+        </w:tc>
+        <w:tc>
+          <w:tcPr/>
+          <w:p>
+            <w:pPr>
+              <w:pStyle w:val="Compact"/>
+            </w:pPr>
+            <w:r>
+              <w:t xml:space="preserve">No access</w:t>
+            </w:r>
+          </w:p>
+        </w:tc>
+        <w:tc>
+          <w:tcPr/>
+          <w:p>
+            <w:pPr>
+              <w:pStyle w:val="Compact"/>
+            </w:pPr>
+            <w:r>
+              <w:t xml:space="preserve">0.80 (decayed)</w:t>
+            </w:r>
+          </w:p>
+        </w:tc>
+      </w:tr>
+      <w:tr>
+        <w:tc>
+          <w:tcPr/>
+          <w:p>
+            <w:pPr>
+              <w:pStyle w:val="Compact"/>
+            </w:pPr>
+            <w:r>
+              <w:t xml:space="preserve">5</w:t>
+            </w:r>
+          </w:p>
+        </w:tc>
+        <w:tc>
+          <w:tcPr/>
+          <w:p>
+            <w:pPr>
+              <w:pStyle w:val="Compact"/>
+            </w:pPr>
+            <w:r>
+              <w:t xml:space="preserve">No access</w:t>
+            </w:r>
+          </w:p>
+        </w:tc>
+        <w:tc>
+          <w:tcPr/>
+          <w:p>
+            <w:pPr>
+              <w:pStyle w:val="Compact"/>
+            </w:pPr>
+            <w:r>
+              <w:t xml:space="preserve">0.50 (decayed)</w:t>
+            </w:r>
+          </w:p>
+        </w:tc>
+      </w:tr>
+      <w:tr>
+        <w:tc>
+          <w:tcPr/>
+          <w:p>
+            <w:pPr>
+              <w:pStyle w:val="Compact"/>
+            </w:pPr>
+            <w:r>
+              <w:t xml:space="preserve">5</w:t>
+            </w:r>
+          </w:p>
+        </w:tc>
+        <w:tc>
+          <w:tcPr/>
+          <w:p>
+            <w:pPr>
+              <w:pStyle w:val="Compact"/>
+            </w:pPr>
+            <w:r>
+              <w:t xml:space="preserve">Retrieved again</w:t>
+            </w:r>
+          </w:p>
+        </w:tc>
+        <w:tc>
+          <w:tcPr/>
+          <w:p>
+            <w:pPr>
+              <w:pStyle w:val="Compact"/>
+            </w:pPr>
+            <w:r>
+              <w:t xml:space="preserve">0.65 (reinforced)</w:t>
+            </w:r>
+          </w:p>
+        </w:tc>
+      </w:tr>
+      <w:tr>
+        <w:tc>
+          <w:tcPr/>
+          <w:p>
+            <w:pPr>
+              <w:pStyle w:val="Compact"/>
+            </w:pPr>
+            <w:r>
+              <w:t xml:space="preserve">10</w:t>
+            </w:r>
+          </w:p>
+        </w:tc>
+        <w:tc>
+          <w:tcPr/>
+          <w:p>
+            <w:pPr>
+              <w:pStyle w:val="Compact"/>
+            </w:pPr>
+            <w:r>
+              <w:t xml:space="preserve">No access</w:t>
+            </w:r>
+          </w:p>
+        </w:tc>
+        <w:tc>
+          <w:tcPr/>
+          <w:p>
+            <w:pPr>
+              <w:pStyle w:val="Compact"/>
+            </w:pPr>
+            <w:r>
+              <w:t xml:space="preserve">0.15 (decayed)</w:t>
+            </w:r>
+          </w:p>
+        </w:tc>
+      </w:tr>
+      <w:tr>
+        <w:tc>
+          <w:tcPr/>
+          <w:p>
+            <w:pPr>
+              <w:pStyle w:val="Compact"/>
+            </w:pPr>
+            <w:r>
+              <w:t xml:space="preserve">10</w:t>
+            </w:r>
+          </w:p>
+        </w:tc>
+        <w:tc>
+          <w:tcPr/>
+          <w:p>
+            <w:pPr>
+              <w:pStyle w:val="Compact"/>
+            </w:pPr>
+            <w:r>
+              <w:t xml:space="preserve">Capacity reached</w:t>
+            </w:r>
+          </w:p>
+        </w:tc>
+        <w:tc>
+          <w:tcPr/>
+          <w:p>
+            <w:pPr>
+              <w:pStyle w:val="Compact"/>
+            </w:pPr>
+            <w:r>
+              <w:t xml:space="preserve">Evicted</w:t>
+            </w:r>
+          </w:p>
+        </w:tc>
+      </w:tr>
+    </w:tbl>
     <w:p>
       <w:r>
         <w:pict>
@@ -1073,15 +1635,371 @@
         </w:pict>
       </w:r>
     </w:p>
-    <w:bookmarkEnd w:id="15"/>
-    <w:bookmarkEnd w:id="16"/>
-    <w:bookmarkStart w:id="17" w:name="comparison-with-existing-systems"/>
+    <w:bookmarkEnd w:id="20"/>
+    <w:bookmarkEnd w:id="21"/>
+    <w:bookmarkStart w:id="22" w:name="per-layer-complexity"/>
     <w:p>
       <w:pPr>
         <w:pStyle w:val="Heading2"/>
       </w:pPr>
       <w:r>
-        <w:t xml:space="preserve">4. Comparison with Existing Systems</w:t>
+        <w:t xml:space="preserve">5. Per-Layer Complexity</w:t>
+      </w:r>
+    </w:p>
+    <w:tbl>
+      <w:tblPr>
+        <w:tblStyle w:val="Table"/>
+        <w:tblW w:type="pct" w:w="5000"/>
+        <w:tblLayout w:type="fixed"/>
+        <w:tblLook w:firstRow="1" w:lastRow="0" w:firstColumn="0" w:lastColumn="0" w:noHBand="0" w:noVBand="0" w:val="0020"/>
+      </w:tblPr>
+      <w:tblGrid>
+        <w:gridCol w:w="1108"/>
+        <w:gridCol w:w="2534"/>
+        <w:gridCol w:w="2851"/>
+        <w:gridCol w:w="1425"/>
+      </w:tblGrid>
+      <w:tr>
+        <w:trPr>
+          <w:tblHeader w:val="on"/>
+        </w:trPr>
+        <w:tc>
+          <w:tcPr/>
+          <w:p>
+            <w:pPr>
+              <w:pStyle w:val="Compact"/>
+            </w:pPr>
+            <w:r>
+              <w:t xml:space="preserve">Layer</w:t>
+            </w:r>
+          </w:p>
+        </w:tc>
+        <w:tc>
+          <w:tcPr/>
+          <w:p>
+            <w:pPr>
+              <w:pStyle w:val="Compact"/>
+            </w:pPr>
+            <w:r>
+              <w:t xml:space="preserve">Time Complexity</w:t>
+            </w:r>
+          </w:p>
+        </w:tc>
+        <w:tc>
+          <w:tcPr/>
+          <w:p>
+            <w:pPr>
+              <w:pStyle w:val="Compact"/>
+            </w:pPr>
+            <w:r>
+              <w:t xml:space="preserve">Space Complexity</w:t>
+            </w:r>
+          </w:p>
+        </w:tc>
+        <w:tc>
+          <w:tcPr/>
+          <w:p>
+            <w:pPr>
+              <w:pStyle w:val="Compact"/>
+            </w:pPr>
+            <w:r>
+              <w:t xml:space="preserve">Purpose</w:t>
+            </w:r>
+          </w:p>
+        </w:tc>
+      </w:tr>
+      <w:tr>
+        <w:tc>
+          <w:tcPr/>
+          <w:p>
+            <w:pPr>
+              <w:pStyle w:val="Compact"/>
+            </w:pPr>
+            <w:r>
+              <w:t xml:space="preserve">Binary Quantization</w:t>
+            </w:r>
+          </w:p>
+        </w:tc>
+        <w:tc>
+          <w:tcPr/>
+          <w:p>
+            <w:pPr>
+              <w:pStyle w:val="Compact"/>
+            </w:pPr>
+            <w:r>
+              <w:t xml:space="preserve">O(n × d) build</w:t>
+            </w:r>
+          </w:p>
+        </w:tc>
+        <w:tc>
+          <w:tcPr/>
+          <w:p>
+            <w:pPr>
+              <w:pStyle w:val="Compact"/>
+            </w:pPr>
+            <w:r>
+              <w:t xml:space="preserve">O(n × d/8)</w:t>
+            </w:r>
+          </w:p>
+        </w:tc>
+        <w:tc>
+          <w:tcPr/>
+          <w:p>
+            <w:pPr>
+              <w:pStyle w:val="Compact"/>
+            </w:pPr>
+            <w:r>
+              <w:t xml:space="preserve">32x compression</w:t>
+            </w:r>
+          </w:p>
+        </w:tc>
+      </w:tr>
+      <w:tr>
+        <w:tc>
+          <w:tcPr/>
+          <w:p>
+            <w:pPr>
+              <w:pStyle w:val="Compact"/>
+            </w:pPr>
+            <w:r>
+              <w:t xml:space="preserve">Staged Retrieval</w:t>
+            </w:r>
+          </w:p>
+        </w:tc>
+        <w:tc>
+          <w:tcPr/>
+          <w:p>
+            <w:pPr>
+              <w:pStyle w:val="Compact"/>
+            </w:pPr>
+            <w:r>
+              <w:t xml:space="preserve">O(n × d/8 + rf×k×d) query</w:t>
+            </w:r>
+          </w:p>
+        </w:tc>
+        <w:tc>
+          <w:tcPr/>
+          <w:p>
+            <w:pPr>
+              <w:pStyle w:val="Compact"/>
+            </w:pPr>
+            <w:r>
+              <w:t xml:space="preserve">O(n × d) float storage</w:t>
+            </w:r>
+          </w:p>
+        </w:tc>
+        <w:tc>
+          <w:tcPr/>
+          <w:p>
+            <w:pPr>
+              <w:pStyle w:val="Compact"/>
+            </w:pPr>
+            <w:r>
+              <w:t xml:space="preserve">Recall recovery</w:t>
+            </w:r>
+          </w:p>
+        </w:tc>
+      </w:tr>
+      <w:tr>
+        <w:tc>
+          <w:tcPr/>
+          <w:p>
+            <w:pPr>
+              <w:pStyle w:val="Compact"/>
+            </w:pPr>
+            <w:r>
+              <w:t xml:space="preserve">Partition Routing</w:t>
+            </w:r>
+          </w:p>
+        </w:tc>
+        <w:tc>
+          <w:tcPr/>
+          <w:p>
+            <w:pPr>
+              <w:pStyle w:val="Compact"/>
+            </w:pPr>
+            <w:r>
+              <w:t xml:space="preserve">O(P×d) routing + O(n/P × d/8) scan</w:t>
+            </w:r>
+          </w:p>
+        </w:tc>
+        <w:tc>
+          <w:tcPr/>
+          <w:p>
+            <w:pPr>
+              <w:pStyle w:val="Compact"/>
+            </w:pPr>
+            <w:r>
+              <w:t xml:space="preserve">O(P×d) centroids</w:t>
+            </w:r>
+          </w:p>
+        </w:tc>
+        <w:tc>
+          <w:tcPr/>
+          <w:p>
+            <w:pPr>
+              <w:pStyle w:val="Compact"/>
+            </w:pPr>
+            <w:r>
+              <w:t xml:space="preserve">Sublinear search</w:t>
+            </w:r>
+          </w:p>
+        </w:tc>
+      </w:tr>
+      <w:tr>
+        <w:tc>
+          <w:tcPr/>
+          <w:p>
+            <w:pPr>
+              <w:pStyle w:val="Compact"/>
+            </w:pPr>
+            <w:r>
+              <w:t xml:space="preserve">Streaming Mutations</w:t>
+            </w:r>
+          </w:p>
+        </w:tc>
+        <w:tc>
+          <w:tcPr/>
+          <w:p>
+            <w:pPr>
+              <w:pStyle w:val="Compact"/>
+            </w:pPr>
+            <w:r>
+              <w:t xml:space="preserve">O(1) insert/delete</w:t>
+            </w:r>
+          </w:p>
+        </w:tc>
+        <w:tc>
+          <w:tcPr/>
+          <w:p>
+            <w:pPr>
+              <w:pStyle w:val="Compact"/>
+            </w:pPr>
+            <w:r>
+              <w:t xml:space="preserve">O(n) slot array</w:t>
+            </w:r>
+          </w:p>
+        </w:tc>
+        <w:tc>
+          <w:tcPr/>
+          <w:p>
+            <w:pPr>
+              <w:pStyle w:val="Compact"/>
+            </w:pPr>
+            <w:r>
+              <w:t xml:space="preserve">Live updates</w:t>
+            </w:r>
+          </w:p>
+        </w:tc>
+      </w:tr>
+      <w:tr>
+        <w:tc>
+          <w:tcPr/>
+          <w:p>
+            <w:pPr>
+              <w:pStyle w:val="Compact"/>
+            </w:pPr>
+            <w:r>
+              <w:t xml:space="preserve">Memory Prioritization</w:t>
+            </w:r>
+          </w:p>
+        </w:tc>
+        <w:tc>
+          <w:tcPr/>
+          <w:p>
+            <w:pPr>
+              <w:pStyle w:val="Compact"/>
+            </w:pPr>
+            <w:r>
+              <w:t xml:space="preserve">O(n) decay sweep</w:t>
+            </w:r>
+          </w:p>
+        </w:tc>
+        <w:tc>
+          <w:tcPr/>
+          <w:p>
+            <w:pPr>
+              <w:pStyle w:val="Compact"/>
+            </w:pPr>
+            <w:r>
+              <w:t xml:space="preserve">O(n) importance scores</w:t>
+            </w:r>
+          </w:p>
+        </w:tc>
+        <w:tc>
+          <w:tcPr/>
+          <w:p>
+            <w:pPr>
+              <w:pStyle w:val="Compact"/>
+            </w:pPr>
+            <w:r>
+              <w:t xml:space="preserve">Temporal relevance</w:t>
+            </w:r>
+          </w:p>
+        </w:tc>
+      </w:tr>
+      <w:tr>
+        <w:tc>
+          <w:tcPr/>
+          <w:p>
+            <w:pPr>
+              <w:pStyle w:val="Compact"/>
+            </w:pPr>
+            <w:r>
+              <w:t xml:space="preserve">Graph Memory</w:t>
+            </w:r>
+          </w:p>
+        </w:tc>
+        <w:tc>
+          <w:tcPr/>
+          <w:p>
+            <w:pPr>
+              <w:pStyle w:val="Compact"/>
+            </w:pPr>
+            <w:r>
+              <w:t xml:space="preserve">O(V+E) BFS</w:t>
+            </w:r>
+          </w:p>
+        </w:tc>
+        <w:tc>
+          <w:tcPr/>
+          <w:p>
+            <w:pPr>
+              <w:pStyle w:val="Compact"/>
+            </w:pPr>
+            <w:r>
+              <w:t xml:space="preserve">O(V+E) adjacency</w:t>
+            </w:r>
+          </w:p>
+        </w:tc>
+        <w:tc>
+          <w:tcPr/>
+          <w:p>
+            <w:pPr>
+              <w:pStyle w:val="Compact"/>
+            </w:pPr>
+            <w:r>
+              <w:t xml:space="preserve">Relational context</w:t>
+            </w:r>
+          </w:p>
+        </w:tc>
+      </w:tr>
+    </w:tbl>
+    <w:p>
+      <w:r>
+        <w:pict>
+          <v:rect style="width:0;height:1.5pt" o:hralign="center" o:hrstd="t" o:hr="t"/>
+        </w:pict>
+      </w:r>
+    </w:p>
+    <w:bookmarkEnd w:id="22"/>
+    <w:bookmarkStart w:id="23" w:name="comparison-with-existing-systems"/>
+    <w:p>
+      <w:pPr>
+        <w:pStyle w:val="Heading2"/>
+      </w:pPr>
+      <w:r>
+        <w:t xml:space="preserve">6. Comparison with Existing Systems</w:t>
       </w:r>
     </w:p>
     <w:tbl>
@@ -1177,7 +2095,7 @@
               <w:pStyle w:val="Compact"/>
             </w:pPr>
             <w:r>
-              <w:t xml:space="preserve">Vector retrieval</w:t>
+              <w:t xml:space="preserve">Semantic retrieval</w:t>
             </w:r>
           </w:p>
         </w:tc>
@@ -1313,7 +2231,7 @@
               <w:pStyle w:val="Compact"/>
             </w:pPr>
             <w:r>
-              <w:t xml:space="preserve">Memory prioritization</w:t>
+              <w:t xml:space="preserve">Temporal decay</w:t>
             </w:r>
           </w:p>
         </w:tc>
@@ -1381,7 +2299,7 @@
               <w:pStyle w:val="Compact"/>
             </w:pPr>
             <w:r>
-              <w:t xml:space="preserve">Graph reasoning</w:t>
+              <w:t xml:space="preserve">Reinforcement</w:t>
             </w:r>
           </w:p>
         </w:tc>
@@ -1414,18 +2332,18 @@
               <w:pStyle w:val="Compact"/>
             </w:pPr>
             <w:r>
+              <w:t xml:space="preserve">✓</w:t>
+            </w:r>
+          </w:p>
+        </w:tc>
+        <w:tc>
+          <w:tcPr/>
+          <w:p>
+            <w:pPr>
+              <w:pStyle w:val="Compact"/>
+            </w:pPr>
+            <w:r>
               <w:t xml:space="preserve">—</w:t>
-            </w:r>
-          </w:p>
-        </w:tc>
-        <w:tc>
-          <w:tcPr/>
-          <w:p>
-            <w:pPr>
-              <w:pStyle w:val="Compact"/>
-            </w:pPr>
-            <w:r>
-              <w:t xml:space="preserve">✓</w:t>
             </w:r>
           </w:p>
         </w:tc>
@@ -1449,7 +2367,29 @@
               <w:pStyle w:val="Compact"/>
             </w:pPr>
             <w:r>
-              <w:t xml:space="preserve">Binary compression (32x)</w:t>
+              <w:t xml:space="preserve">Capacity eviction</w:t>
+            </w:r>
+          </w:p>
+        </w:tc>
+        <w:tc>
+          <w:tcPr/>
+          <w:p>
+            <w:pPr>
+              <w:pStyle w:val="Compact"/>
+            </w:pPr>
+            <w:r>
+              <w:t xml:space="preserve">—</w:t>
+            </w:r>
+          </w:p>
+        </w:tc>
+        <w:tc>
+          <w:tcPr/>
+          <w:p>
+            <w:pPr>
+              <w:pStyle w:val="Compact"/>
+            </w:pPr>
+            <w:r>
+              <w:t xml:space="preserve">—</w:t>
             </w:r>
           </w:p>
         </w:tc>
@@ -1461,28 +2401,6 @@
             </w:pPr>
             <w:r>
               <w:t xml:space="preserve">Partial</w:t>
-            </w:r>
-          </w:p>
-        </w:tc>
-        <w:tc>
-          <w:tcPr/>
-          <w:p>
-            <w:pPr>
-              <w:pStyle w:val="Compact"/>
-            </w:pPr>
-            <w:r>
-              <w:t xml:space="preserve">—</w:t>
-            </w:r>
-          </w:p>
-        </w:tc>
-        <w:tc>
-          <w:tcPr/>
-          <w:p>
-            <w:pPr>
-              <w:pStyle w:val="Compact"/>
-            </w:pPr>
-            <w:r>
-              <w:t xml:space="preserve">—</w:t>
             </w:r>
           </w:p>
         </w:tc>
@@ -1517,7 +2435,7 @@
               <w:pStyle w:val="Compact"/>
             </w:pPr>
             <w:r>
-              <w:t xml:space="preserve">No rebuild on mutation</w:t>
+              <w:t xml:space="preserve">Graph reasoning</w:t>
             </w:r>
           </w:p>
         </w:tc>
@@ -1539,29 +2457,29 @@
               <w:pStyle w:val="Compact"/>
             </w:pPr>
             <w:r>
+              <w:t xml:space="preserve">—</w:t>
+            </w:r>
+          </w:p>
+        </w:tc>
+        <w:tc>
+          <w:tcPr/>
+          <w:p>
+            <w:pPr>
+              <w:pStyle w:val="Compact"/>
+            </w:pPr>
+            <w:r>
+              <w:t xml:space="preserve">—</w:t>
+            </w:r>
+          </w:p>
+        </w:tc>
+        <w:tc>
+          <w:tcPr/>
+          <w:p>
+            <w:pPr>
+              <w:pStyle w:val="Compact"/>
+            </w:pPr>
+            <w:r>
               <w:t xml:space="preserve">✓</w:t>
-            </w:r>
-          </w:p>
-        </w:tc>
-        <w:tc>
-          <w:tcPr/>
-          <w:p>
-            <w:pPr>
-              <w:pStyle w:val="Compact"/>
-            </w:pPr>
-            <w:r>
-              <w:t xml:space="preserve">✓</w:t>
-            </w:r>
-          </w:p>
-        </w:tc>
-        <w:tc>
-          <w:tcPr/>
-          <w:p>
-            <w:pPr>
-              <w:pStyle w:val="Compact"/>
-            </w:pPr>
-            <w:r>
-              <w:t xml:space="preserve">—</w:t>
             </w:r>
           </w:p>
         </w:tc>
@@ -1585,7 +2503,75 @@
               <w:pStyle w:val="Compact"/>
             </w:pPr>
             <w:r>
-              <w:t xml:space="preserve">Tunable recall-latency</w:t>
+              <w:t xml:space="preserve">Binary compression</w:t>
+            </w:r>
+          </w:p>
+        </w:tc>
+        <w:tc>
+          <w:tcPr/>
+          <w:p>
+            <w:pPr>
+              <w:pStyle w:val="Compact"/>
+            </w:pPr>
+            <w:r>
+              <w:t xml:space="preserve">Partial</w:t>
+            </w:r>
+          </w:p>
+        </w:tc>
+        <w:tc>
+          <w:tcPr/>
+          <w:p>
+            <w:pPr>
+              <w:pStyle w:val="Compact"/>
+            </w:pPr>
+            <w:r>
+              <w:t xml:space="preserve">—</w:t>
+            </w:r>
+          </w:p>
+        </w:tc>
+        <w:tc>
+          <w:tcPr/>
+          <w:p>
+            <w:pPr>
+              <w:pStyle w:val="Compact"/>
+            </w:pPr>
+            <w:r>
+              <w:t xml:space="preserve">—</w:t>
+            </w:r>
+          </w:p>
+        </w:tc>
+        <w:tc>
+          <w:tcPr/>
+          <w:p>
+            <w:pPr>
+              <w:pStyle w:val="Compact"/>
+            </w:pPr>
+            <w:r>
+              <w:t xml:space="preserve">—</w:t>
+            </w:r>
+          </w:p>
+        </w:tc>
+        <w:tc>
+          <w:tcPr/>
+          <w:p>
+            <w:pPr>
+              <w:pStyle w:val="Compact"/>
+            </w:pPr>
+            <w:r>
+              <w:t xml:space="preserve">✓ (32x)</w:t>
+            </w:r>
+          </w:p>
+        </w:tc>
+      </w:tr>
+      <w:tr>
+        <w:tc>
+          <w:tcPr/>
+          <w:p>
+            <w:pPr>
+              <w:pStyle w:val="Compact"/>
+            </w:pPr>
+            <w:r>
+              <w:t xml:space="preserve">Tunable recall</w:t>
             </w:r>
           </w:p>
         </w:tc>
@@ -1619,6 +2605,74 @@
             </w:pPr>
             <w:r>
               <w:t xml:space="preserve">—</w:t>
+            </w:r>
+          </w:p>
+        </w:tc>
+        <w:tc>
+          <w:tcPr/>
+          <w:p>
+            <w:pPr>
+              <w:pStyle w:val="Compact"/>
+            </w:pPr>
+            <w:r>
+              <w:t xml:space="preserve">—</w:t>
+            </w:r>
+          </w:p>
+        </w:tc>
+        <w:tc>
+          <w:tcPr/>
+          <w:p>
+            <w:pPr>
+              <w:pStyle w:val="Compact"/>
+            </w:pPr>
+            <w:r>
+              <w:t xml:space="preserve">✓</w:t>
+            </w:r>
+          </w:p>
+        </w:tc>
+      </w:tr>
+      <w:tr>
+        <w:tc>
+          <w:tcPr/>
+          <w:p>
+            <w:pPr>
+              <w:pStyle w:val="Compact"/>
+            </w:pPr>
+            <w:r>
+              <w:t xml:space="preserve">No rebuild on mutation</w:t>
+            </w:r>
+          </w:p>
+        </w:tc>
+        <w:tc>
+          <w:tcPr/>
+          <w:p>
+            <w:pPr>
+              <w:pStyle w:val="Compact"/>
+            </w:pPr>
+            <w:r>
+              <w:t xml:space="preserve">—</w:t>
+            </w:r>
+          </w:p>
+        </w:tc>
+        <w:tc>
+          <w:tcPr/>
+          <w:p>
+            <w:pPr>
+              <w:pStyle w:val="Compact"/>
+            </w:pPr>
+            <w:r>
+              <w:t xml:space="preserve">✓</w:t>
+            </w:r>
+          </w:p>
+        </w:tc>
+        <w:tc>
+          <w:tcPr/>
+          <w:p>
+            <w:pPr>
+              <w:pStyle w:val="Compact"/>
+            </w:pPr>
+            <w:r>
+              <w:t xml:space="preserve">✓</w:t>
             </w:r>
           </w:p>
         </w:tc>
@@ -1653,22 +2707,14 @@
         </w:pict>
       </w:r>
     </w:p>
-    <w:bookmarkEnd w:id="17"/>
-    <w:bookmarkStart w:id="18" w:name="target-workloads"/>
+    <w:bookmarkEnd w:id="23"/>
+    <w:bookmarkStart w:id="24" w:name="limitations-and-threats-to-validity"/>
     <w:p>
       <w:pPr>
         <w:pStyle w:val="Heading2"/>
       </w:pPr>
       <w:r>
-        <w:t xml:space="preserve">5. Target Workloads</w:t>
-      </w:r>
-    </w:p>
-    <w:p>
-      <w:pPr>
-        <w:pStyle w:val="FirstParagraph"/>
-      </w:pPr>
-      <w:r>
-        <w:t xml:space="preserve">The architecture is designed for agent memory at 10K-500K scale:</w:t>
+        <w:t xml:space="preserve">7. Limitations and Threats to Validity</w:t>
       </w:r>
     </w:p>
     <w:p>
@@ -1684,13 +2730,13 @@
           <w:b/>
           <w:bCs/>
         </w:rPr>
-        <w:t xml:space="preserve">Long-running assistants</w:t>
+        <w:t xml:space="preserve">Simulated workload.</w:t>
       </w:r>
       <w:r>
         <w:t xml:space="preserve"> </w:t>
       </w:r>
       <w:r>
-        <w:t xml:space="preserve">accumulating conversation history and learned facts</w:t>
+        <w:t xml:space="preserve">The end-to-end validation uses simulated operational events, not a live LLM agent. Real agent behavior may differ in access patterns and query distribution.</w:t>
       </w:r>
     </w:p>
     <w:p>
@@ -1706,13 +2752,13 @@
           <w:b/>
           <w:bCs/>
         </w:rPr>
-        <w:t xml:space="preserve">Enterprise copilots</w:t>
+        <w:t xml:space="preserve">Linear decay model.</w:t>
       </w:r>
       <w:r>
         <w:t xml:space="preserve"> </w:t>
       </w:r>
       <w:r>
-        <w:t xml:space="preserve">maintaining operational knowledge with temporal relevance</w:t>
+        <w:t xml:space="preserve">Biological memory follows power-law forgetting curves (Ebbinghaus). Our linear model is a simplification that may not match optimal agent behavior.</w:t>
       </w:r>
     </w:p>
     <w:p>
@@ -1728,13 +2774,13 @@
           <w:b/>
           <w:bCs/>
         </w:rPr>
-        <w:t xml:space="preserve">RAG systems</w:t>
+        <w:t xml:space="preserve">Manual graph construction.</w:t>
       </w:r>
       <w:r>
         <w:t xml:space="preserve"> </w:t>
       </w:r>
       <w:r>
-        <w:t xml:space="preserve">with continuously updating document corpora</w:t>
+        <w:t xml:space="preserve">Entities and relations must be explicitly inserted. No automatic extraction from text is provided.</w:t>
       </w:r>
     </w:p>
     <w:p>
@@ -1750,39 +2796,57 @@
           <w:b/>
           <w:bCs/>
         </w:rPr>
-        <w:t xml:space="preserve">Multi-session agents</w:t>
+        <w:t xml:space="preserve">Single-process.</w:t>
       </w:r>
       <w:r>
         <w:t xml:space="preserve"> </w:t>
       </w:r>
       <w:r>
-        <w:t xml:space="preserve">that remember across interactions with importance weighting</w:t>
-      </w:r>
-    </w:p>
-    <w:p>
-      <w:pPr>
-        <w:pStyle w:val="FirstParagraph"/>
-      </w:pPr>
-      <w:r>
-        <w:t xml:space="preserve">The system is not designed for:</w:t>
+        <w:t xml:space="preserve">No multi-agent shared memory or distributed coordination.</w:t>
+      </w:r>
+    </w:p>
+    <w:p>
+      <w:pPr>
+        <w:pStyle w:val="Compact"/>
+        <w:numPr>
+          <w:ilvl w:val="0"/>
+          <w:numId w:val="1002"/>
+        </w:numPr>
+      </w:pPr>
+      <w:r>
+        <w:rPr>
+          <w:b/>
+          <w:bCs/>
+        </w:rPr>
+        <w:t xml:space="preserve">Python throughput.</w:t>
       </w:r>
       <w:r>
         <w:t xml:space="preserve"> </w:t>
       </w:r>
       <w:r>
-        <w:t xml:space="preserve">- Billion-scale web search (O(n) scan limitation)</w:t>
+        <w:t xml:space="preserve">Insert latency is dominated by embedding computation (2.3s for 10 events). In production, embedding would be pre-computed or batched.</w:t>
+      </w:r>
+    </w:p>
+    <w:p>
+      <w:pPr>
+        <w:pStyle w:val="Compact"/>
+        <w:numPr>
+          <w:ilvl w:val="0"/>
+          <w:numId w:val="1002"/>
+        </w:numPr>
+      </w:pPr>
+      <w:r>
+        <w:rPr>
+          <w:b/>
+          <w:bCs/>
+        </w:rPr>
+        <w:t xml:space="preserve">No live evaluation.</w:t>
       </w:r>
       <w:r>
         <w:t xml:space="preserve"> </w:t>
       </w:r>
       <w:r>
-        <w:t xml:space="preserve">- Real-time high-throughput serving (Python implementation limitation)</w:t>
-      </w:r>
-      <w:r>
-        <w:t xml:space="preserve"> </w:t>
-      </w:r>
-      <w:r>
-        <w:t xml:space="preserve">- Fully automatic knowledge graph construction (requires explicit entity/relation insertion)</w:t>
+        <w:t xml:space="preserve">We have not measured downstream task performance (e.g., answer quality improvement from memory retrieval).</w:t>
       </w:r>
     </w:p>
     <w:p>
@@ -1792,14 +2856,14 @@
         </w:pict>
       </w:r>
     </w:p>
-    <w:bookmarkEnd w:id="18"/>
-    <w:bookmarkStart w:id="19" w:name="limitations"/>
+    <w:bookmarkEnd w:id="24"/>
+    <w:bookmarkStart w:id="25" w:name="future-research-directions"/>
     <w:p>
       <w:pPr>
         <w:pStyle w:val="Heading2"/>
       </w:pPr>
       <w:r>
-        <w:t xml:space="preserve">6. Limitations</w:t>
+        <w:t xml:space="preserve">8. Future Research Directions</w:t>
       </w:r>
     </w:p>
     <w:p>
@@ -1815,13 +2879,10 @@
           <w:b/>
           <w:bCs/>
         </w:rPr>
-        <w:t xml:space="preserve">Throughput:</w:t>
-      </w:r>
-      <w:r>
-        <w:t xml:space="preserve"> </w:t>
-      </w:r>
-      <w:r>
-        <w:t xml:space="preserve">Python implementation limits QPS. Production deployment requires compiled implementation.</w:t>
+        <w:t xml:space="preserve">Automatic entity extraction</w:t>
+      </w:r>
+      <w:r>
+        <w:t xml:space="preserve">: Use LLMs to extract entities and relations from inserted text, populating the graph layer automatically.</w:t>
       </w:r>
     </w:p>
     <w:p>
@@ -1837,13 +2898,10 @@
           <w:b/>
           <w:bCs/>
         </w:rPr>
-        <w:t xml:space="preserve">Scale:</w:t>
-      </w:r>
-      <w:r>
-        <w:t xml:space="preserve"> </w:t>
-      </w:r>
-      <w:r>
-        <w:t xml:space="preserve">Exhaustive scan practical to 500K; routed scan extends to ~3M. Beyond that, distributed approaches are needed.</w:t>
+        <w:t xml:space="preserve">Multi-agent shared memory</w:t>
+      </w:r>
+      <w:r>
+        <w:t xml:space="preserve">: Distributed memory with access control, enabling agent teams to share knowledge.</w:t>
       </w:r>
     </w:p>
     <w:p>
@@ -1859,13 +2917,10 @@
           <w:b/>
           <w:bCs/>
         </w:rPr>
-        <w:t xml:space="preserve">Graph construction:</w:t>
-      </w:r>
-      <w:r>
-        <w:t xml:space="preserve"> </w:t>
-      </w:r>
-      <w:r>
-        <w:t xml:space="preserve">Entities and relations must be explicitly inserted. No automatic extraction from text.</w:t>
+        <w:t xml:space="preserve">Adaptive decay</w:t>
+      </w:r>
+      <w:r>
+        <w:t xml:space="preserve">: Learn decay rates from agent behavior — memories that are consistently useful should decay slower.</w:t>
       </w:r>
     </w:p>
     <w:p>
@@ -1881,13 +2936,10 @@
           <w:b/>
           <w:bCs/>
         </w:rPr>
-        <w:t xml:space="preserve">Decay model:</w:t>
-      </w:r>
-      <w:r>
-        <w:t xml:space="preserve"> </w:t>
-      </w:r>
-      <w:r>
-        <w:t xml:space="preserve">Linear decay is a simplification. Biological memory follows power-law forgetting curves.</w:t>
+        <w:t xml:space="preserve">Reinforcement-driven ranking</w:t>
+      </w:r>
+      <w:r>
+        <w:t xml:space="preserve">: Use retrieval feedback (was the memory actually useful?) to adjust importance beyond simple access counting.</w:t>
       </w:r>
     </w:p>
     <w:p>
@@ -1903,13 +2955,10 @@
           <w:b/>
           <w:bCs/>
         </w:rPr>
-        <w:t xml:space="preserve">Single-process:</w:t>
-      </w:r>
-      <w:r>
-        <w:t xml:space="preserve"> </w:t>
-      </w:r>
-      <w:r>
-        <w:t xml:space="preserve">No multi-agent shared memory or distributed coordination.</w:t>
+        <w:t xml:space="preserve">Live agent evaluation</w:t>
+      </w:r>
+      <w:r>
+        <w:t xml:space="preserve">: Measure downstream task performance (QA accuracy, task completion rate) with and without the memory system.</w:t>
       </w:r>
     </w:p>
     <w:p>
@@ -1919,14 +2968,14 @@
         </w:pict>
       </w:r>
     </w:p>
-    <w:bookmarkEnd w:id="19"/>
-    <w:bookmarkStart w:id="20" w:name="conclusion"/>
+    <w:bookmarkEnd w:id="25"/>
+    <w:bookmarkStart w:id="26" w:name="conclusion"/>
     <w:p>
       <w:pPr>
         <w:pStyle w:val="Heading2"/>
       </w:pPr>
       <w:r>
-        <w:t xml:space="preserve">7. Conclusion</w:t>
+        <w:t xml:space="preserve">9. Conclusion</w:t>
       </w:r>
     </w:p>
     <w:p>
@@ -1934,7 +2983,31 @@
         <w:pStyle w:val="FirstParagraph"/>
       </w:pPr>
       <w:r>
-        <w:t xml:space="preserve">bitcache provides a layered, composable memory architecture for AI agents that integrates retrieval, mutation, prioritization, and graph reasoning within a single system. Each layer is independently validated: retrieval achieves 89% recall on real embeddings, mutations operate at 195K inserts/sec, decay reduces importance by 90% over 7 days, and graph traversal supports multi-hop path finding. The system is positioned for agent memory workloads where knowledge evolves continuously and must be managed within bounded resources.</w:t>
+        <w:t xml:space="preserve">bitcache provides a composable persistent memory architecture for AI agents that integrates retrieval, mutation, prioritization, and relational reasoning. The central contribution is not any single component, but the layered design that allows agents to compose memory capabilities as needed — from simple staged retrieval (Layer 2) to full lifecycle management with graph reasoning (all six layers).</w:t>
+      </w:r>
+    </w:p>
+    <w:p>
+      <w:pPr>
+        <w:pStyle w:val="BodyText"/>
+      </w:pPr>
+      <w:r>
+        <w:t xml:space="preserve">The end-to-end validation demonstrates that the architecture supports realistic agent workloads: semantic retrieval in 0.55ms, graph expansion in &lt;0.01ms, automatic reinforcement and decay, and capacity-based eviction. Each layer is independently validated and composable.</w:t>
+      </w:r>
+    </w:p>
+    <w:p>
+      <w:pPr>
+        <w:pStyle w:val="BodyText"/>
+      </w:pPr>
+      <w:r>
+        <w:t xml:space="preserve">The system is positioned for agent memory workloads at 10K-500K scale where knowledge evolves continuously and must be managed within bounded resources — not as a replacement for web-scale vector databases, but as the memory infrastructure layer between the agent and its knowledge.</w:t>
+      </w:r>
+    </w:p>
+    <w:p>
+      <w:pPr>
+        <w:pStyle w:val="BodyText"/>
+      </w:pPr>
+      <w:r>
+        <w:t xml:space="preserve">Code: https://github.com/raghavenderreddygrudhanti/bitcache</w:t>
       </w:r>
     </w:p>
     <w:p>
@@ -1944,8 +3017,8 @@
         </w:pict>
       </w:r>
     </w:p>
-    <w:bookmarkEnd w:id="20"/>
-    <w:bookmarkStart w:id="21" w:name="references"/>
+    <w:bookmarkEnd w:id="26"/>
+    <w:bookmarkStart w:id="27" w:name="references"/>
     <w:p>
       <w:pPr>
         <w:pStyle w:val="Heading2"/>
@@ -1965,7 +3038,7 @@
         <w:t xml:space="preserve"> </w:t>
       </w:r>
       <w:r>
-        <w:t xml:space="preserve">“QuIVer.”</w:t>
+        <w:t xml:space="preserve">“QuIVer: Rethinking ANN Graph Topology via Training-Free Binary Quantization.”</w:t>
       </w:r>
       <w:r>
         <w:t xml:space="preserve"> </w:t>
@@ -1973,75 +3046,86 @@
       <w:r>
         <w:t xml:space="preserve">arXiv:2605.02171, 2026.</w:t>
       </w:r>
+    </w:p>
+    <w:p>
+      <w:pPr>
+        <w:pStyle w:val="BodyText"/>
+      </w:pPr>
+      <w:r>
+        <w:t xml:space="preserve">[2] T. Zhang, F. Ponzina, T. Rosing.</w:t>
+      </w:r>
       <w:r>
         <w:t xml:space="preserve"> </w:t>
       </w:r>
       <w:r>
-        <w:t xml:space="preserve">[2] T. Zhang, F. Ponzina, T. Rosing.</w:t>
+        <w:t xml:space="preserve">“FaTRQ: Tiered Residual Quantization for LLM Vector Search in Far-Memory-Aware ANNS Systems.”</w:t>
       </w:r>
       <w:r>
         <w:t xml:space="preserve"> </w:t>
       </w:r>
       <w:r>
-        <w:t xml:space="preserve">“FaTRQ.”</w:t>
+        <w:t xml:space="preserve">arXiv:2601.09985, 2026.</w:t>
+      </w:r>
+    </w:p>
+    <w:p>
+      <w:pPr>
+        <w:pStyle w:val="BodyText"/>
+      </w:pPr>
+      <w:r>
+        <w:t xml:space="preserve">[3] B. J. Gutiérrez, Y. Shu, Y. Gu, M. Yasunaga, Y. Su.</w:t>
       </w:r>
       <w:r>
         <w:t xml:space="preserve"> </w:t>
       </w:r>
       <w:r>
-        <w:t xml:space="preserve">arXiv:2601.09985, 2026.</w:t>
+        <w:t xml:space="preserve">“HippoRAG: Neurobiologically Inspired Long-Term Memory for Large Language Models.”</w:t>
       </w:r>
       <w:r>
         <w:t xml:space="preserve"> </w:t>
       </w:r>
       <w:r>
-        <w:t xml:space="preserve">[3] B. J. Gutiérrez et al. </w:t>
-      </w:r>
-      <w:r>
-        <w:t xml:space="preserve">“HippoRAG.”</w:t>
+        <w:t xml:space="preserve">NeurIPS 2024.</w:t>
+      </w:r>
+    </w:p>
+    <w:p>
+      <w:pPr>
+        <w:pStyle w:val="BodyText"/>
+      </w:pPr>
+      <w:r>
+        <w:t xml:space="preserve">[4] Y. Malkov, D. Yashunin.</w:t>
       </w:r>
       <w:r>
         <w:t xml:space="preserve"> </w:t>
       </w:r>
       <w:r>
-        <w:t xml:space="preserve">NeurIPS 2024.</w:t>
+        <w:t xml:space="preserve">“Efficient and Robust Approximate Nearest Neighbor Search Using Hierarchical Navigable Small World Graphs.”</w:t>
       </w:r>
       <w:r>
         <w:t xml:space="preserve"> </w:t>
       </w:r>
       <w:r>
-        <w:t xml:space="preserve">[4] Y. Malkov, D. Yashunin.</w:t>
+        <w:t xml:space="preserve">IEEE TPAMI, 2020.</w:t>
+      </w:r>
+    </w:p>
+    <w:p>
+      <w:pPr>
+        <w:pStyle w:val="BodyText"/>
+      </w:pPr>
+      <w:r>
+        <w:t xml:space="preserve">[5] M. Douze et al. </w:t>
+      </w:r>
+      <w:r>
+        <w:t xml:space="preserve">“The Faiss Library.”</w:t>
       </w:r>
       <w:r>
         <w:t xml:space="preserve"> </w:t>
       </w:r>
       <w:r>
-        <w:t xml:space="preserve">“HNSW.”</w:t>
-      </w:r>
-      <w:r>
-        <w:t xml:space="preserve"> </w:t>
-      </w:r>
-      <w:r>
-        <w:t xml:space="preserve">IEEE TPAMI, 2020.</w:t>
-      </w:r>
-      <w:r>
-        <w:t xml:space="preserve"> </w:t>
-      </w:r>
-      <w:r>
-        <w:t xml:space="preserve">[5] M. Douze et al. </w:t>
-      </w:r>
-      <w:r>
-        <w:t xml:space="preserve">“The Faiss Library.”</w:t>
-      </w:r>
-      <w:r>
-        <w:t xml:space="preserve"> </w:t>
-      </w:r>
-      <w:r>
         <w:t xml:space="preserve">arXiv:2401.08281, 2024.</w:t>
       </w:r>
     </w:p>
-    <w:bookmarkEnd w:id="21"/>
-    <w:bookmarkEnd w:id="22"/>
+    <w:bookmarkEnd w:id="27"/>
+    <w:bookmarkEnd w:id="28"/>
     <w:p>
       <w:pPr>
         <w:pStyle w:val="Heading2"/>
@@ -2201,6 +3285,109 @@
       </w:pPr>
     </w:lvl>
   </w:abstractNum>
+  <w:abstractNum w:abstractNumId="991">
+    <w:nsid w:val="0000A991"/>
+    <w:multiLevelType w:val="multilevel"/>
+    <w:lvl w:ilvl="0">
+      <w:numFmt w:val="bullet"/>
+      <w:lvlText w:val=""/>
+      <w:lvlJc w:val="left"/>
+      <w:pPr>
+        <w:ind w:left="720" w:hanging="360"/>
+      </w:pPr>
+      <w:rPr>
+        <w:rFonts w:ascii="Symbol" w:hAnsi="Symbol" w:cs="Symbol" w:hint="default"/>
+      </w:rPr>
+    </w:lvl>
+    <w:lvl w:ilvl="1">
+      <w:numFmt w:val="bullet"/>
+      <w:lvlText w:val="o"/>
+      <w:lvlJc w:val="left"/>
+      <w:pPr>
+        <w:ind w:left="1440" w:hanging="360"/>
+      </w:pPr>
+      <w:rPr>
+        <w:rFonts w:ascii="Courier New" w:hAnsi="Courier New" w:cs="Courier New" w:hint="default"/>
+      </w:rPr>
+    </w:lvl>
+    <w:lvl w:ilvl="2">
+      <w:numFmt w:val="bullet"/>
+      <w:lvlText w:val=""/>
+      <w:lvlJc w:val="left"/>
+      <w:pPr>
+        <w:ind w:left="2160" w:hanging="360"/>
+      </w:pPr>
+      <w:rPr>
+        <w:rFonts w:ascii="Wingdings" w:hAnsi="Wingdings" w:cs="Wingdings" w:hint="default"/>
+      </w:rPr>
+    </w:lvl>
+    <w:lvl w:ilvl="3">
+      <w:numFmt w:val="bullet"/>
+      <w:lvlText w:val=""/>
+      <w:lvlJc w:val="left"/>
+      <w:pPr>
+        <w:ind w:left="2880" w:hanging="360"/>
+      </w:pPr>
+      <w:rPr>
+        <w:rFonts w:ascii="Symbol" w:hAnsi="Symbol" w:cs="Symbol" w:hint="default"/>
+      </w:rPr>
+    </w:lvl>
+    <w:lvl w:ilvl="4">
+      <w:numFmt w:val="bullet"/>
+      <w:lvlText w:val="o"/>
+      <w:lvlJc w:val="left"/>
+      <w:pPr>
+        <w:ind w:left="3600" w:hanging="360"/>
+      </w:pPr>
+      <w:rPr>
+        <w:rFonts w:ascii="Courier New" w:hAnsi="Courier New" w:cs="Courier New" w:hint="default"/>
+      </w:rPr>
+    </w:lvl>
+    <w:lvl w:ilvl="5">
+      <w:numFmt w:val="bullet"/>
+      <w:lvlText w:val=""/>
+      <w:lvlJc w:val="left"/>
+      <w:pPr>
+        <w:ind w:left="4320" w:hanging="360"/>
+      </w:pPr>
+      <w:rPr>
+        <w:rFonts w:ascii="Wingdings" w:hAnsi="Wingdings" w:cs="Wingdings" w:hint="default"/>
+      </w:rPr>
+    </w:lvl>
+    <w:lvl w:ilvl="6">
+      <w:numFmt w:val="bullet"/>
+      <w:lvlText w:val=""/>
+      <w:lvlJc w:val="left"/>
+      <w:pPr>
+        <w:ind w:left="5040" w:hanging="360"/>
+      </w:pPr>
+      <w:rPr>
+        <w:rFonts w:ascii="Symbol" w:hAnsi="Symbol" w:cs="Symbol" w:hint="default"/>
+      </w:rPr>
+    </w:lvl>
+    <w:lvl w:ilvl="7">
+      <w:numFmt w:val="bullet"/>
+      <w:lvlText w:val="o"/>
+      <w:lvlJc w:val="left"/>
+      <w:pPr>
+        <w:ind w:left="5760" w:hanging="360"/>
+      </w:pPr>
+      <w:rPr>
+        <w:rFonts w:ascii="Courier New" w:hAnsi="Courier New" w:cs="Courier New" w:hint="default"/>
+      </w:rPr>
+    </w:lvl>
+    <w:lvl w:ilvl="8">
+      <w:numFmt w:val="bullet"/>
+      <w:lvlText w:val=""/>
+      <w:lvlJc w:val="left"/>
+      <w:pPr>
+        <w:ind w:left="6480" w:hanging="360"/>
+      </w:pPr>
+      <w:rPr>
+        <w:rFonts w:ascii="Wingdings" w:hAnsi="Wingdings" w:cs="Wingdings" w:hint="default"/>
+      </w:rPr>
+    </w:lvl>
+  </w:abstractNum>
   <w:abstractNum w:abstractNumId="99411">
     <w:nsid w:val="00A99411"/>
     <w:multiLevelType w:val="multilevel"/>
@@ -2286,113 +3473,13 @@
       </w:pPr>
     </w:lvl>
   </w:abstractNum>
-  <w:abstractNum w:abstractNumId="991">
-    <w:nsid w:val="0000A991"/>
-    <w:multiLevelType w:val="multilevel"/>
-    <w:lvl w:ilvl="0">
-      <w:numFmt w:val="bullet"/>
-      <w:lvlText w:val=""/>
-      <w:lvlJc w:val="left"/>
-      <w:pPr>
-        <w:ind w:left="720" w:hanging="360"/>
-      </w:pPr>
-      <w:rPr>
-        <w:rFonts w:ascii="Symbol" w:hAnsi="Symbol" w:cs="Symbol" w:hint="default"/>
-      </w:rPr>
-    </w:lvl>
-    <w:lvl w:ilvl="1">
-      <w:numFmt w:val="bullet"/>
-      <w:lvlText w:val="o"/>
-      <w:lvlJc w:val="left"/>
-      <w:pPr>
-        <w:ind w:left="1440" w:hanging="360"/>
-      </w:pPr>
-      <w:rPr>
-        <w:rFonts w:ascii="Courier New" w:hAnsi="Courier New" w:cs="Courier New" w:hint="default"/>
-      </w:rPr>
-    </w:lvl>
-    <w:lvl w:ilvl="2">
-      <w:numFmt w:val="bullet"/>
-      <w:lvlText w:val=""/>
-      <w:lvlJc w:val="left"/>
-      <w:pPr>
-        <w:ind w:left="2160" w:hanging="360"/>
-      </w:pPr>
-      <w:rPr>
-        <w:rFonts w:ascii="Wingdings" w:hAnsi="Wingdings" w:cs="Wingdings" w:hint="default"/>
-      </w:rPr>
-    </w:lvl>
-    <w:lvl w:ilvl="3">
-      <w:numFmt w:val="bullet"/>
-      <w:lvlText w:val=""/>
-      <w:lvlJc w:val="left"/>
-      <w:pPr>
-        <w:ind w:left="2880" w:hanging="360"/>
-      </w:pPr>
-      <w:rPr>
-        <w:rFonts w:ascii="Symbol" w:hAnsi="Symbol" w:cs="Symbol" w:hint="default"/>
-      </w:rPr>
-    </w:lvl>
-    <w:lvl w:ilvl="4">
-      <w:numFmt w:val="bullet"/>
-      <w:lvlText w:val="o"/>
-      <w:lvlJc w:val="left"/>
-      <w:pPr>
-        <w:ind w:left="3600" w:hanging="360"/>
-      </w:pPr>
-      <w:rPr>
-        <w:rFonts w:ascii="Courier New" w:hAnsi="Courier New" w:cs="Courier New" w:hint="default"/>
-      </w:rPr>
-    </w:lvl>
-    <w:lvl w:ilvl="5">
-      <w:numFmt w:val="bullet"/>
-      <w:lvlText w:val=""/>
-      <w:lvlJc w:val="left"/>
-      <w:pPr>
-        <w:ind w:left="4320" w:hanging="360"/>
-      </w:pPr>
-      <w:rPr>
-        <w:rFonts w:ascii="Wingdings" w:hAnsi="Wingdings" w:cs="Wingdings" w:hint="default"/>
-      </w:rPr>
-    </w:lvl>
-    <w:lvl w:ilvl="6">
-      <w:numFmt w:val="bullet"/>
-      <w:lvlText w:val=""/>
-      <w:lvlJc w:val="left"/>
-      <w:pPr>
-        <w:ind w:left="5040" w:hanging="360"/>
-      </w:pPr>
-      <w:rPr>
-        <w:rFonts w:ascii="Symbol" w:hAnsi="Symbol" w:cs="Symbol" w:hint="default"/>
-      </w:rPr>
-    </w:lvl>
-    <w:lvl w:ilvl="7">
-      <w:numFmt w:val="bullet"/>
-      <w:lvlText w:val="o"/>
-      <w:lvlJc w:val="left"/>
-      <w:pPr>
-        <w:ind w:left="5760" w:hanging="360"/>
-      </w:pPr>
-      <w:rPr>
-        <w:rFonts w:ascii="Courier New" w:hAnsi="Courier New" w:cs="Courier New" w:hint="default"/>
-      </w:rPr>
-    </w:lvl>
-    <w:lvl w:ilvl="8">
-      <w:numFmt w:val="bullet"/>
-      <w:lvlText w:val=""/>
-      <w:lvlJc w:val="left"/>
-      <w:pPr>
-        <w:ind w:left="6480" w:hanging="360"/>
-      </w:pPr>
-      <w:rPr>
-        <w:rFonts w:ascii="Wingdings" w:hAnsi="Wingdings" w:cs="Wingdings" w:hint="default"/>
-      </w:rPr>
-    </w:lvl>
-  </w:abstractNum>
   <w:num w:numId="1000">
     <w:abstractNumId w:val="990"/>
   </w:num>
   <w:num w:numId="1001">
+    <w:abstractNumId w:val="991"/>
+  </w:num>
+  <w:num w:numId="1002">
     <w:abstractNumId w:val="99411"/>
     <w:lvlOverride w:ilvl="0">
       <w:startOverride w:val="1"/>
@@ -2421,9 +3508,6 @@
     <w:lvlOverride w:ilvl="8">
       <w:startOverride w:val="1"/>
     </w:lvlOverride>
-  </w:num>
-  <w:num w:numId="1002">
-    <w:abstractNumId w:val="991"/>
   </w:num>
   <w:num w:numId="1003">
     <w:abstractNumId w:val="99411"/>

--- a/papers/docx/Paper3_Memory_Systems.docx
+++ b/papers/docx/Paper3_Memory_Systems.docx
@@ -3138,7 +3138,7 @@
       <w:r>
         <w:drawing>
           <wp:inline>
-            <wp:extent cx="4572000" cy="3414532"/>
+            <wp:extent cx="4754880" cy="3551113"/>
             <wp:docPr id="1" name="Picture 1"/>
             <wp:cNvGraphicFramePr>
               <a:graphicFrameLocks noChangeAspect="1"/>
@@ -3159,7 +3159,7 @@
                   <pic:spPr>
                     <a:xfrm>
                       <a:off x="0" y="0"/>
-                      <a:ext cx="4572000" cy="3414532"/>
+                      <a:ext cx="4754880" cy="3551113"/>
                     </a:xfrm>
                     <a:prstGeom prst="rect"/>
                   </pic:spPr>
@@ -3172,7 +3172,48 @@
     </w:p>
     <w:p>
       <w:r>
-        <w:t>Figure 1: bitcache Layered Architecture</w:t>
+        <w:t>Figure 1: Layered Architecture</w:t>
+      </w:r>
+    </w:p>
+    <w:p>
+      <w:r>
+        <w:drawing>
+          <wp:inline>
+            <wp:extent cx="4754880" cy="2654639"/>
+            <wp:docPr id="2" name="Picture 2"/>
+            <wp:cNvGraphicFramePr>
+              <a:graphicFrameLocks noChangeAspect="1"/>
+            </wp:cNvGraphicFramePr>
+            <a:graphic>
+              <a:graphicData uri="http://schemas.openxmlformats.org/drawingml/2006/picture">
+                <pic:pic>
+                  <pic:nvPicPr>
+                    <pic:cNvPr id="0" name="paper3_memory_lifecycle.png"/>
+                    <pic:cNvPicPr/>
+                  </pic:nvPicPr>
+                  <pic:blipFill>
+                    <a:blip r:embed="rId10"/>
+                    <a:stretch>
+                      <a:fillRect/>
+                    </a:stretch>
+                  </pic:blipFill>
+                  <pic:spPr>
+                    <a:xfrm>
+                      <a:off x="0" y="0"/>
+                      <a:ext cx="4754880" cy="2654639"/>
+                    </a:xfrm>
+                    <a:prstGeom prst="rect"/>
+                  </pic:spPr>
+                </pic:pic>
+              </a:graphicData>
+            </a:graphic>
+          </wp:inline>
+        </w:drawing>
+      </w:r>
+    </w:p>
+    <w:p>
+      <w:r>
+        <w:t>Figure 2: Memory Lifecycle Over Time</w:t>
       </w:r>
     </w:p>
     <w:sectPr>

--- a/papers/docx/Paper3_Memory_Systems.docx
+++ b/papers/docx/Paper3_Memory_Systems.docx
@@ -3213,7 +3213,7 @@
     </w:p>
     <w:p>
       <w:r>
-        <w:t>Figure 2: Memory Lifecycle Over Time</w:t>
+        <w:t>Figure 2: Memory Lifecycle</w:t>
       </w:r>
     </w:p>
     <w:sectPr>

--- a/papers/docx/Paper3_Memory_Systems.docx
+++ b/papers/docx/Paper3_Memory_Systems.docx
@@ -8,7 +8,7 @@
         <w:jc w:val="center"/>
       </w:pPr>
       <w:r>
-        <w:t>bitcache: A Layered Memory Architecture for Autonomous AI Agents</w:t>
+        <w:t>Bitcache Memory: A Layered Architecture for Persistent Agent Memory</w:t>
       </w:r>
     </w:p>
     <w:p>
@@ -32,7 +32,7 @@
     </w:p>
     <w:p>
       <w:r>
-        <w:t>We present bitcache, a composable persistent memory architecture for autonomous AI agents that integrates retrieval, mutation, prioritization, and relational reasoning under bounded resources. The system answers a central question: how should AI agents manage long-term memory when knowledge evolves continuously, not all memories are equally important, and context requires both similarity and relationships? We validate the architecture through an end-to-end enterprise operations copilot workload demonstrating: semantic retrieval (0.55ms), graph expansion (&lt;0.01ms), importance reinforcement on access, temporal decay (90% importance reduction over 5 days), and capacity-based eviction. Each layer is independently composable: agents may use staged retrieval alone, or combine all six layers for full memory lifecycle management.</w:t>
+        <w:t>We present Bitcache Memory, a composable persistent memory architecture for autonomous AI agents that integrates retrieval, mutation, prioritization, and relational reasoning under bounded resources. The system answers a central question: how should AI agents manage long-term memory when knowledge evolves continuously, not all memories are equally important, and context requires both similarity and relationships? The Rust implementation achieves production-style throughput: 423K inserts/sec, 4,887 QPS for memory retrieval, 5.6M deletes/sec, and 12,200 QPS for graph search with 2-hop expansion. Each layer is independently composable: agents may use staged retrieval alone, or combine all six layers for full memory lifecycle management.</w:t>
       </w:r>
     </w:p>
     <w:p>
@@ -518,7 +518,7 @@
     </w:p>
     <w:p>
       <w:r>
-        <w:t>bitcache defines five memory operations that distinguish agent memory from vector search:</w:t>
+        <w:t>Bitcache defines five memory operations that distinguish agent memory from vector search:</w:t>
       </w:r>
     </w:p>
     <w:p>
@@ -621,12 +621,7 @@
         <w:pStyle w:val="Heading1"/>
       </w:pPr>
       <w:r>
-        <w:t>4. End-to-End Validation: Enterprise Operations Copilot</w:t>
-      </w:r>
-    </w:p>
-    <w:p>
-      <w:r>
-        <w:t>We validate the full architecture through a realistic workload: an AI copilot supporting telecom operations that receives incidents, runbooks, and system notes.</w:t>
+        <w:t>4. Throughput Characterization</w:t>
       </w:r>
     </w:p>
     <w:p>
@@ -634,7 +629,677 @@
         <w:pStyle w:val="Heading2"/>
       </w:pPr>
       <w:r>
-        <w:t>4.1 Workload</w:t>
+        <w:t>4.1 Streaming Operations (StreamingIndex)</w:t>
+      </w:r>
+    </w:p>
+    <w:tbl>
+      <w:tblPr>
+        <w:tblStyle w:val="TableGrid"/>
+        <w:tblW w:type="auto" w:w="0"/>
+        <w:jc w:val="center"/>
+        <w:tblLook w:firstColumn="1" w:firstRow="1" w:lastColumn="0" w:lastRow="0" w:noHBand="0" w:noVBand="1" w:val="04A0"/>
+      </w:tblPr>
+      <w:tblGrid>
+        <w:gridCol w:w="2880"/>
+        <w:gridCol w:w="2880"/>
+        <w:gridCol w:w="2880"/>
+      </w:tblGrid>
+      <w:tr>
+        <w:tc>
+          <w:tcPr>
+            <w:tcW w:type="dxa" w:w="2880"/>
+          </w:tcPr>
+          <w:p>
+            <w:r>
+              <w:rPr>
+                <w:b/>
+              </w:rPr>
+              <w:t>Operation</w:t>
+            </w:r>
+          </w:p>
+        </w:tc>
+        <w:tc>
+          <w:tcPr>
+            <w:tcW w:type="dxa" w:w="2880"/>
+          </w:tcPr>
+          <w:p>
+            <w:r>
+              <w:rPr>
+                <w:b/>
+              </w:rPr>
+              <w:t>Throughput</w:t>
+            </w:r>
+          </w:p>
+        </w:tc>
+        <w:tc>
+          <w:tcPr>
+            <w:tcW w:type="dxa" w:w="2880"/>
+          </w:tcPr>
+          <w:p>
+            <w:r>
+              <w:rPr>
+                <w:b/>
+              </w:rPr>
+              <w:t>Notes</w:t>
+            </w:r>
+          </w:p>
+        </w:tc>
+      </w:tr>
+      <w:tr>
+        <w:tc>
+          <w:tcPr>
+            <w:tcW w:type="dxa" w:w="2880"/>
+          </w:tcPr>
+          <w:p>
+            <w:r>
+              <w:t>Insert</w:t>
+            </w:r>
+          </w:p>
+        </w:tc>
+        <w:tc>
+          <w:tcPr>
+            <w:tcW w:type="dxa" w:w="2880"/>
+          </w:tcPr>
+          <w:p>
+            <w:r>
+              <w:t>423,174 vectors/sec</w:t>
+            </w:r>
+          </w:p>
+        </w:tc>
+        <w:tc>
+          <w:tcPr>
+            <w:tcW w:type="dxa" w:w="2880"/>
+          </w:tcPr>
+          <w:p>
+            <w:r>
+              <w:t>Includes normalize + quantize</w:t>
+            </w:r>
+          </w:p>
+        </w:tc>
+      </w:tr>
+      <w:tr>
+        <w:tc>
+          <w:tcPr>
+            <w:tcW w:type="dxa" w:w="2880"/>
+          </w:tcPr>
+          <w:p>
+            <w:r>
+              <w:t>Delete</w:t>
+            </w:r>
+          </w:p>
+        </w:tc>
+        <w:tc>
+          <w:tcPr>
+            <w:tcW w:type="dxa" w:w="2880"/>
+          </w:tcPr>
+          <w:p>
+            <w:r>
+              <w:t>5,611,146 ops/sec</w:t>
+            </w:r>
+          </w:p>
+        </w:tc>
+        <w:tc>
+          <w:tcPr>
+            <w:tcW w:type="dxa" w:w="2880"/>
+          </w:tcPr>
+          <w:p>
+            <w:r>
+              <w:t>O(1) slot reuse</w:t>
+            </w:r>
+          </w:p>
+        </w:tc>
+      </w:tr>
+      <w:tr>
+        <w:tc>
+          <w:tcPr>
+            <w:tcW w:type="dxa" w:w="2880"/>
+          </w:tcPr>
+          <w:p>
+            <w:r>
+              <w:t>Search (50K index, rf=10)</w:t>
+            </w:r>
+          </w:p>
+        </w:tc>
+        <w:tc>
+          <w:tcPr>
+            <w:tcW w:type="dxa" w:w="2880"/>
+          </w:tcPr>
+          <w:p>
+            <w:r>
+              <w:t>628 QPS</w:t>
+            </w:r>
+          </w:p>
+        </w:tc>
+        <w:tc>
+          <w:tcPr>
+            <w:tcW w:type="dxa" w:w="2880"/>
+          </w:tcPr>
+          <w:p>
+            <w:r>
+              <w:t>Two-stage retrieval</w:t>
+            </w:r>
+          </w:p>
+        </w:tc>
+      </w:tr>
+      <w:tr>
+        <w:tc>
+          <w:tcPr>
+            <w:tcW w:type="dxa" w:w="2880"/>
+          </w:tcPr>
+          <w:p>
+            <w:r>
+              <w:t>Build (99K)</w:t>
+            </w:r>
+          </w:p>
+        </w:tc>
+        <w:tc>
+          <w:tcPr>
+            <w:tcW w:type="dxa" w:w="2880"/>
+          </w:tcPr>
+          <w:p>
+            <w:r>
+              <w:t>0.23s</w:t>
+            </w:r>
+          </w:p>
+        </w:tc>
+        <w:tc>
+          <w:tcPr>
+            <w:tcW w:type="dxa" w:w="2880"/>
+          </w:tcPr>
+          <w:p>
+            <w:r>
+              <w:t>From flat vectors</w:t>
+            </w:r>
+          </w:p>
+        </w:tc>
+      </w:tr>
+    </w:tbl>
+    <w:p/>
+    <w:p>
+      <w:pPr>
+        <w:pStyle w:val="Heading2"/>
+      </w:pPr>
+      <w:r>
+        <w:t>4.2 Agent Memory (AgentMemory)</w:t>
+      </w:r>
+    </w:p>
+    <w:tbl>
+      <w:tblPr>
+        <w:tblStyle w:val="TableGrid"/>
+        <w:tblW w:type="auto" w:w="0"/>
+        <w:jc w:val="center"/>
+        <w:tblLook w:firstColumn="1" w:firstRow="1" w:lastColumn="0" w:lastRow="0" w:noHBand="0" w:noVBand="1" w:val="04A0"/>
+      </w:tblPr>
+      <w:tblGrid>
+        <w:gridCol w:w="2880"/>
+        <w:gridCol w:w="2880"/>
+        <w:gridCol w:w="2880"/>
+      </w:tblGrid>
+      <w:tr>
+        <w:tc>
+          <w:tcPr>
+            <w:tcW w:type="dxa" w:w="2880"/>
+          </w:tcPr>
+          <w:p>
+            <w:r>
+              <w:rPr>
+                <w:b/>
+              </w:rPr>
+              <w:t>Operation</w:t>
+            </w:r>
+          </w:p>
+        </w:tc>
+        <w:tc>
+          <w:tcPr>
+            <w:tcW w:type="dxa" w:w="2880"/>
+          </w:tcPr>
+          <w:p>
+            <w:r>
+              <w:rPr>
+                <w:b/>
+              </w:rPr>
+              <w:t>Throughput</w:t>
+            </w:r>
+          </w:p>
+        </w:tc>
+        <w:tc>
+          <w:tcPr>
+            <w:tcW w:type="dxa" w:w="2880"/>
+          </w:tcPr>
+          <w:p>
+            <w:r>
+              <w:rPr>
+                <w:b/>
+              </w:rPr>
+              <w:t>Notes</w:t>
+            </w:r>
+          </w:p>
+        </w:tc>
+      </w:tr>
+      <w:tr>
+        <w:tc>
+          <w:tcPr>
+            <w:tcW w:type="dxa" w:w="2880"/>
+          </w:tcPr>
+          <w:p>
+            <w:r>
+              <w:t>Save memory</w:t>
+            </w:r>
+          </w:p>
+        </w:tc>
+        <w:tc>
+          <w:tcPr>
+            <w:tcW w:type="dxa" w:w="2880"/>
+          </w:tcPr>
+          <w:p>
+            <w:r>
+              <w:t>144,512 memories/sec</w:t>
+            </w:r>
+          </w:p>
+        </w:tc>
+        <w:tc>
+          <w:tcPr>
+            <w:tcW w:type="dxa" w:w="2880"/>
+          </w:tcPr>
+          <w:p>
+            <w:r>
+              <w:t>Includes importance tracking</w:t>
+            </w:r>
+          </w:p>
+        </w:tc>
+      </w:tr>
+      <w:tr>
+        <w:tc>
+          <w:tcPr>
+            <w:tcW w:type="dxa" w:w="2880"/>
+          </w:tcPr>
+          <w:p>
+            <w:r>
+              <w:t>Retrieve (5K memories, k=5)</w:t>
+            </w:r>
+          </w:p>
+        </w:tc>
+        <w:tc>
+          <w:tcPr>
+            <w:tcW w:type="dxa" w:w="2880"/>
+          </w:tcPr>
+          <w:p>
+            <w:r>
+              <w:t>4,887 QPS</w:t>
+            </w:r>
+          </w:p>
+        </w:tc>
+        <w:tc>
+          <w:tcPr>
+            <w:tcW w:type="dxa" w:w="2880"/>
+          </w:tcPr>
+          <w:p>
+            <w:r>
+              <w:t>Includes decay + reinforce</w:t>
+            </w:r>
+          </w:p>
+        </w:tc>
+      </w:tr>
+      <w:tr>
+        <w:tc>
+          <w:tcPr>
+            <w:tcW w:type="dxa" w:w="2880"/>
+          </w:tcPr>
+          <w:p>
+            <w:r>
+              <w:t>Eviction</w:t>
+            </w:r>
+          </w:p>
+        </w:tc>
+        <w:tc>
+          <w:tcPr>
+            <w:tcW w:type="dxa" w:w="2880"/>
+          </w:tcPr>
+          <w:p>
+            <w:r>
+              <w:t>Automatic</w:t>
+            </w:r>
+          </w:p>
+        </w:tc>
+        <w:tc>
+          <w:tcPr>
+            <w:tcW w:type="dxa" w:w="2880"/>
+          </w:tcPr>
+          <w:p>
+            <w:r>
+              <w:t>Triggered at capacity</w:t>
+            </w:r>
+          </w:p>
+        </w:tc>
+      </w:tr>
+    </w:tbl>
+    <w:p/>
+    <w:tbl>
+      <w:tblPr>
+        <w:tblStyle w:val="TableGrid"/>
+        <w:tblW w:type="auto" w:w="0"/>
+        <w:jc w:val="center"/>
+        <w:tblLook w:firstColumn="1" w:firstRow="1" w:lastColumn="0" w:lastRow="0" w:noHBand="0" w:noVBand="1" w:val="04A0"/>
+      </w:tblPr>
+      <w:tblGrid>
+        <w:gridCol w:w="4320"/>
+        <w:gridCol w:w="4320"/>
+      </w:tblGrid>
+      <w:tr>
+        <w:tc>
+          <w:tcPr>
+            <w:tcW w:type="dxa" w:w="4320"/>
+          </w:tcPr>
+          <w:p>
+            <w:r>
+              <w:rPr>
+                <w:b/>
+              </w:rPr>
+              <w:t>Metric</w:t>
+            </w:r>
+          </w:p>
+        </w:tc>
+        <w:tc>
+          <w:tcPr>
+            <w:tcW w:type="dxa" w:w="4320"/>
+          </w:tcPr>
+          <w:p>
+            <w:r>
+              <w:rPr>
+                <w:b/>
+              </w:rPr>
+              <w:t>Value</w:t>
+            </w:r>
+          </w:p>
+        </w:tc>
+      </w:tr>
+      <w:tr>
+        <w:tc>
+          <w:tcPr>
+            <w:tcW w:type="dxa" w:w="4320"/>
+          </w:tcPr>
+          <w:p>
+            <w:r>
+              <w:t>Capacity tested</w:t>
+            </w:r>
+          </w:p>
+        </w:tc>
+        <w:tc>
+          <w:tcPr>
+            <w:tcW w:type="dxa" w:w="4320"/>
+          </w:tcPr>
+          <w:p>
+            <w:r>
+              <w:t>5,000 memories</w:t>
+            </w:r>
+          </w:p>
+        </w:tc>
+      </w:tr>
+      <w:tr>
+        <w:tc>
+          <w:tcPr>
+            <w:tcW w:type="dxa" w:w="4320"/>
+          </w:tcPr>
+          <w:p>
+            <w:r>
+              <w:t>Mean importance after eviction</w:t>
+            </w:r>
+          </w:p>
+        </w:tc>
+        <w:tc>
+          <w:tcPr>
+            <w:tcW w:type="dxa" w:w="4320"/>
+          </w:tcPr>
+          <w:p>
+            <w:r>
+              <w:t>0.790</w:t>
+            </w:r>
+          </w:p>
+        </w:tc>
+      </w:tr>
+      <w:tr>
+        <w:tc>
+          <w:tcPr>
+            <w:tcW w:type="dxa" w:w="4320"/>
+          </w:tcPr>
+          <w:p>
+            <w:r>
+              <w:t>Min importance remaining</w:t>
+            </w:r>
+          </w:p>
+        </w:tc>
+        <w:tc>
+          <w:tcPr>
+            <w:tcW w:type="dxa" w:w="4320"/>
+          </w:tcPr>
+          <w:p>
+            <w:r>
+              <w:t>0.500</w:t>
+            </w:r>
+          </w:p>
+        </w:tc>
+      </w:tr>
+      <w:tr>
+        <w:tc>
+          <w:tcPr>
+            <w:tcW w:type="dxa" w:w="4320"/>
+          </w:tcPr>
+          <w:p>
+            <w:r>
+              <w:t>Max importance remaining</w:t>
+            </w:r>
+          </w:p>
+        </w:tc>
+        <w:tc>
+          <w:tcPr>
+            <w:tcW w:type="dxa" w:w="4320"/>
+          </w:tcPr>
+          <w:p>
+            <w:r>
+              <w:t>1.000</w:t>
+            </w:r>
+          </w:p>
+        </w:tc>
+      </w:tr>
+    </w:tbl>
+    <w:p/>
+    <w:p>
+      <w:pPr>
+        <w:pStyle w:val="Heading2"/>
+      </w:pPr>
+      <w:r>
+        <w:t>4.3 Graph Memory (GraphMemory)</w:t>
+      </w:r>
+    </w:p>
+    <w:tbl>
+      <w:tblPr>
+        <w:tblStyle w:val="TableGrid"/>
+        <w:tblW w:type="auto" w:w="0"/>
+        <w:jc w:val="center"/>
+        <w:tblLook w:firstColumn="1" w:firstRow="1" w:lastColumn="0" w:lastRow="0" w:noHBand="0" w:noVBand="1" w:val="04A0"/>
+      </w:tblPr>
+      <w:tblGrid>
+        <w:gridCol w:w="2880"/>
+        <w:gridCol w:w="2880"/>
+        <w:gridCol w:w="2880"/>
+      </w:tblGrid>
+      <w:tr>
+        <w:tc>
+          <w:tcPr>
+            <w:tcW w:type="dxa" w:w="2880"/>
+          </w:tcPr>
+          <w:p>
+            <w:r>
+              <w:rPr>
+                <w:b/>
+              </w:rPr>
+              <w:t>Operation</w:t>
+            </w:r>
+          </w:p>
+        </w:tc>
+        <w:tc>
+          <w:tcPr>
+            <w:tcW w:type="dxa" w:w="2880"/>
+          </w:tcPr>
+          <w:p>
+            <w:r>
+              <w:rPr>
+                <w:b/>
+              </w:rPr>
+              <w:t>Throughput</w:t>
+            </w:r>
+          </w:p>
+        </w:tc>
+        <w:tc>
+          <w:tcPr>
+            <w:tcW w:type="dxa" w:w="2880"/>
+          </w:tcPr>
+          <w:p>
+            <w:r>
+              <w:rPr>
+                <w:b/>
+              </w:rPr>
+              <w:t>Notes</w:t>
+            </w:r>
+          </w:p>
+        </w:tc>
+      </w:tr>
+      <w:tr>
+        <w:tc>
+          <w:tcPr>
+            <w:tcW w:type="dxa" w:w="2880"/>
+          </w:tcPr>
+          <w:p>
+            <w:r>
+              <w:t>Add entity</w:t>
+            </w:r>
+          </w:p>
+        </w:tc>
+        <w:tc>
+          <w:tcPr>
+            <w:tcW w:type="dxa" w:w="2880"/>
+          </w:tcPr>
+          <w:p>
+            <w:r>
+              <w:t>401,869 entities/sec</w:t>
+            </w:r>
+          </w:p>
+        </w:tc>
+        <w:tc>
+          <w:tcPr>
+            <w:tcW w:type="dxa" w:w="2880"/>
+          </w:tcPr>
+          <w:p>
+            <w:r>
+              <w:t>Includes vector indexing</w:t>
+            </w:r>
+          </w:p>
+        </w:tc>
+      </w:tr>
+      <w:tr>
+        <w:tc>
+          <w:tcPr>
+            <w:tcW w:type="dxa" w:w="2880"/>
+          </w:tcPr>
+          <w:p>
+            <w:r>
+              <w:t>Add relation</w:t>
+            </w:r>
+          </w:p>
+        </w:tc>
+        <w:tc>
+          <w:tcPr>
+            <w:tcW w:type="dxa" w:w="2880"/>
+          </w:tcPr>
+          <w:p>
+            <w:r>
+              <w:t>2,905,921 relations/sec</w:t>
+            </w:r>
+          </w:p>
+        </w:tc>
+        <w:tc>
+          <w:tcPr>
+            <w:tcW w:type="dxa" w:w="2880"/>
+          </w:tcPr>
+          <w:p>
+            <w:r>
+              <w:t>Adjacency list insert</w:t>
+            </w:r>
+          </w:p>
+        </w:tc>
+      </w:tr>
+      <w:tr>
+        <w:tc>
+          <w:tcPr>
+            <w:tcW w:type="dxa" w:w="2880"/>
+          </w:tcPr>
+          <w:p>
+            <w:r>
+              <w:t>Search + 2-hop expand</w:t>
+            </w:r>
+          </w:p>
+        </w:tc>
+        <w:tc>
+          <w:tcPr>
+            <w:tcW w:type="dxa" w:w="2880"/>
+          </w:tcPr>
+          <w:p>
+            <w:r>
+              <w:t>12,197 QPS</w:t>
+            </w:r>
+          </w:p>
+        </w:tc>
+        <w:tc>
+          <w:tcPr>
+            <w:tcW w:type="dxa" w:w="2880"/>
+          </w:tcPr>
+          <w:p>
+            <w:r>
+              <w:t>Vector search + BFS</w:t>
+            </w:r>
+          </w:p>
+        </w:tc>
+      </w:tr>
+      <w:tr>
+        <w:tc>
+          <w:tcPr>
+            <w:tcW w:type="dxa" w:w="2880"/>
+          </w:tcPr>
+          <w:p>
+            <w:r>
+              <w:t>Search latency</w:t>
+            </w:r>
+          </w:p>
+        </w:tc>
+        <w:tc>
+          <w:tcPr>
+            <w:tcW w:type="dxa" w:w="2880"/>
+          </w:tcPr>
+          <w:p>
+            <w:r>
+              <w:t>0.011ms</w:t>
+            </w:r>
+          </w:p>
+        </w:tc>
+        <w:tc>
+          <w:tcPr>
+            <w:tcW w:type="dxa" w:w="2880"/>
+          </w:tcPr>
+          <w:p>
+            <w:r>
+              <w:t>1000 entities, 5000 relations</w:t>
+            </w:r>
+          </w:p>
+        </w:tc>
+      </w:tr>
+    </w:tbl>
+    <w:p/>
+    <w:p>
+      <w:pPr>
+        <w:pStyle w:val="Heading2"/>
+      </w:pPr>
+      <w:r>
+        <w:t>4.4 Memory Lifecycle Validation</w:t>
       </w:r>
     </w:p>
     <w:tbl>
@@ -685,7 +1350,7 @@
               <w:rPr>
                 <w:b/>
               </w:rPr>
-              <w:t>Description</w:t>
+              <w:t>Result</w:t>
             </w:r>
           </w:p>
         </w:tc>
@@ -707,7 +1372,7 @@
           </w:tcPr>
           <w:p>
             <w:r>
-              <w:t>Insert</w:t>
+              <w:t>Insert 5 memories (importance 0.5-0.9)</w:t>
             </w:r>
           </w:p>
         </w:tc>
@@ -717,7 +1382,7 @@
           </w:tcPr>
           <w:p>
             <w:r>
-              <w:t>10 operational events (incidents, runbooks, notes)</w:t>
+              <w:t>Mean importance: 0.700</w:t>
             </w:r>
           </w:p>
         </w:tc>
@@ -739,7 +1404,7 @@
           </w:tcPr>
           <w:p>
             <w:r>
-              <w:t>Retrieve</w:t>
+              <w:t>Retrieve top-1</w:t>
             </w:r>
           </w:p>
         </w:tc>
@@ -749,7 +1414,7 @@
           </w:tcPr>
           <w:p>
             <w:r>
-              <w:t>Semantic search for "database connection issues"</w:t>
+              <w:t>Importance reinforced: 0.5 → 0.65</w:t>
             </w:r>
           </w:p>
         </w:tc>
@@ -771,7 +1436,7 @@
           </w:tcPr>
           <w:p>
             <w:r>
-              <w:t>Graph expand</w:t>
+              <w:t>Insert 3 more (importance 0.95)</w:t>
             </w:r>
           </w:p>
         </w:tc>
@@ -781,7 +1446,7 @@
           </w:tcPr>
           <w:p>
             <w:r>
-              <w:t>Find systems connected to the affected component</w:t>
+              <w:t>Eviction triggered</w:t>
             </w:r>
           </w:p>
         </w:tc>
@@ -803,7 +1468,7 @@
           </w:tcPr>
           <w:p>
             <w:r>
-              <w:t>Reinforce</w:t>
+              <w:t>After eviction (capacity=5)</w:t>
             </w:r>
           </w:p>
         </w:tc>
@@ -813,71 +1478,7 @@
           </w:tcPr>
           <w:p>
             <w:r>
-              <w:t>Retrieved memories gain importance</w:t>
-            </w:r>
-          </w:p>
-        </w:tc>
-      </w:tr>
-      <w:tr>
-        <w:tc>
-          <w:tcPr>
-            <w:tcW w:type="dxa" w:w="2880"/>
-          </w:tcPr>
-          <w:p>
-            <w:r>
-              <w:t>5</w:t>
-            </w:r>
-          </w:p>
-        </w:tc>
-        <w:tc>
-          <w:tcPr>
-            <w:tcW w:type="dxa" w:w="2880"/>
-          </w:tcPr>
-          <w:p>
-            <w:r>
-              <w:t>Decay</w:t>
-            </w:r>
-          </w:p>
-        </w:tc>
-        <w:tc>
-          <w:tcPr>
-            <w:tcW w:type="dxa" w:w="2880"/>
-          </w:tcPr>
-          <w:p>
-            <w:r>
-              <w:t>Simulate 5 days of inactivity</w:t>
-            </w:r>
-          </w:p>
-        </w:tc>
-      </w:tr>
-      <w:tr>
-        <w:tc>
-          <w:tcPr>
-            <w:tcW w:type="dxa" w:w="2880"/>
-          </w:tcPr>
-          <w:p>
-            <w:r>
-              <w:t>6</w:t>
-            </w:r>
-          </w:p>
-        </w:tc>
-        <w:tc>
-          <w:tcPr>
-            <w:tcW w:type="dxa" w:w="2880"/>
-          </w:tcPr>
-          <w:p>
-            <w:r>
-              <w:t>Evict</w:t>
-            </w:r>
-          </w:p>
-        </w:tc>
-        <w:tc>
-          <w:tcPr>
-            <w:tcW w:type="dxa" w:w="2880"/>
-          </w:tcPr>
-          <w:p>
-            <w:r>
-              <w:t>Enforce capacity=5, remove lowest importance</w:t>
+              <w:t>Min=0.80, Max=0.95, Mean=0.91</w:t>
             </w:r>
           </w:p>
         </w:tc>
@@ -885,11 +1486,16 @@
     </w:tbl>
     <w:p/>
     <w:p>
+      <w:r>
+        <w:t>The lowest-importance memories are correctly evicted, and retrieved memories gain importance through reinforcement.</w:t>
+      </w:r>
+    </w:p>
+    <w:p>
       <w:pPr>
         <w:pStyle w:val="Heading2"/>
       </w:pPr>
       <w:r>
-        <w:t>4.2 Results</w:t>
+        <w:t>4.5 Decay Validation</w:t>
       </w:r>
     </w:p>
     <w:tbl>
@@ -900,47 +1506,75 @@
         <w:tblLook w:firstColumn="1" w:firstRow="1" w:lastColumn="0" w:lastRow="0" w:noHBand="0" w:noVBand="1" w:val="04A0"/>
       </w:tblPr>
       <w:tblGrid>
-        <w:gridCol w:w="2880"/>
-        <w:gridCol w:w="2880"/>
-        <w:gridCol w:w="2880"/>
+        <w:gridCol w:w="1728"/>
+        <w:gridCol w:w="1728"/>
+        <w:gridCol w:w="1728"/>
+        <w:gridCol w:w="1728"/>
+        <w:gridCol w:w="1728"/>
       </w:tblGrid>
       <w:tr>
         <w:tc>
           <w:tcPr>
-            <w:tcW w:type="dxa" w:w="2880"/>
+            <w:tcW w:type="dxa" w:w="1728"/>
           </w:tcPr>
           <w:p>
             <w:r>
               <w:rPr>
                 <w:b/>
               </w:rPr>
-              <w:t>Step</w:t>
+              <w:t>Decay rate</w:t>
             </w:r>
           </w:p>
         </w:tc>
         <w:tc>
           <w:tcPr>
-            <w:tcW w:type="dxa" w:w="2880"/>
+            <w:tcW w:type="dxa" w:w="1728"/>
           </w:tcPr>
           <w:p>
             <w:r>
               <w:rPr>
                 <w:b/>
               </w:rPr>
-              <w:t>Latency</w:t>
+              <w:t>Days</w:t>
             </w:r>
           </w:p>
         </w:tc>
         <w:tc>
           <w:tcPr>
-            <w:tcW w:type="dxa" w:w="2880"/>
+            <w:tcW w:type="dxa" w:w="1728"/>
           </w:tcPr>
           <w:p>
             <w:r>
               <w:rPr>
                 <w:b/>
               </w:rPr>
-              <w:t>Outcome</w:t>
+              <w:t>Initial mean</w:t>
+            </w:r>
+          </w:p>
+        </w:tc>
+        <w:tc>
+          <w:tcPr>
+            <w:tcW w:type="dxa" w:w="1728"/>
+          </w:tcPr>
+          <w:p>
+            <w:r>
+              <w:rPr>
+                <w:b/>
+              </w:rPr>
+              <w:t>Final mean</w:t>
+            </w:r>
+          </w:p>
+        </w:tc>
+        <w:tc>
+          <w:tcPr>
+            <w:tcW w:type="dxa" w:w="1728"/>
+          </w:tcPr>
+          <w:p>
+            <w:r>
+              <w:rPr>
+                <w:b/>
+              </w:rPr>
+              <w:t>Reduction</w:t>
             </w:r>
           </w:p>
         </w:tc>
@@ -948,31 +1582,51 @@
       <w:tr>
         <w:tc>
           <w:tcPr>
-            <w:tcW w:type="dxa" w:w="2880"/>
+            <w:tcW w:type="dxa" w:w="1728"/>
           </w:tcPr>
           <w:p>
             <w:r>
-              <w:t>Insert 10 memories</w:t>
+              <w:t>0.05</w:t>
             </w:r>
           </w:p>
         </w:tc>
         <w:tc>
           <w:tcPr>
-            <w:tcW w:type="dxa" w:w="2880"/>
+            <w:tcW w:type="dxa" w:w="1728"/>
           </w:tcPr>
           <w:p>
             <w:r>
-              <w:t>2.3s (includes embedding)</w:t>
+              <w:t>1</w:t>
             </w:r>
           </w:p>
         </w:tc>
         <w:tc>
           <w:tcPr>
-            <w:tcW w:type="dxa" w:w="2880"/>
+            <w:tcW w:type="dxa" w:w="1728"/>
           </w:tcPr>
           <w:p>
             <w:r>
-              <w:t>All stored with importance scores</w:t>
+              <w:t>0.550</w:t>
+            </w:r>
+          </w:p>
+        </w:tc>
+        <w:tc>
+          <w:tcPr>
+            <w:tcW w:type="dxa" w:w="1728"/>
+          </w:tcPr>
+          <w:p>
+            <w:r>
+              <w:t>0.500</w:t>
+            </w:r>
+          </w:p>
+        </w:tc>
+        <w:tc>
+          <w:tcPr>
+            <w:tcW w:type="dxa" w:w="1728"/>
+          </w:tcPr>
+          <w:p>
+            <w:r>
+              <w:t>9.1%</w:t>
             </w:r>
           </w:p>
         </w:tc>
@@ -980,326 +1634,17 @@
       <w:tr>
         <w:tc>
           <w:tcPr>
-            <w:tcW w:type="dxa" w:w="2880"/>
+            <w:tcW w:type="dxa" w:w="1728"/>
           </w:tcPr>
           <w:p>
             <w:r>
-              <w:t>Semantic retrieval (k=3)</w:t>
+              <w:t>0.05</w:t>
             </w:r>
           </w:p>
         </w:tc>
         <w:tc>
           <w:tcPr>
-            <w:tcW w:type="dxa" w:w="2880"/>
-          </w:tcPr>
-          <w:p>
-            <w:r>
-              <w:t>0.55ms</w:t>
-            </w:r>
-          </w:p>
-        </w:tc>
-        <w:tc>
-          <w:tcPr>
-            <w:tcW w:type="dxa" w:w="2880"/>
-          </w:tcPr>
-          <w:p>
-            <w:r>
-              <w:t>Found: incident, runbook, and note about prod-db-01</w:t>
-            </w:r>
-          </w:p>
-        </w:tc>
-      </w:tr>
-      <w:tr>
-        <w:tc>
-          <w:tcPr>
-            <w:tcW w:type="dxa" w:w="2880"/>
-          </w:tcPr>
-          <w:p>
-            <w:r>
-              <w:t>Graph expansion</w:t>
-            </w:r>
-          </w:p>
-        </w:tc>
-        <w:tc>
-          <w:tcPr>
-            <w:tcW w:type="dxa" w:w="2880"/>
-          </w:tcPr>
-          <w:p>
-            <w:r>
-              <w:t>&lt;0.01ms</w:t>
-            </w:r>
-          </w:p>
-        </w:tc>
-        <w:tc>
-          <w:tcPr>
-            <w:tcW w:type="dxa" w:w="2880"/>
-          </w:tcPr>
-          <w:p>
-            <w:r>
-              <w:t>Found: api-gateway depends_on prod-db-01, app-server connects_to prod-db-01</w:t>
-            </w:r>
-          </w:p>
-        </w:tc>
-      </w:tr>
-      <w:tr>
-        <w:tc>
-          <w:tcPr>
-            <w:tcW w:type="dxa" w:w="2880"/>
-          </w:tcPr>
-          <w:p>
-            <w:r>
-              <w:t>Reinforcement</w:t>
-            </w:r>
-          </w:p>
-        </w:tc>
-        <w:tc>
-          <w:tcPr>
-            <w:tcW w:type="dxa" w:w="2880"/>
-          </w:tcPr>
-          <w:p>
-            <w:r>
-              <w:t>automatic</w:t>
-            </w:r>
-          </w:p>
-        </w:tc>
-        <w:tc>
-          <w:tcPr>
-            <w:tcW w:type="dxa" w:w="2880"/>
-          </w:tcPr>
-          <w:p>
-            <w:r>
-              <w:t>Retrieved memories: importance 0.4 → 0.55, 0.9 → 1.0</w:t>
-            </w:r>
-          </w:p>
-        </w:tc>
-      </w:tr>
-      <w:tr>
-        <w:tc>
-          <w:tcPr>
-            <w:tcW w:type="dxa" w:w="2880"/>
-          </w:tcPr>
-          <w:p>
-            <w:r>
-              <w:t>Decay (5 days)</w:t>
-            </w:r>
-          </w:p>
-        </w:tc>
-        <w:tc>
-          <w:tcPr>
-            <w:tcW w:type="dxa" w:w="2880"/>
-          </w:tcPr>
-          <w:p>
-            <w:r>
-              <w:t>automatic</w:t>
-            </w:r>
-          </w:p>
-        </w:tc>
-        <w:tc>
-          <w:tcPr>
-            <w:tcW w:type="dxa" w:w="2880"/>
-          </w:tcPr>
-          <w:p>
-            <w:r>
-              <w:t>Mean importance: 0.52 → 0.11 (79% reduction)</w:t>
-            </w:r>
-          </w:p>
-        </w:tc>
-      </w:tr>
-      <w:tr>
-        <w:tc>
-          <w:tcPr>
-            <w:tcW w:type="dxa" w:w="2880"/>
-          </w:tcPr>
-          <w:p>
-            <w:r>
-              <w:t>Eviction (capacity=5)</w:t>
-            </w:r>
-          </w:p>
-        </w:tc>
-        <w:tc>
-          <w:tcPr>
-            <w:tcW w:type="dxa" w:w="2880"/>
-          </w:tcPr>
-          <w:p>
-            <w:r>
-              <w:t>automatic</w:t>
-            </w:r>
-          </w:p>
-        </w:tc>
-        <w:tc>
-          <w:tcPr>
-            <w:tcW w:type="dxa" w:w="2880"/>
-          </w:tcPr>
-          <w:p>
-            <w:r>
-              <w:t>5 lowest-importance memories removed</w:t>
-            </w:r>
-          </w:p>
-        </w:tc>
-      </w:tr>
-    </w:tbl>
-    <w:p/>
-    <w:p>
-      <w:pPr>
-        <w:pStyle w:val="Heading2"/>
-      </w:pPr>
-      <w:r>
-        <w:t>4.3 Timeline Example</w:t>
-      </w:r>
-    </w:p>
-    <w:tbl>
-      <w:tblPr>
-        <w:tblStyle w:val="TableGrid"/>
-        <w:tblW w:type="auto" w:w="0"/>
-        <w:jc w:val="center"/>
-        <w:tblLook w:firstColumn="1" w:firstRow="1" w:lastColumn="0" w:lastRow="0" w:noHBand="0" w:noVBand="1" w:val="04A0"/>
-      </w:tblPr>
-      <w:tblGrid>
-        <w:gridCol w:w="2880"/>
-        <w:gridCol w:w="2880"/>
-        <w:gridCol w:w="2880"/>
-      </w:tblGrid>
-      <w:tr>
-        <w:tc>
-          <w:tcPr>
-            <w:tcW w:type="dxa" w:w="2880"/>
-          </w:tcPr>
-          <w:p>
-            <w:r>
-              <w:rPr>
-                <w:b/>
-              </w:rPr>
-              <w:t>Day</w:t>
-            </w:r>
-          </w:p>
-        </w:tc>
-        <w:tc>
-          <w:tcPr>
-            <w:tcW w:type="dxa" w:w="2880"/>
-          </w:tcPr>
-          <w:p>
-            <w:r>
-              <w:rPr>
-                <w:b/>
-              </w:rPr>
-              <w:t>Event</w:t>
-            </w:r>
-          </w:p>
-        </w:tc>
-        <w:tc>
-          <w:tcPr>
-            <w:tcW w:type="dxa" w:w="2880"/>
-          </w:tcPr>
-          <w:p>
-            <w:r>
-              <w:rPr>
-                <w:b/>
-              </w:rPr>
-              <w:t>Memory Importance</w:t>
-            </w:r>
-          </w:p>
-        </w:tc>
-      </w:tr>
-      <w:tr>
-        <w:tc>
-          <w:tcPr>
-            <w:tcW w:type="dxa" w:w="2880"/>
-          </w:tcPr>
-          <w:p>
-            <w:r>
-              <w:t>0</w:t>
-            </w:r>
-          </w:p>
-        </w:tc>
-        <w:tc>
-          <w:tcPr>
-            <w:tcW w:type="dxa" w:w="2880"/>
-          </w:tcPr>
-          <w:p>
-            <w:r>
-              <w:t>Incident inserted</w:t>
-            </w:r>
-          </w:p>
-        </w:tc>
-        <w:tc>
-          <w:tcPr>
-            <w:tcW w:type="dxa" w:w="2880"/>
-          </w:tcPr>
-          <w:p>
-            <w:r>
-              <w:t>0.90</w:t>
-            </w:r>
-          </w:p>
-        </w:tc>
-      </w:tr>
-      <w:tr>
-        <w:tc>
-          <w:tcPr>
-            <w:tcW w:type="dxa" w:w="2880"/>
-          </w:tcPr>
-          <w:p>
-            <w:r>
-              <w:t>0</w:t>
-            </w:r>
-          </w:p>
-        </w:tc>
-        <w:tc>
-          <w:tcPr>
-            <w:tcW w:type="dxa" w:w="2880"/>
-          </w:tcPr>
-          <w:p>
-            <w:r>
-              <w:t>Retrieved by operator query</w:t>
-            </w:r>
-          </w:p>
-        </w:tc>
-        <w:tc>
-          <w:tcPr>
-            <w:tcW w:type="dxa" w:w="2880"/>
-          </w:tcPr>
-          <w:p>
-            <w:r>
-              <w:t>1.00 (reinforced)</w:t>
-            </w:r>
-          </w:p>
-        </w:tc>
-      </w:tr>
-      <w:tr>
-        <w:tc>
-          <w:tcPr>
-            <w:tcW w:type="dxa" w:w="2880"/>
-          </w:tcPr>
-          <w:p>
-            <w:r>
-              <w:t>2</w:t>
-            </w:r>
-          </w:p>
-        </w:tc>
-        <w:tc>
-          <w:tcPr>
-            <w:tcW w:type="dxa" w:w="2880"/>
-          </w:tcPr>
-          <w:p>
-            <w:r>
-              <w:t>No access</w:t>
-            </w:r>
-          </w:p>
-        </w:tc>
-        <w:tc>
-          <w:tcPr>
-            <w:tcW w:type="dxa" w:w="2880"/>
-          </w:tcPr>
-          <w:p>
-            <w:r>
-              <w:t>0.80 (decayed)</w:t>
-            </w:r>
-          </w:p>
-        </w:tc>
-      </w:tr>
-      <w:tr>
-        <w:tc>
-          <w:tcPr>
-            <w:tcW w:type="dxa" w:w="2880"/>
+            <w:tcW w:type="dxa" w:w="1728"/>
           </w:tcPr>
           <w:p>
             <w:r>
@@ -1309,21 +1654,31 @@
         </w:tc>
         <w:tc>
           <w:tcPr>
-            <w:tcW w:type="dxa" w:w="2880"/>
+            <w:tcW w:type="dxa" w:w="1728"/>
           </w:tcPr>
           <w:p>
             <w:r>
-              <w:t>No access</w:t>
+              <w:t>0.550</w:t>
             </w:r>
           </w:p>
         </w:tc>
         <w:tc>
           <w:tcPr>
-            <w:tcW w:type="dxa" w:w="2880"/>
+            <w:tcW w:type="dxa" w:w="1728"/>
           </w:tcPr>
           <w:p>
             <w:r>
-              <w:t>0.50 (decayed)</w:t>
+              <w:t>0.320</w:t>
+            </w:r>
+          </w:p>
+        </w:tc>
+        <w:tc>
+          <w:tcPr>
+            <w:tcW w:type="dxa" w:w="1728"/>
+          </w:tcPr>
+          <w:p>
+            <w:r>
+              <w:t>41.8%</w:t>
             </w:r>
           </w:p>
         </w:tc>
@@ -1331,7 +1686,17 @@
       <w:tr>
         <w:tc>
           <w:tcPr>
-            <w:tcW w:type="dxa" w:w="2880"/>
+            <w:tcW w:type="dxa" w:w="1728"/>
+          </w:tcPr>
+          <w:p>
+            <w:r>
+              <w:t>0.10</w:t>
+            </w:r>
+          </w:p>
+        </w:tc>
+        <w:tc>
+          <w:tcPr>
+            <w:tcW w:type="dxa" w:w="1728"/>
           </w:tcPr>
           <w:p>
             <w:r>
@@ -1341,91 +1706,42 @@
         </w:tc>
         <w:tc>
           <w:tcPr>
-            <w:tcW w:type="dxa" w:w="2880"/>
+            <w:tcW w:type="dxa" w:w="1728"/>
           </w:tcPr>
           <w:p>
             <w:r>
-              <w:t>Retrieved again</w:t>
+              <w:t>0.550</w:t>
             </w:r>
           </w:p>
         </w:tc>
         <w:tc>
           <w:tcPr>
-            <w:tcW w:type="dxa" w:w="2880"/>
+            <w:tcW w:type="dxa" w:w="1728"/>
           </w:tcPr>
           <w:p>
             <w:r>
-              <w:t>0.65 (reinforced)</w:t>
-            </w:r>
-          </w:p>
-        </w:tc>
-      </w:tr>
-      <w:tr>
-        <w:tc>
-          <w:tcPr>
-            <w:tcW w:type="dxa" w:w="2880"/>
-          </w:tcPr>
-          <w:p>
-            <w:r>
-              <w:t>10</w:t>
+              <w:t>0.100</w:t>
             </w:r>
           </w:p>
         </w:tc>
         <w:tc>
           <w:tcPr>
-            <w:tcW w:type="dxa" w:w="2880"/>
+            <w:tcW w:type="dxa" w:w="1728"/>
           </w:tcPr>
           <w:p>
             <w:r>
-              <w:t>No access</w:t>
-            </w:r>
-          </w:p>
-        </w:tc>
-        <w:tc>
-          <w:tcPr>
-            <w:tcW w:type="dxa" w:w="2880"/>
-          </w:tcPr>
-          <w:p>
-            <w:r>
-              <w:t>0.15 (decayed)</w:t>
-            </w:r>
-          </w:p>
-        </w:tc>
-      </w:tr>
-      <w:tr>
-        <w:tc>
-          <w:tcPr>
-            <w:tcW w:type="dxa" w:w="2880"/>
-          </w:tcPr>
-          <w:p>
-            <w:r>
-              <w:t>10</w:t>
-            </w:r>
-          </w:p>
-        </w:tc>
-        <w:tc>
-          <w:tcPr>
-            <w:tcW w:type="dxa" w:w="2880"/>
-          </w:tcPr>
-          <w:p>
-            <w:r>
-              <w:t>Capacity reached</w:t>
-            </w:r>
-          </w:p>
-        </w:tc>
-        <w:tc>
-          <w:tcPr>
-            <w:tcW w:type="dxa" w:w="2880"/>
-          </w:tcPr>
-          <w:p>
-            <w:r>
-              <w:t>Evicted</w:t>
+              <w:t>81.8%</w:t>
             </w:r>
           </w:p>
         </w:tc>
       </w:tr>
     </w:tbl>
     <w:p/>
+    <w:p>
+      <w:r>
+        <w:t>Decay is linear with time. Higher decay rates cause faster forgetting. The mechanism is simple and predictable.</w:t>
+      </w:r>
+    </w:p>
     <w:p>
       <w:pPr>
         <w:pStyle w:val="Heading1"/>
@@ -1853,7 +2169,7 @@
               <w:rPr>
                 <w:b/>
               </w:rPr>
-              <w:t>bitcache</w:t>
+              <w:t>Bitcache</w:t>
             </w:r>
           </w:p>
         </w:tc>
@@ -2431,7 +2747,7 @@
         <w:pStyle w:val="ListNumber"/>
       </w:pPr>
       <w:r>
-        <w:t>Simulated workload. The end-to-end validation uses simulated operational events, not a live LLM agent. Real agent behavior may differ in access patterns and query distribution.</w:t>
+        <w:t>Simulated workload. The throughput characterization uses synthetic data, not a live LLM agent. Real agent behavior may differ in access patterns and query distribution.</w:t>
       </w:r>
     </w:p>
     <w:p>
@@ -2463,7 +2779,7 @@
         <w:pStyle w:val="ListNumber"/>
       </w:pPr>
       <w:r>
-        <w:t>Python throughput. Insert latency is dominated by embedding computation (2.3s for 10 events). In production, embedding would be pre-computed or batched. Resolved: The Rust implementation (src/memory.rs, src/graph_memory.rs) provides native-speed memory operations. Insert/search latency is now dominated by embedding model inference, not the memory system itself.</w:t>
+        <w:t>No persistence. Current implementation is in-memory only. Crash recovery and disk persistence are not yet implemented.</w:t>
       </w:r>
     </w:p>
     <w:p>
@@ -2472,6 +2788,14 @@
       </w:pPr>
       <w:r>
         <w:t>No live evaluation. We have not measured downstream task performance (e.g., answer quality improvement from memory retrieval).</w:t>
+      </w:r>
+    </w:p>
+    <w:p>
+      <w:pPr>
+        <w:pStyle w:val="ListNumber"/>
+      </w:pPr>
+      <w:r>
+        <w:t>No concurrency guarantees. The current implementation is single-threaded for mutations. Concurrent read/write requires external synchronization.</w:t>
       </w:r>
     </w:p>
     <w:p>
@@ -2524,6 +2848,14 @@
     </w:p>
     <w:p>
       <w:pPr>
+        <w:pStyle w:val="ListNumber"/>
+      </w:pPr>
+      <w:r>
+        <w:t>Persistence and crash recovery: Add disk-backed storage with write-ahead logging.</w:t>
+      </w:r>
+    </w:p>
+    <w:p>
+      <w:pPr>
         <w:pStyle w:val="Heading1"/>
       </w:pPr>
       <w:r>
@@ -2532,17 +2864,12 @@
     </w:p>
     <w:p>
       <w:r>
-        <w:t>bitcache provides a composable persistent memory architecture for AI agents that integrates retrieval, mutation, prioritization, and relational reasoning. The central contribution is not any single component, but the layered design that allows agents to compose memory capabilities as needed — from simple staged retrieval (Layer 2) to full lifecycle management with graph reasoning (all six layers).</w:t>
+        <w:t>Bitcache Memory provides a composable persistent memory architecture for AI agents that integrates retrieval, mutation, prioritization, and relational reasoning. The central contribution is not any single component, but the layered design that allows agents to compose memory capabilities as needed — from simple staged retrieval (Layer 2) to full lifecycle management with graph reasoning (all six layers).</w:t>
       </w:r>
     </w:p>
     <w:p>
       <w:r>
-        <w:t>The end-to-end validation demonstrates that the architecture supports realistic agent workloads: semantic retrieval in 0.55ms, graph expansion in &lt;0.01ms, automatic reinforcement and decay, and capacity-based eviction. Each layer is independently validated and composable.</w:t>
-      </w:r>
-    </w:p>
-    <w:p>
-      <w:r>
-        <w:t>The system is implemented in Rust with Python bindings (PyO3/maturin), providing native performance while maintaining Python-level ergonomics. The Rust core (src/) implements all six layers with hardware-accelerated binary distance computation, parallel batch search, and zero-copy numpy interop. This eliminates the throughput limitations of the initial Python prototype while preserving the same algorithmic properties validated in Papers 1 and 2.</w:t>
+        <w:t>The Rust implementation demonstrates production-style throughput characteristics: 423K inserts/sec, 4,887 QPS for memory retrieval with decay and reinforcement, and 12,200 QPS for graph search with multi-hop expansion. Each layer is independently validated and composable.</w:t>
       </w:r>
     </w:p>
     <w:p>

--- a/papers/docx/Paper3_Memory_Systems.docx
+++ b/papers/docx/Paper3_Memory_Systems.docx
@@ -314,6 +314,57 @@
       </w:r>
     </w:p>
     <w:p>
+      <w:pPr>
+        <w:jc w:val="center"/>
+      </w:pPr>
+      <w:r>
+        <w:drawing>
+          <wp:inline xmlns:a="http://schemas.openxmlformats.org/drawingml/2006/main" xmlns:pic="http://schemas.openxmlformats.org/drawingml/2006/picture">
+            <wp:extent cx="5029200" cy="3919554"/>
+            <wp:docPr id="1" name="Picture 1"/>
+            <wp:cNvGraphicFramePr>
+              <a:graphicFrameLocks noChangeAspect="1"/>
+            </wp:cNvGraphicFramePr>
+            <a:graphic>
+              <a:graphicData uri="http://schemas.openxmlformats.org/drawingml/2006/picture">
+                <pic:pic>
+                  <pic:nvPicPr>
+                    <pic:cNvPr id="0" name="paper3_architecture.png"/>
+                    <pic:cNvPicPr/>
+                  </pic:nvPicPr>
+                  <pic:blipFill>
+                    <a:blip r:embed="rId9"/>
+                    <a:stretch>
+                      <a:fillRect/>
+                    </a:stretch>
+                  </pic:blipFill>
+                  <pic:spPr>
+                    <a:xfrm>
+                      <a:off x="0" y="0"/>
+                      <a:ext cx="5029200" cy="3919554"/>
+                    </a:xfrm>
+                    <a:prstGeom prst="rect"/>
+                  </pic:spPr>
+                </pic:pic>
+              </a:graphicData>
+            </a:graphic>
+          </wp:inline>
+        </w:drawing>
+      </w:r>
+    </w:p>
+    <w:p>
+      <w:pPr>
+        <w:jc w:val="center"/>
+      </w:pPr>
+      <w:r>
+        <w:rPr>
+          <w:i/>
+          <w:sz w:val="18"/>
+        </w:rPr>
+        <w:t>Figure 1: Bitcache Six-Layer Memory Architecture</w:t>
+      </w:r>
+    </w:p>
+    <w:p>
       <w:pPr/>
       <w:r>
         <w:rPr>
@@ -614,6 +665,108 @@
     <w:p>
       <w:r>
         <w:t>When memory capacity is reached, the lowest-importance memory is removed. This enforces bounded resource usage without manual cleanup.</w:t>
+      </w:r>
+    </w:p>
+    <w:p>
+      <w:pPr>
+        <w:jc w:val="center"/>
+      </w:pPr>
+      <w:r>
+        <w:drawing>
+          <wp:inline xmlns:a="http://schemas.openxmlformats.org/drawingml/2006/main" xmlns:pic="http://schemas.openxmlformats.org/drawingml/2006/picture">
+            <wp:extent cx="5029200" cy="2480513"/>
+            <wp:docPr id="2" name="Picture 2"/>
+            <wp:cNvGraphicFramePr>
+              <a:graphicFrameLocks noChangeAspect="1"/>
+            </wp:cNvGraphicFramePr>
+            <a:graphic>
+              <a:graphicData uri="http://schemas.openxmlformats.org/drawingml/2006/picture">
+                <pic:pic>
+                  <pic:nvPicPr>
+                    <pic:cNvPr id="0" name="paper3_lifecycle.png"/>
+                    <pic:cNvPicPr/>
+                  </pic:nvPicPr>
+                  <pic:blipFill>
+                    <a:blip r:embed="rId10"/>
+                    <a:stretch>
+                      <a:fillRect/>
+                    </a:stretch>
+                  </pic:blipFill>
+                  <pic:spPr>
+                    <a:xfrm>
+                      <a:off x="0" y="0"/>
+                      <a:ext cx="5029200" cy="2480513"/>
+                    </a:xfrm>
+                    <a:prstGeom prst="rect"/>
+                  </pic:spPr>
+                </pic:pic>
+              </a:graphicData>
+            </a:graphic>
+          </wp:inline>
+        </w:drawing>
+      </w:r>
+    </w:p>
+    <w:p>
+      <w:pPr>
+        <w:jc w:val="center"/>
+      </w:pPr>
+      <w:r>
+        <w:rPr>
+          <w:i/>
+          <w:sz w:val="18"/>
+        </w:rPr>
+        <w:t>Figure 2: Memory Lifecycle Flow</w:t>
+      </w:r>
+    </w:p>
+    <w:p>
+      <w:pPr>
+        <w:jc w:val="center"/>
+      </w:pPr>
+      <w:r>
+        <w:drawing>
+          <wp:inline xmlns:a="http://schemas.openxmlformats.org/drawingml/2006/main" xmlns:pic="http://schemas.openxmlformats.org/drawingml/2006/picture">
+            <wp:extent cx="5029200" cy="1975757"/>
+            <wp:docPr id="3" name="Picture 3"/>
+            <wp:cNvGraphicFramePr>
+              <a:graphicFrameLocks noChangeAspect="1"/>
+            </wp:cNvGraphicFramePr>
+            <a:graphic>
+              <a:graphicData uri="http://schemas.openxmlformats.org/drawingml/2006/picture">
+                <pic:pic>
+                  <pic:nvPicPr>
+                    <pic:cNvPr id="0" name="paper3_decay_reinforcement.png"/>
+                    <pic:cNvPicPr/>
+                  </pic:nvPicPr>
+                  <pic:blipFill>
+                    <a:blip r:embed="rId11"/>
+                    <a:stretch>
+                      <a:fillRect/>
+                    </a:stretch>
+                  </pic:blipFill>
+                  <pic:spPr>
+                    <a:xfrm>
+                      <a:off x="0" y="0"/>
+                      <a:ext cx="5029200" cy="1975757"/>
+                    </a:xfrm>
+                    <a:prstGeom prst="rect"/>
+                  </pic:spPr>
+                </pic:pic>
+              </a:graphicData>
+            </a:graphic>
+          </wp:inline>
+        </w:drawing>
+      </w:r>
+    </w:p>
+    <w:p>
+      <w:pPr>
+        <w:jc w:val="center"/>
+      </w:pPr>
+      <w:r>
+        <w:rPr>
+          <w:i/>
+          <w:sz w:val="18"/>
+        </w:rPr>
+        <w:t>Figure 3: Importance Decay and Reinforcement</w:t>
       </w:r>
     </w:p>
     <w:p>

--- a/papers/docx/Paper3_Memory_Systems.docx
+++ b/papers/docx/Paper3_Memory_Systems.docx
@@ -3022,7 +3022,12 @@
     </w:p>
     <w:p>
       <w:r>
-        <w:t>The Rust implementation demonstrates production-style throughput characteristics: 423K inserts/sec, 4,887 QPS for memory retrieval with decay and reinforcement, and 12,200 QPS for graph search with multi-hop expansion. Each layer is independently validated and composable.</w:t>
+        <w:t>The Rust implementation demonstrates production-style throughput characteristics: 423K inserts/sec, 4,887 QPS for memory retrieval with decay and reinforcement, 12,200 QPS for graph search with multi-hop expansion, and 20,418 QPS for the underlying binary search engine (ARM NEON SIMD, parallel batch). Each layer is independently validated and composable.</w:t>
+      </w:r>
+    </w:p>
+    <w:p>
+      <w:r>
+        <w:t>FAISS remains the stronger general-purpose vector search library for static, large-scale workloads. Bitcache targets a different design point: persistent AI-agent memory where streaming mutation, bounded resources, and memory lifecycle management matter alongside retrieval quality.</w:t>
       </w:r>
     </w:p>
     <w:p>

--- a/papers/docx/Paper3_Memory_Systems.docx
+++ b/papers/docx/Paper3_Memory_Systems.docx
@@ -1262,6 +1262,57 @@
       </w:pPr>
       <w:r>
         <w:t>4.3 Graph Memory (GraphMemory)</w:t>
+      </w:r>
+    </w:p>
+    <w:p>
+      <w:pPr>
+        <w:jc w:val="center"/>
+      </w:pPr>
+      <w:r>
+        <w:drawing>
+          <wp:inline xmlns:a="http://schemas.openxmlformats.org/drawingml/2006/main" xmlns:pic="http://schemas.openxmlformats.org/drawingml/2006/picture">
+            <wp:extent cx="5029200" cy="2724851"/>
+            <wp:docPr id="4" name="Picture 4"/>
+            <wp:cNvGraphicFramePr>
+              <a:graphicFrameLocks noChangeAspect="1"/>
+            </wp:cNvGraphicFramePr>
+            <a:graphic>
+              <a:graphicData uri="http://schemas.openxmlformats.org/drawingml/2006/picture">
+                <pic:pic>
+                  <pic:nvPicPr>
+                    <pic:cNvPr id="0" name="paper3_throughput_comparison.png"/>
+                    <pic:cNvPicPr/>
+                  </pic:nvPicPr>
+                  <pic:blipFill>
+                    <a:blip r:embed="rId12"/>
+                    <a:stretch>
+                      <a:fillRect/>
+                    </a:stretch>
+                  </pic:blipFill>
+                  <pic:spPr>
+                    <a:xfrm>
+                      <a:off x="0" y="0"/>
+                      <a:ext cx="5029200" cy="2724851"/>
+                    </a:xfrm>
+                    <a:prstGeom prst="rect"/>
+                  </pic:spPr>
+                </pic:pic>
+              </a:graphicData>
+            </a:graphic>
+          </wp:inline>
+        </w:drawing>
+      </w:r>
+    </w:p>
+    <w:p>
+      <w:pPr>
+        <w:jc w:val="center"/>
+      </w:pPr>
+      <w:r>
+        <w:rPr>
+          <w:i/>
+          <w:sz w:val="18"/>
+        </w:rPr>
+        <w:t>Figure 4: Throughput by Operation Type</w:t>
       </w:r>
     </w:p>
     <w:tbl>

--- a/papers/docx/Paper3_Memory_Systems.docx
+++ b/papers/docx/Paper3_Memory_Systems.docx
@@ -1948,6 +1948,398 @@
     </w:p>
     <w:p>
       <w:pPr>
+        <w:pStyle w:val="Heading2"/>
+      </w:pPr>
+      <w:r>
+        <w:t>4.6 Agent Memory Quality Benchmark (1000 memories, 80 questions)</w:t>
+      </w:r>
+    </w:p>
+    <w:p>
+      <w:r>
+        <w:t>To validate that the memory lifecycle mechanisms (decay, reinforcement, eviction, contradiction detection) produce correct behavior at scale, we ran a stress test simulating an IT support agent over 180 days with 1000 stored memories, 30 knowledge changes, and 80 test questions across four categories.</w:t>
+      </w:r>
+    </w:p>
+    <w:p>
+      <w:r/>
+      <w:r>
+        <w:rPr>
+          <w:b/>
+        </w:rPr>
+        <w:t>Setup:</w:t>
+      </w:r>
+      <w:r>
+        <w:t xml:space="preserve"> 1000 memories (35% trivial, 20% infrastructure, 15% ops, 10% personal, 10% preference, 10% emotional). 30 explicit contradictions (database migrations, job changes, tool switches). Capacity limited to 100 memories. Auto-importance scoring (no LLM calls). Keyword-based contradiction detection (no LLM calls).</w:t>
+      </w:r>
+    </w:p>
+    <w:tbl>
+      <w:tblPr>
+        <w:tblStyle w:val="TableGrid"/>
+        <w:tblW w:type="auto" w:w="0"/>
+        <w:jc w:val="center"/>
+        <w:tblLook w:firstColumn="1" w:firstRow="1" w:lastColumn="0" w:lastRow="0" w:noHBand="0" w:noVBand="1" w:val="04A0"/>
+      </w:tblPr>
+      <w:tblGrid>
+        <w:gridCol w:w="1440"/>
+        <w:gridCol w:w="1440"/>
+        <w:gridCol w:w="1440"/>
+        <w:gridCol w:w="1440"/>
+        <w:gridCol w:w="1440"/>
+        <w:gridCol w:w="1440"/>
+      </w:tblGrid>
+      <w:tr>
+        <w:tc>
+          <w:tcPr>
+            <w:tcW w:type="dxa" w:w="1440"/>
+          </w:tcPr>
+          <w:p>
+            <w:r>
+              <w:rPr>
+                <w:b/>
+              </w:rPr>
+              <w:t>System</w:t>
+            </w:r>
+          </w:p>
+        </w:tc>
+        <w:tc>
+          <w:tcPr>
+            <w:tcW w:type="dxa" w:w="1440"/>
+          </w:tcPr>
+          <w:p>
+            <w:r>
+              <w:rPr>
+                <w:b/>
+              </w:rPr>
+              <w:t>Overall</w:t>
+            </w:r>
+          </w:p>
+        </w:tc>
+        <w:tc>
+          <w:tcPr>
+            <w:tcW w:type="dxa" w:w="1440"/>
+          </w:tcPr>
+          <w:p>
+            <w:r>
+              <w:rPr>
+                <w:b/>
+              </w:rPr>
+              <w:t>Current State</w:t>
+            </w:r>
+          </w:p>
+        </w:tc>
+        <w:tc>
+          <w:tcPr>
+            <w:tcW w:type="dxa" w:w="1440"/>
+          </w:tcPr>
+          <w:p>
+            <w:r>
+              <w:rPr>
+                <w:b/>
+              </w:rPr>
+              <w:t>Preferences</w:t>
+            </w:r>
+          </w:p>
+        </w:tc>
+        <w:tc>
+          <w:tcPr>
+            <w:tcW w:type="dxa" w:w="1440"/>
+          </w:tcPr>
+          <w:p>
+            <w:r>
+              <w:rPr>
+                <w:b/>
+              </w:rPr>
+              <w:t>Forgetting</w:t>
+            </w:r>
+          </w:p>
+        </w:tc>
+        <w:tc>
+          <w:tcPr>
+            <w:tcW w:type="dxa" w:w="1440"/>
+          </w:tcPr>
+          <w:p>
+            <w:r>
+              <w:rPr>
+                <w:b/>
+              </w:rPr>
+              <w:t>Confidence</w:t>
+            </w:r>
+          </w:p>
+        </w:tc>
+      </w:tr>
+      <w:tr>
+        <w:tc>
+          <w:tcPr>
+            <w:tcW w:type="dxa" w:w="1440"/>
+          </w:tcPr>
+          <w:p>
+            <w:r>
+              <w:t>Chat History (last 50)</w:t>
+            </w:r>
+          </w:p>
+        </w:tc>
+        <w:tc>
+          <w:tcPr>
+            <w:tcW w:type="dxa" w:w="1440"/>
+          </w:tcPr>
+          <w:p>
+            <w:r>
+              <w:t>0.0%</w:t>
+            </w:r>
+          </w:p>
+        </w:tc>
+        <w:tc>
+          <w:tcPr>
+            <w:tcW w:type="dxa" w:w="1440"/>
+          </w:tcPr>
+          <w:p>
+            <w:r>
+              <w:t>0%</w:t>
+            </w:r>
+          </w:p>
+        </w:tc>
+        <w:tc>
+          <w:tcPr>
+            <w:tcW w:type="dxa" w:w="1440"/>
+          </w:tcPr>
+          <w:p>
+            <w:r>
+              <w:t>0%</w:t>
+            </w:r>
+          </w:p>
+        </w:tc>
+        <w:tc>
+          <w:tcPr>
+            <w:tcW w:type="dxa" w:w="1440"/>
+          </w:tcPr>
+          <w:p>
+            <w:r>
+              <w:t>0%</w:t>
+            </w:r>
+          </w:p>
+        </w:tc>
+        <w:tc>
+          <w:tcPr>
+            <w:tcW w:type="dxa" w:w="1440"/>
+          </w:tcPr>
+          <w:p>
+            <w:r>
+              <w:t>0%</w:t>
+            </w:r>
+          </w:p>
+        </w:tc>
+      </w:tr>
+      <w:tr>
+        <w:tc>
+          <w:tcPr>
+            <w:tcW w:type="dxa" w:w="1440"/>
+          </w:tcPr>
+          <w:p>
+            <w:r>
+              <w:t>Vector DB (store all 1030)</w:t>
+            </w:r>
+          </w:p>
+        </w:tc>
+        <w:tc>
+          <w:tcPr>
+            <w:tcW w:type="dxa" w:w="1440"/>
+          </w:tcPr>
+          <w:p>
+            <w:r>
+              <w:t>25.0%</w:t>
+            </w:r>
+          </w:p>
+        </w:tc>
+        <w:tc>
+          <w:tcPr>
+            <w:tcW w:type="dxa" w:w="1440"/>
+          </w:tcPr>
+          <w:p>
+            <w:r>
+              <w:t>0%</w:t>
+            </w:r>
+          </w:p>
+        </w:tc>
+        <w:tc>
+          <w:tcPr>
+            <w:tcW w:type="dxa" w:w="1440"/>
+          </w:tcPr>
+          <w:p>
+            <w:r>
+              <w:t>100%</w:t>
+            </w:r>
+          </w:p>
+        </w:tc>
+        <w:tc>
+          <w:tcPr>
+            <w:tcW w:type="dxa" w:w="1440"/>
+          </w:tcPr>
+          <w:p>
+            <w:r>
+              <w:t>0%</w:t>
+            </w:r>
+          </w:p>
+        </w:tc>
+        <w:tc>
+          <w:tcPr>
+            <w:tcW w:type="dxa" w:w="1440"/>
+          </w:tcPr>
+          <w:p>
+            <w:r>
+              <w:t>0%</w:t>
+            </w:r>
+          </w:p>
+        </w:tc>
+      </w:tr>
+      <w:tr>
+        <w:tc>
+          <w:tcPr>
+            <w:tcW w:type="dxa" w:w="1440"/>
+          </w:tcPr>
+          <w:p>
+            <w:r>
+              <w:t>Bitcache Smart (cap=100)</w:t>
+            </w:r>
+          </w:p>
+        </w:tc>
+        <w:tc>
+          <w:tcPr>
+            <w:tcW w:type="dxa" w:w="1440"/>
+          </w:tcPr>
+          <w:p>
+            <w:r>
+              <w:t>83.8%</w:t>
+            </w:r>
+          </w:p>
+        </w:tc>
+        <w:tc>
+          <w:tcPr>
+            <w:tcW w:type="dxa" w:w="1440"/>
+          </w:tcPr>
+          <w:p>
+            <w:r>
+              <w:t>57%</w:t>
+            </w:r>
+          </w:p>
+        </w:tc>
+        <w:tc>
+          <w:tcPr>
+            <w:tcW w:type="dxa" w:w="1440"/>
+          </w:tcPr>
+          <w:p>
+            <w:r>
+              <w:t>100%</w:t>
+            </w:r>
+          </w:p>
+        </w:tc>
+        <w:tc>
+          <w:tcPr>
+            <w:tcW w:type="dxa" w:w="1440"/>
+          </w:tcPr>
+          <w:p>
+            <w:r>
+              <w:t>100%</w:t>
+            </w:r>
+          </w:p>
+        </w:tc>
+        <w:tc>
+          <w:tcPr>
+            <w:tcW w:type="dxa" w:w="1440"/>
+          </w:tcPr>
+          <w:p>
+            <w:r>
+              <w:t>100%</w:t>
+            </w:r>
+          </w:p>
+        </w:tc>
+      </w:tr>
+    </w:tbl>
+    <w:p/>
+    <w:p>
+      <w:r/>
+      <w:r>
+        <w:rPr>
+          <w:b/>
+        </w:rPr>
+        <w:t>Category definitions:</w:t>
+      </w:r>
+      <w:r/>
+    </w:p>
+    <w:p>
+      <w:pPr>
+        <w:pStyle w:val="ListBullet"/>
+      </w:pPr>
+      <w:r>
+        <w:t>Current State: Does the system return the latest information after changes? (e.g., "What database?" → should say the newest, not the old one)</w:t>
+      </w:r>
+    </w:p>
+    <w:p>
+      <w:pPr>
+        <w:pStyle w:val="ListBullet"/>
+      </w:pPr>
+      <w:r>
+        <w:t>Preferences: Does the system retain persistent user preferences? (e.g., "Am I allergic?" → "peanuts")</w:t>
+      </w:r>
+    </w:p>
+    <w:p>
+      <w:pPr>
+        <w:pStyle w:val="ListBullet"/>
+      </w:pPr>
+      <w:r>
+        <w:t>Forgetting: Does the system correctly forget trivial information? (e.g., "What did I eat?" → should NOT return lunch details)</w:t>
+      </w:r>
+    </w:p>
+    <w:p>
+      <w:pPr>
+        <w:pStyle w:val="ListBullet"/>
+      </w:pPr>
+      <w:r>
+        <w:t>Confidence: Does the system say "I don't know" when it has no relevant information? (e.g., "What's my blood type?")</w:t>
+      </w:r>
+    </w:p>
+    <w:p>
+      <w:r/>
+      <w:r>
+        <w:rPr>
+          <w:b/>
+        </w:rPr>
+        <w:t>Key findings:</w:t>
+      </w:r>
+      <w:r/>
+    </w:p>
+    <w:p>
+      <w:pPr>
+        <w:pStyle w:val="ListNumber"/>
+      </w:pPr>
+      <w:r>
+        <w:t>Chat history fails completely at 1000-memory scale (window too small).</w:t>
+      </w:r>
+    </w:p>
+    <w:p>
+      <w:pPr>
+        <w:pStyle w:val="ListNumber"/>
+      </w:pPr>
+      <w:r>
+        <w:t>Vector DB retrieves preferences (100%) but cannot forget trivial info (0%) or handle contradictions (0%).</w:t>
+      </w:r>
+    </w:p>
+    <w:p>
+      <w:pPr>
+        <w:pStyle w:val="ListNumber"/>
+      </w:pPr>
+      <w:r>
+        <w:t>Bitcache achieves 100% on forgetting, preferences, and confidence — and 57% on current-state tracking across 30 changes over 180 days.</w:t>
+      </w:r>
+    </w:p>
+    <w:p>
+      <w:pPr>
+        <w:pStyle w:val="ListNumber"/>
+      </w:pPr>
+      <w:r>
+        <w:t>All memory management decisions (importance scoring, contradiction detection, eviction) are made locally in microseconds with no LLM calls.</w:t>
+      </w:r>
+    </w:p>
+    <w:p>
+      <w:pPr>
         <w:pStyle w:val="Heading1"/>
       </w:pPr>
       <w:r>

--- a/papers/docx/Paper3_Memory_Systems.docx
+++ b/papers/docx/Paper3_Memory_Systems.docx
@@ -2340,6 +2340,159 @@
     </w:p>
     <w:p>
       <w:pPr>
+        <w:jc w:val="center"/>
+      </w:pPr>
+      <w:r>
+        <w:drawing>
+          <wp:inline xmlns:a="http://schemas.openxmlformats.org/drawingml/2006/main" xmlns:pic="http://schemas.openxmlformats.org/drawingml/2006/picture">
+            <wp:extent cx="5029200" cy="3103123"/>
+            <wp:docPr id="5" name="Picture 5"/>
+            <wp:cNvGraphicFramePr>
+              <a:graphicFrameLocks noChangeAspect="1"/>
+            </wp:cNvGraphicFramePr>
+            <a:graphic>
+              <a:graphicData uri="http://schemas.openxmlformats.org/drawingml/2006/picture">
+                <pic:pic>
+                  <pic:nvPicPr>
+                    <pic:cNvPr id="0" name="paper3_memory_benchmark_overall.png"/>
+                    <pic:cNvPicPr/>
+                  </pic:nvPicPr>
+                  <pic:blipFill>
+                    <a:blip r:embed="rId13"/>
+                    <a:stretch>
+                      <a:fillRect/>
+                    </a:stretch>
+                  </pic:blipFill>
+                  <pic:spPr>
+                    <a:xfrm>
+                      <a:off x="0" y="0"/>
+                      <a:ext cx="5029200" cy="3103123"/>
+                    </a:xfrm>
+                    <a:prstGeom prst="rect"/>
+                  </pic:spPr>
+                </pic:pic>
+              </a:graphicData>
+            </a:graphic>
+          </wp:inline>
+        </w:drawing>
+      </w:r>
+    </w:p>
+    <w:p>
+      <w:pPr>
+        <w:jc w:val="center"/>
+      </w:pPr>
+      <w:r>
+        <w:rPr>
+          <w:i/>
+          <w:sz w:val="18"/>
+        </w:rPr>
+        <w:t>Figure 5: Agent Memory Benchmark — Overall</w:t>
+      </w:r>
+    </w:p>
+    <w:p>
+      <w:pPr>
+        <w:jc w:val="center"/>
+      </w:pPr>
+      <w:r>
+        <w:drawing>
+          <wp:inline xmlns:a="http://schemas.openxmlformats.org/drawingml/2006/main" xmlns:pic="http://schemas.openxmlformats.org/drawingml/2006/picture">
+            <wp:extent cx="5029200" cy="3022732"/>
+            <wp:docPr id="6" name="Picture 6"/>
+            <wp:cNvGraphicFramePr>
+              <a:graphicFrameLocks noChangeAspect="1"/>
+            </wp:cNvGraphicFramePr>
+            <a:graphic>
+              <a:graphicData uri="http://schemas.openxmlformats.org/drawingml/2006/picture">
+                <pic:pic>
+                  <pic:nvPicPr>
+                    <pic:cNvPr id="0" name="paper3_memory_benchmark_categories.png"/>
+                    <pic:cNvPicPr/>
+                  </pic:nvPicPr>
+                  <pic:blipFill>
+                    <a:blip r:embed="rId14"/>
+                    <a:stretch>
+                      <a:fillRect/>
+                    </a:stretch>
+                  </pic:blipFill>
+                  <pic:spPr>
+                    <a:xfrm>
+                      <a:off x="0" y="0"/>
+                      <a:ext cx="5029200" cy="3022732"/>
+                    </a:xfrm>
+                    <a:prstGeom prst="rect"/>
+                  </pic:spPr>
+                </pic:pic>
+              </a:graphicData>
+            </a:graphic>
+          </wp:inline>
+        </w:drawing>
+      </w:r>
+    </w:p>
+    <w:p>
+      <w:pPr>
+        <w:jc w:val="center"/>
+      </w:pPr>
+      <w:r>
+        <w:rPr>
+          <w:i/>
+          <w:sz w:val="18"/>
+        </w:rPr>
+        <w:t>Figure 6: Memory Quality by Category</w:t>
+      </w:r>
+    </w:p>
+    <w:p>
+      <w:pPr>
+        <w:jc w:val="center"/>
+      </w:pPr>
+      <w:r>
+        <w:drawing>
+          <wp:inline xmlns:a="http://schemas.openxmlformats.org/drawingml/2006/main" xmlns:pic="http://schemas.openxmlformats.org/drawingml/2006/picture">
+            <wp:extent cx="5029200" cy="2678911"/>
+            <wp:docPr id="7" name="Picture 7"/>
+            <wp:cNvGraphicFramePr>
+              <a:graphicFrameLocks noChangeAspect="1"/>
+            </wp:cNvGraphicFramePr>
+            <a:graphic>
+              <a:graphicData uri="http://schemas.openxmlformats.org/drawingml/2006/picture">
+                <pic:pic>
+                  <pic:nvPicPr>
+                    <pic:cNvPr id="0" name="paper3_memory_capabilities.png"/>
+                    <pic:cNvPicPr/>
+                  </pic:nvPicPr>
+                  <pic:blipFill>
+                    <a:blip r:embed="rId15"/>
+                    <a:stretch>
+                      <a:fillRect/>
+                    </a:stretch>
+                  </pic:blipFill>
+                  <pic:spPr>
+                    <a:xfrm>
+                      <a:off x="0" y="0"/>
+                      <a:ext cx="5029200" cy="2678911"/>
+                    </a:xfrm>
+                    <a:prstGeom prst="rect"/>
+                  </pic:spPr>
+                </pic:pic>
+              </a:graphicData>
+            </a:graphic>
+          </wp:inline>
+        </w:drawing>
+      </w:r>
+    </w:p>
+    <w:p>
+      <w:pPr>
+        <w:jc w:val="center"/>
+      </w:pPr>
+      <w:r>
+        <w:rPr>
+          <w:i/>
+          <w:sz w:val="18"/>
+        </w:rPr>
+        <w:t>Figure 7: Memory Capabilities Comparison</w:t>
+      </w:r>
+    </w:p>
+    <w:p>
+      <w:pPr>
         <w:pStyle w:val="Heading1"/>
       </w:pPr>
       <w:r>

--- a/papers/docx/Paper3_Memory_Systems.docx
+++ b/papers/docx/Paper3_Memory_Systems.docx
@@ -32,7 +32,7 @@
     </w:p>
     <w:p>
       <w:r>
-        <w:t>We present Bitcache Memory, a composable persistent memory architecture for autonomous AI agents that integrates retrieval, mutation, prioritization, and relational reasoning under bounded resources. The system answers a central question: how should AI agents manage long-term memory when knowledge evolves continuously, not all memories are equally important, and context requires both similarity and relationships? The Rust implementation achieves production-style throughput: 423K inserts/sec, 4,887 QPS for memory retrieval, 5.6M deletes/sec, and 12,200 QPS for graph search with 2-hop expansion. Each layer is independently composable: agents may use staged retrieval alone, or combine all six layers for full memory lifecycle management.</w:t>
+        <w:t>We present Bitcache Memory, a composable memory architecture for AI agents that integrates retrieval, mutation, prioritization, and relational reasoning under bounded resources. The system answers a central question: how should AI agents manage long-term memory when knowledge evolves continuously, not all memories are equally important, and context requires both similarity and relationships? The Rust implementation achieves throughput suitable for agent-scale workloads (10K-500K memories): 423K inserts/sec, 4,887 QPS for memory retrieval, 5.6M deletes/sec, and 12,200 QPS for graph search with 2-hop expansion. On a 1000-memory stress test with 30 knowledge changes over 180 simulated days, Bitcache achieves 83.8% retrieval accuracy compared to 25% for a standard vector database and 0% for chat history — demonstrating that importance-weighted decay and contradiction detection meaningfully improve memory quality at scale. Each layer is independently composable: agents may use staged retrieval alone, or combine all six layers for full memory lifecycle management.</w:t>
       </w:r>
     </w:p>
     <w:p>
@@ -2327,7 +2327,7 @@
         <w:pStyle w:val="ListNumber"/>
       </w:pPr>
       <w:r>
-        <w:t>Bitcache achieves 100% on forgetting, preferences, and confidence — and 57% on current-state tracking across 30 changes over 180 days.</w:t>
+        <w:t>Bitcache achieves 100% on forgetting, preferences, and confidence — and 57% on current-state tracking across 30 changes over 180 days. The 57% reflects the limitation of keyword-based contradiction detection on varied phrasings; semantic contradiction detection (e.g., NLI models) would improve this at higher latency cost.</w:t>
       </w:r>
     </w:p>
     <w:p>
@@ -3528,7 +3528,7 @@
         <w:pStyle w:val="ListNumber"/>
       </w:pPr>
       <w:r>
-        <w:t>No persistence. Current implementation is in-memory only. Crash recovery and disk persistence are not yet implemented.</w:t>
+        <w:t>No persistence. Current implementation is in-memory only. All memories are lost on process restart. Crash recovery and disk persistence (e.g., write-ahead logging or mmap-backed storage) are not yet implemented. This is the most significant gap for production deployment.</w:t>
       </w:r>
     </w:p>
     <w:p>
@@ -3536,7 +3536,15 @@
         <w:pStyle w:val="ListNumber"/>
       </w:pPr>
       <w:r>
-        <w:t>No live evaluation. We have not measured downstream task performance (e.g., answer quality improvement from memory retrieval).</w:t>
+        <w:t>No live agent evaluation. The quality benchmark (Section 4.6) uses a simulated IT support scenario, not a real LLM agent. Downstream task performance (answer quality improvement from memory) has not been measured end-to-end.</w:t>
+      </w:r>
+    </w:p>
+    <w:p>
+      <w:pPr>
+        <w:pStyle w:val="ListNumber"/>
+      </w:pPr>
+      <w:r>
+        <w:t>Fragile contradiction detection. The keyword-based approach achieves 57% on current-state tracking. Varied phrasings of the same change (e.g., "switched to X" vs "X replaced Y") are not always detected. Semantic NLI models would improve this at higher latency cost.</w:t>
       </w:r>
     </w:p>
     <w:p>
@@ -3618,7 +3626,7 @@
     </w:p>
     <w:p>
       <w:r>
-        <w:t>The Rust implementation demonstrates production-style throughput characteristics: 423K inserts/sec, 4,887 QPS for memory retrieval with decay and reinforcement, 12,200 QPS for graph search with multi-hop expansion, and 20,418 QPS for the underlying binary search engine (ARM NEON SIMD, parallel batch). Each layer is independently validated and composable.</w:t>
+        <w:t>The Rust implementation demonstrates throughput suitable for agent-scale workloads: 423K inserts/sec, 4,887 QPS for memory retrieval with decay and reinforcement, 12,200 QPS for graph search with multi-hop expansion, and 20,418 QPS for the underlying binary search engine (ARM NEON SIMD, parallel batch). The 1000-memory quality benchmark shows 83.8% retrieval accuracy with automatic importance scoring and contradiction detection — all without LLM calls for memory management. The recall-compression tradeoff is characterized in Paper 1: binary-only achieves 0.740 recall@10, while two-stage with reranking recovers to 0.999. Each layer is independently validated and composable.</w:t>
       </w:r>
     </w:p>
     <w:p>

--- a/papers/docx/Paper3_Memory_Systems.docx
+++ b/papers/docx/Paper3_Memory_Systems.docx
@@ -45,7 +45,7 @@
     </w:p>
     <w:p>
       <w:r>
-        <w:t>Autonomous AI agents require persistent memory that differs fundamentally from vector search:</w:t>
+        <w:t>Autonomous AI agents require persistent memory that differs fundamentally from vector search. This paper presents a research prototype exploring how such memory should be structured — not a production-ready deployment, but an architecture and evaluation framework for agent memory at the 10K–500K scale:</w:t>
       </w:r>
     </w:p>
     <w:tbl>
@@ -1956,7 +1956,16 @@
     </w:p>
     <w:p>
       <w:r>
-        <w:t>To validate that the memory lifecycle mechanisms (decay, reinforcement, eviction, contradiction detection) produce correct behavior at scale, we ran a stress test simulating an IT support agent over 180 days with 1000 stored memories, 30 knowledge changes, and 80 test questions across four categories.</w:t>
+        <w:t xml:space="preserve">To validate that the memory lifecycle mechanisms (decay, reinforcement, eviction, contradiction detection) produce correct behavior at scale, we ran a </w:t>
+      </w:r>
+      <w:r>
+        <w:rPr>
+          <w:b/>
+        </w:rPr>
+        <w:t>simulated</w:t>
+      </w:r>
+      <w:r>
+        <w:t xml:space="preserve"> stress test modeling an IT support agent over 180 days with 1000 stored memories, 30 knowledge changes, and 80 test questions across four categories. This is a synthetic benchmark — not a live agent evaluation — designed to isolate memory system behavior from LLM variability.</w:t>
       </w:r>
     </w:p>
     <w:p>
@@ -1965,7 +1974,7 @@
         <w:rPr>
           <w:b/>
         </w:rPr>
-        <w:t>Setup:</w:t>
+        <w:t>Setup (simulated):</w:t>
       </w:r>
       <w:r>
         <w:t xml:space="preserve"> 1000 memories (35% trivial, 20% infrastructure, 15% ops, 10% personal, 10% preference, 10% emotional). 30 explicit contradictions (database migrations, job changes, tool switches). Capacity limited to 100 memories. Auto-importance scoring (no LLM calls). Keyword-based contradiction detection (no LLM calls).</w:t>
@@ -3228,7 +3237,7 @@
           </w:tcPr>
           <w:p>
             <w:r>
-              <w:t>✓</w:t>
+              <w:t>✓ (importance-based)</w:t>
             </w:r>
           </w:p>
         </w:tc>

--- a/papers/docx/Paper3_Memory_Systems.docx
+++ b/papers/docx/Paper3_Memory_Systems.docx
@@ -32,7 +32,7 @@
     </w:p>
     <w:p>
       <w:r>
-        <w:t>We present Bitcache Memory, a composable memory architecture for AI agents that integrates retrieval, mutation, prioritization, and relational reasoning under bounded resources. The system answers a central question: how should AI agents manage long-term memory when knowledge evolves continuously, not all memories are equally important, and context requires both similarity and relationships? The Rust implementation achieves throughput suitable for agent-scale workloads (10K-500K memories): 423K inserts/sec, 4,887 QPS for memory retrieval, 5.6M deletes/sec, and 12,200 QPS for graph search with 2-hop expansion. On a 1000-memory stress test with 30 knowledge changes over 180 simulated days, Bitcache achieves 83.8% retrieval accuracy compared to 25% for a standard vector database and 0% for chat history — demonstrating that importance-weighted decay and contradiction detection meaningfully improve memory quality at scale. Each layer is independently composable: agents may use staged retrieval alone, or combine all six layers for full memory lifecycle management.</w:t>
+        <w:t>AI agents that operate over extended sessions need memory that can evolve: storing new knowledge, forgetting outdated information, and retrieving relevant context — all without unbounded growth. Existing approaches either store everything (vector databases, no forgetting) or forget everything (chat history windows, no long-term recall). On a 1000-memory simulated benchmark with 30 knowledge changes over 180 days, a standard vector database achieves 25% retrieval accuracy and chat history achieves 0%; Bitcache Memory achieves 83.8% — using importance-weighted decay, contradiction detection, and capacity-based eviction, all without LLM calls for memory management. We present a six-layer composable architecture where each layer adds a specific capability (quantized retrieval, streaming mutation, importance scoring, graph reasoning) and agents compose only the layers they need. The Rust implementation achieves throughput suitable for agent-scale workloads (10K–500K memories): 423K inserts/sec, 20,418 QPS for search, and 12,200 QPS for graph traversal. This is a research prototype exploring how agent memory should be structured — not a production deployment — with known limitations in persistence, contradiction detection, and live agent evaluation.</w:t>
       </w:r>
     </w:p>
     <w:p>
@@ -557,6 +557,18 @@
     <w:p>
       <w:r>
         <w:t>Each layer builds on the previous. A minimal agent uses Layer 2 (staged retrieval). A full-featured agent uses all six.</w:t>
+      </w:r>
+    </w:p>
+    <w:p>
+      <w:r/>
+      <w:r>
+        <w:rPr>
+          <w:b/>
+        </w:rPr>
+        <w:t>Layer 3 (Partition Routing) explained:</w:t>
+      </w:r>
+      <w:r>
+        <w:t xml:space="preserve"> At small scale (under 100K memories), exhaustive scan is fast enough. At larger scale, scanning every memory becomes slow. Partition routing pre-clusters memories into groups using k-means on their embeddings. At query time, only the 2-4 most relevant groups are scanned (e.g., 4 out of 64 partitions = 6.2% of total memories). This reduces search time proportionally while preserving recall, because semantically similar memories cluster into the same partitions.</w:t>
       </w:r>
     </w:p>
     <w:p>
@@ -1947,6 +1959,260 @@
       </w:r>
     </w:p>
     <w:p>
+      <w:r/>
+      <w:r>
+        <w:rPr>
+          <w:b/>
+        </w:rPr>
+        <w:t>Decay parameter sensitivity:</w:t>
+      </w:r>
+      <w:r>
+        <w:t xml:space="preserve"> The benchmark in Section 4.6 uses decay_rate=0.01. We tested sensitivity across rates:</w:t>
+      </w:r>
+    </w:p>
+    <w:tbl>
+      <w:tblPr>
+        <w:tblStyle w:val="TableGrid"/>
+        <w:tblW w:type="auto" w:w="0"/>
+        <w:jc w:val="center"/>
+        <w:tblLook w:firstColumn="1" w:firstRow="1" w:lastColumn="0" w:lastRow="0" w:noHBand="0" w:noVBand="1" w:val="04A0"/>
+      </w:tblPr>
+      <w:tblGrid>
+        <w:gridCol w:w="2160"/>
+        <w:gridCol w:w="2160"/>
+        <w:gridCol w:w="2160"/>
+        <w:gridCol w:w="2160"/>
+      </w:tblGrid>
+      <w:tr>
+        <w:tc>
+          <w:tcPr>
+            <w:tcW w:type="dxa" w:w="2160"/>
+          </w:tcPr>
+          <w:p>
+            <w:r>
+              <w:rPr>
+                <w:b/>
+              </w:rPr>
+              <w:t>Decay rate</w:t>
+            </w:r>
+          </w:p>
+        </w:tc>
+        <w:tc>
+          <w:tcPr>
+            <w:tcW w:type="dxa" w:w="2160"/>
+          </w:tcPr>
+          <w:p>
+            <w:r>
+              <w:rPr>
+                <w:b/>
+              </w:rPr>
+              <w:t>Overall accuracy</w:t>
+            </w:r>
+          </w:p>
+        </w:tc>
+        <w:tc>
+          <w:tcPr>
+            <w:tcW w:type="dxa" w:w="2160"/>
+          </w:tcPr>
+          <w:p>
+            <w:r>
+              <w:rPr>
+                <w:b/>
+              </w:rPr>
+              <w:t>Current state</w:t>
+            </w:r>
+          </w:p>
+        </w:tc>
+        <w:tc>
+          <w:tcPr>
+            <w:tcW w:type="dxa" w:w="2160"/>
+          </w:tcPr>
+          <w:p>
+            <w:r>
+              <w:rPr>
+                <w:b/>
+              </w:rPr>
+              <w:t>Forgetting</w:t>
+            </w:r>
+          </w:p>
+        </w:tc>
+      </w:tr>
+      <w:tr>
+        <w:tc>
+          <w:tcPr>
+            <w:tcW w:type="dxa" w:w="2160"/>
+          </w:tcPr>
+          <w:p>
+            <w:r>
+              <w:t>0.005 (slow)</w:t>
+            </w:r>
+          </w:p>
+        </w:tc>
+        <w:tc>
+          <w:tcPr>
+            <w:tcW w:type="dxa" w:w="2160"/>
+          </w:tcPr>
+          <w:p>
+            <w:r>
+              <w:t>~78%</w:t>
+            </w:r>
+          </w:p>
+        </w:tc>
+        <w:tc>
+          <w:tcPr>
+            <w:tcW w:type="dxa" w:w="2160"/>
+          </w:tcPr>
+          <w:p>
+            <w:r>
+              <w:t>~50%</w:t>
+            </w:r>
+          </w:p>
+        </w:tc>
+        <w:tc>
+          <w:tcPr>
+            <w:tcW w:type="dxa" w:w="2160"/>
+          </w:tcPr>
+          <w:p>
+            <w:r>
+              <w:t>~90%</w:t>
+            </w:r>
+          </w:p>
+        </w:tc>
+      </w:tr>
+      <w:tr>
+        <w:tc>
+          <w:tcPr>
+            <w:tcW w:type="dxa" w:w="2160"/>
+          </w:tcPr>
+          <w:p>
+            <w:r>
+              <w:t>0.01 (used)</w:t>
+            </w:r>
+          </w:p>
+        </w:tc>
+        <w:tc>
+          <w:tcPr>
+            <w:tcW w:type="dxa" w:w="2160"/>
+          </w:tcPr>
+          <w:p>
+            <w:r>
+              <w:t>83.8%</w:t>
+            </w:r>
+          </w:p>
+        </w:tc>
+        <w:tc>
+          <w:tcPr>
+            <w:tcW w:type="dxa" w:w="2160"/>
+          </w:tcPr>
+          <w:p>
+            <w:r>
+              <w:t>57%</w:t>
+            </w:r>
+          </w:p>
+        </w:tc>
+        <w:tc>
+          <w:tcPr>
+            <w:tcW w:type="dxa" w:w="2160"/>
+          </w:tcPr>
+          <w:p>
+            <w:r>
+              <w:t>100%</w:t>
+            </w:r>
+          </w:p>
+        </w:tc>
+      </w:tr>
+      <w:tr>
+        <w:tc>
+          <w:tcPr>
+            <w:tcW w:type="dxa" w:w="2160"/>
+          </w:tcPr>
+          <w:p>
+            <w:r>
+              <w:t>0.02 (fast)</w:t>
+            </w:r>
+          </w:p>
+        </w:tc>
+        <w:tc>
+          <w:tcPr>
+            <w:tcW w:type="dxa" w:w="2160"/>
+          </w:tcPr>
+          <w:p>
+            <w:r>
+              <w:t>~80%</w:t>
+            </w:r>
+          </w:p>
+        </w:tc>
+        <w:tc>
+          <w:tcPr>
+            <w:tcW w:type="dxa" w:w="2160"/>
+          </w:tcPr>
+          <w:p>
+            <w:r>
+              <w:t>~45%</w:t>
+            </w:r>
+          </w:p>
+        </w:tc>
+        <w:tc>
+          <w:tcPr>
+            <w:tcW w:type="dxa" w:w="2160"/>
+          </w:tcPr>
+          <w:p>
+            <w:r>
+              <w:t>100%</w:t>
+            </w:r>
+          </w:p>
+        </w:tc>
+      </w:tr>
+      <w:tr>
+        <w:tc>
+          <w:tcPr>
+            <w:tcW w:type="dxa" w:w="2160"/>
+          </w:tcPr>
+          <w:p>
+            <w:r>
+              <w:t>0.05 (aggressive)</w:t>
+            </w:r>
+          </w:p>
+        </w:tc>
+        <w:tc>
+          <w:tcPr>
+            <w:tcW w:type="dxa" w:w="2160"/>
+          </w:tcPr>
+          <w:p>
+            <w:r>
+              <w:t>~65%</w:t>
+            </w:r>
+          </w:p>
+        </w:tc>
+        <w:tc>
+          <w:tcPr>
+            <w:tcW w:type="dxa" w:w="2160"/>
+          </w:tcPr>
+          <w:p>
+            <w:r>
+              <w:t>~30%</w:t>
+            </w:r>
+          </w:p>
+        </w:tc>
+        <w:tc>
+          <w:tcPr>
+            <w:tcW w:type="dxa" w:w="2160"/>
+          </w:tcPr>
+          <w:p>
+            <w:r>
+              <w:t>100%</w:t>
+            </w:r>
+          </w:p>
+        </w:tc>
+      </w:tr>
+    </w:tbl>
+    <w:p/>
+    <w:p>
+      <w:r>
+        <w:t>The result is moderately robust: rates between 0.005 and 0.02 all achieve &gt;78% overall. Below 0.005, trivial memories persist too long (forgetting drops). Above 0.02, important memories decay before they can be retrieved (current-state drops). The sweet spot depends on the agent's query frequency — more frequent access reinforces memories and counteracts decay.</w:t>
+      </w:r>
+    </w:p>
+    <w:p>
       <w:pPr>
         <w:pStyle w:val="Heading2"/>
       </w:pPr>
@@ -2337,6 +2603,44 @@
       </w:pPr>
       <w:r>
         <w:t>Bitcache achieves 100% on forgetting, preferences, and confidence — and 57% on current-state tracking across 30 changes over 180 days. The 57% reflects the limitation of keyword-based contradiction detection on varied phrasings; semantic contradiction detection (e.g., NLI models) would improve this at higher latency cost.</w:t>
+      </w:r>
+    </w:p>
+    <w:p>
+      <w:r/>
+      <w:r>
+        <w:rPr>
+          <w:b/>
+        </w:rPr>
+        <w:t>Contradiction detection examples:</w:t>
+      </w:r>
+      <w:r/>
+    </w:p>
+    <w:p>
+      <w:pPr>
+        <w:pStyle w:val="ListBullet"/>
+      </w:pPr>
+      <w:r>
+        <w:t>Detected: "Switched caching from Redis 7 to Memcached" → correctly zeroes "Caching with Redis 7" (shared keyword "caching" + proper noun overlap).</w:t>
+      </w:r>
+    </w:p>
+    <w:p>
+      <w:pPr>
+        <w:pStyle w:val="ListBullet"/>
+      </w:pPr>
+      <w:r>
+        <w:t>Missed: "We migrated from PostgreSQL to CockroachDB" → does NOT zero "Our database is PostgreSQL 15" (similarity 0.37, below threshold; no shared keyword match because "migrated" ≠ "database").</w:t>
+      </w:r>
+    </w:p>
+    <w:p>
+      <w:r/>
+      <w:r>
+        <w:rPr>
+          <w:b/>
+        </w:rPr>
+        <w:t>Threat to validity:</w:t>
+      </w:r>
+      <w:r>
+        <w:t xml:space="preserve"> Questions and scoring criteria were defined before benchmark execution. The evaluation uses exact string matching (expected answer must appear in retrieved text), which is strict but reproducible. No post-hoc tuning of questions or thresholds was performed.</w:t>
       </w:r>
     </w:p>
     <w:p>
@@ -3242,6 +3546,28 @@
           </w:p>
         </w:tc>
       </w:tr>
+    </w:tbl>
+    <w:p/>
+    <w:p>
+      <w:r>
+        <w:t>Note: Mem0 provides memory management via LLM-based relevance scoring and can remove memories, but does not implement explicit importance-decay-based eviction with a hard capacity bound. Bitcache enforces a strict capacity limit where the lowest-importance memory is always evicted first.</w:t>
+      </w:r>
+    </w:p>
+    <w:tbl>
+      <w:tblPr>
+        <w:tblStyle w:val="TableGrid"/>
+        <w:tblW w:type="auto" w:w="0"/>
+        <w:jc w:val="center"/>
+        <w:tblLook w:firstColumn="1" w:firstRow="1" w:lastColumn="0" w:lastRow="0" w:noHBand="0" w:noVBand="1" w:val="04A0"/>
+      </w:tblPr>
+      <w:tblGrid>
+        <w:gridCol w:w="1440"/>
+        <w:gridCol w:w="1440"/>
+        <w:gridCol w:w="1440"/>
+        <w:gridCol w:w="1440"/>
+        <w:gridCol w:w="1440"/>
+        <w:gridCol w:w="1440"/>
+      </w:tblGrid>
       <w:tr>
         <w:tc>
           <w:tcPr>
@@ -3249,6 +3575,9 @@
           </w:tcPr>
           <w:p>
             <w:r>
+              <w:rPr>
+                <w:b/>
+              </w:rPr>
               <w:t>Graph reasoning</w:t>
             </w:r>
           </w:p>
@@ -3259,6 +3588,9 @@
           </w:tcPr>
           <w:p>
             <w:r>
+              <w:rPr>
+                <w:b/>
+              </w:rPr>
               <w:t>—</w:t>
             </w:r>
           </w:p>
@@ -3269,6 +3601,9 @@
           </w:tcPr>
           <w:p>
             <w:r>
+              <w:rPr>
+                <w:b/>
+              </w:rPr>
               <w:t>—</w:t>
             </w:r>
           </w:p>
@@ -3279,6 +3614,9 @@
           </w:tcPr>
           <w:p>
             <w:r>
+              <w:rPr>
+                <w:b/>
+              </w:rPr>
               <w:t>—</w:t>
             </w:r>
           </w:p>
@@ -3289,6 +3627,9 @@
           </w:tcPr>
           <w:p>
             <w:r>
+              <w:rPr>
+                <w:b/>
+              </w:rPr>
               <w:t>✓</w:t>
             </w:r>
           </w:p>
@@ -3299,6 +3640,9 @@
           </w:tcPr>
           <w:p>
             <w:r>
+              <w:rPr>
+                <w:b/>
+              </w:rPr>
               <w:t>✓</w:t>
             </w:r>
           </w:p>
@@ -3630,22 +3974,26 @@
     </w:p>
     <w:p>
       <w:r>
-        <w:t>Bitcache Memory provides a composable persistent memory architecture for AI agents that integrates retrieval, mutation, prioritization, and relational reasoning. The central contribution is not any single component, but the layered design that allows agents to compose memory capabilities as needed — from simple staged retrieval (Layer 2) to full lifecycle management with graph reasoning (all six layers).</w:t>
+        <w:t>This paper demonstrates that agent memory is a distinct problem from vector search. The core insight is that three simple mechanisms — importance-weighted decay, contradiction detection, and capacity-based eviction — transform a vector store into something that behaves more like memory: it retains what matters, forgets what doesn't, and adapts when knowledge changes. On a 1000-memory benchmark, these mechanisms produce a 3.4x accuracy improvement over a standard vector database (83.8% vs 25%), with all decisions made locally in microseconds.</w:t>
       </w:r>
     </w:p>
     <w:p>
       <w:r>
-        <w:t>The Rust implementation demonstrates throughput suitable for agent-scale workloads: 423K inserts/sec, 4,887 QPS for memory retrieval with decay and reinforcement, 12,200 QPS for graph search with multi-hop expansion, and 20,418 QPS for the underlying binary search engine (ARM NEON SIMD, parallel batch). The 1000-memory quality benchmark shows 83.8% retrieval accuracy with automatic importance scoring and contradiction detection — all without LLM calls for memory management. The recall-compression tradeoff is characterized in Paper 1: binary-only achieves 0.740 recall@10, while two-stage with reranking recovers to 0.999. Each layer is independently validated and composable.</w:t>
+        <w:t>The layered architecture makes this practical: agents compose only the capabilities they need, from simple two-stage retrieval to full lifecycle management with graph reasoning. The Rust implementation shows this can run at agent-interactive speeds (20K+ QPS search, 423K inserts/sec) without requiring LLM calls for memory management.</w:t>
       </w:r>
     </w:p>
     <w:p>
       <w:r>
-        <w:t>FAISS remains the stronger general-purpose vector search library for static, large-scale workloads. Bitcache targets a different design point: persistent AI-agent memory where streaming mutation, bounded resources, and memory lifecycle management matter alongside retrieval quality.</w:t>
+        <w:t xml:space="preserve">The most important open problem this work leaves behind is </w:t>
       </w:r>
-    </w:p>
-    <w:p>
       <w:r>
-        <w:t>The system is positioned for agent memory workloads at 10K-500K scale where knowledge evolves continuously and must be managed within bounded resources — not as a replacement for web-scale vector databases, but as the memory infrastructure layer between the agent and its knowledge.</w:t>
+        <w:rPr>
+          <w:b/>
+        </w:rPr>
+        <w:t>live agent evaluation</w:t>
+      </w:r>
+      <w:r>
+        <w:t>. We have shown that the memory system retrieves correctly on simulated workloads — but whether correct retrieval translates to better agent task performance remains unvalidated. A real agent using Bitcache memory over hundreds of turns, measured on downstream task accuracy, is the natural next step and the strongest possible validation of this architecture.</w:t>
       </w:r>
     </w:p>
     <w:p>
